--- a/DAY-2/Lab Exercise 6- mTLS for Service-to-Service Security in GKE.docx
+++ b/DAY-2/Lab Exercise 6- mTLS for Service-to-Service Security in GKE.docx
@@ -390,7 +390,7 @@
           <w:szCs w:val="24"/>
         </w:rPr>
         <w:pict w14:anchorId="6EA774F0">
-          <v:rect id="_x0000_i1240" style="width:0;height:1.5pt" o:hralign="center" o:hrstd="t" o:hr="t" fillcolor="#a0a0a0" stroked="f"/>
+          <v:rect id="_x0000_i1025" style="width:0;height:1.5pt" o:hralign="center" o:hrstd="t" o:hr="t" fillcolor="#a0a0a0" stroked="f"/>
         </w:pict>
       </w:r>
     </w:p>
@@ -468,23 +468,7 @@
           <w:sz w:val="24"/>
           <w:szCs w:val="24"/>
         </w:rPr>
-        <w:t>-cluster</w:t>
-      </w:r>
-      <w:r>
-        <w:rPr>
-          <w:rFonts w:ascii="Georgia" w:hAnsi="Georgia"/>
-          <w:sz w:val="24"/>
-          <w:szCs w:val="24"/>
-        </w:rPr>
-        <w:t xml:space="preserve"> </w:t>
-      </w:r>
-      <w:r>
-        <w:rPr>
-          <w:rFonts w:ascii="Georgia" w:hAnsi="Georgia"/>
-          <w:sz w:val="24"/>
-          <w:szCs w:val="24"/>
-        </w:rPr>
-        <w:t>\</w:t>
+        <w:t>-cluster \</w:t>
       </w:r>
     </w:p>
     <w:p>
@@ -510,23 +494,7 @@
           <w:sz w:val="24"/>
           <w:szCs w:val="24"/>
         </w:rPr>
-        <w:t xml:space="preserve">  --zone us-central1-a</w:t>
-      </w:r>
-      <w:r>
-        <w:rPr>
-          <w:rFonts w:ascii="Georgia" w:hAnsi="Georgia"/>
-          <w:sz w:val="24"/>
-          <w:szCs w:val="24"/>
-        </w:rPr>
-        <w:t xml:space="preserve"> </w:t>
-      </w:r>
-      <w:r>
-        <w:rPr>
-          <w:rFonts w:ascii="Georgia" w:hAnsi="Georgia"/>
-          <w:sz w:val="24"/>
-          <w:szCs w:val="24"/>
-        </w:rPr>
-        <w:t>\</w:t>
+        <w:t xml:space="preserve">  --zone us-central1-a \</w:t>
       </w:r>
     </w:p>
     <w:p>
@@ -638,7 +606,7 @@
           <w:szCs w:val="24"/>
         </w:rPr>
         <w:pict w14:anchorId="293E031D">
-          <v:rect id="_x0000_i1241" style="width:0;height:1.5pt" o:hralign="center" o:hrstd="t" o:hr="t" fillcolor="#a0a0a0" stroked="f"/>
+          <v:rect id="_x0000_i1026" style="width:0;height:1.5pt" o:hralign="center" o:hrstd="t" o:hr="t" fillcolor="#a0a0a0" stroked="f"/>
         </w:pict>
       </w:r>
     </w:p>
@@ -703,7 +671,7 @@
           <w:sz w:val="24"/>
           <w:szCs w:val="24"/>
         </w:rPr>
-        <w:t>If Istio is not already installed:</w:t>
+        <w:t>Download Istio:</w:t>
       </w:r>
     </w:p>
     <w:p>
@@ -715,14 +683,22 @@
           <w:right w:val="single" w:sz="4" w:space="4" w:color="auto"/>
         </w:pBdr>
         <w:shd w:val="clear" w:color="auto" w:fill="F2F2F2" w:themeFill="background1" w:themeFillShade="F2"/>
-        <w:spacing w:line="480" w:lineRule="auto"/>
-        <w:jc w:val="both"/>
-        <w:rPr>
-          <w:rFonts w:ascii="Georgia" w:hAnsi="Georgia"/>
-          <w:sz w:val="24"/>
-          <w:szCs w:val="24"/>
-        </w:rPr>
-      </w:pPr>
+        <w:spacing w:after="240" w:line="480" w:lineRule="auto"/>
+        <w:jc w:val="both"/>
+        <w:rPr>
+          <w:rFonts w:ascii="Georgia" w:hAnsi="Georgia"/>
+          <w:sz w:val="24"/>
+          <w:szCs w:val="24"/>
+        </w:rPr>
+      </w:pPr>
+      <w:r>
+        <w:rPr>
+          <w:rFonts w:ascii="Georgia" w:hAnsi="Georgia"/>
+          <w:sz w:val="24"/>
+          <w:szCs w:val="24"/>
+        </w:rPr>
+        <w:t xml:space="preserve">curl -L https://istio.io/downloadIstio | </w:t>
+      </w:r>
       <w:proofErr w:type="spellStart"/>
       <w:r>
         <w:rPr>
@@ -730,6 +706,187 @@
           <w:sz w:val="24"/>
           <w:szCs w:val="24"/>
         </w:rPr>
+        <w:t>sh</w:t>
+      </w:r>
+      <w:proofErr w:type="spellEnd"/>
+      <w:r>
+        <w:rPr>
+          <w:rFonts w:ascii="Georgia" w:hAnsi="Georgia"/>
+          <w:sz w:val="24"/>
+          <w:szCs w:val="24"/>
+        </w:rPr>
+        <w:t xml:space="preserve"> -</w:t>
+      </w:r>
+    </w:p>
+    <w:p>
+      <w:pPr>
+        <w:spacing w:line="480" w:lineRule="auto"/>
+        <w:jc w:val="both"/>
+        <w:rPr>
+          <w:rFonts w:ascii="Georgia" w:hAnsi="Georgia"/>
+          <w:sz w:val="24"/>
+          <w:szCs w:val="24"/>
+        </w:rPr>
+      </w:pPr>
+      <w:r>
+        <w:rPr>
+          <w:rFonts w:ascii="Georgia" w:hAnsi="Georgia"/>
+          <w:sz w:val="24"/>
+          <w:szCs w:val="24"/>
+        </w:rPr>
+        <w:t>Move to the Istio directory:</w:t>
+      </w:r>
+    </w:p>
+    <w:p>
+      <w:pPr>
+        <w:pBdr>
+          <w:top w:val="single" w:sz="4" w:space="1" w:color="auto"/>
+          <w:left w:val="single" w:sz="4" w:space="4" w:color="auto"/>
+          <w:bottom w:val="single" w:sz="4" w:space="1" w:color="auto"/>
+          <w:right w:val="single" w:sz="4" w:space="4" w:color="auto"/>
+        </w:pBdr>
+        <w:shd w:val="clear" w:color="auto" w:fill="F2F2F2" w:themeFill="background1" w:themeFillShade="F2"/>
+        <w:spacing w:after="240" w:line="480" w:lineRule="auto"/>
+        <w:jc w:val="both"/>
+        <w:rPr>
+          <w:rFonts w:ascii="Georgia" w:hAnsi="Georgia"/>
+          <w:sz w:val="24"/>
+          <w:szCs w:val="24"/>
+        </w:rPr>
+      </w:pPr>
+      <w:r>
+        <w:rPr>
+          <w:rFonts w:ascii="Georgia" w:hAnsi="Georgia"/>
+          <w:sz w:val="24"/>
+          <w:szCs w:val="24"/>
+        </w:rPr>
+        <w:t xml:space="preserve">cd </w:t>
+      </w:r>
+      <w:proofErr w:type="spellStart"/>
+      <w:r>
+        <w:rPr>
+          <w:rFonts w:ascii="Georgia" w:hAnsi="Georgia"/>
+          <w:sz w:val="24"/>
+          <w:szCs w:val="24"/>
+        </w:rPr>
+        <w:t>istio</w:t>
+      </w:r>
+      <w:proofErr w:type="spellEnd"/>
+      <w:r>
+        <w:rPr>
+          <w:rFonts w:ascii="Georgia" w:hAnsi="Georgia"/>
+          <w:sz w:val="24"/>
+          <w:szCs w:val="24"/>
+        </w:rPr>
+        <w:t>-*</w:t>
+      </w:r>
+    </w:p>
+    <w:p>
+      <w:pPr>
+        <w:spacing w:line="480" w:lineRule="auto"/>
+        <w:jc w:val="both"/>
+        <w:rPr>
+          <w:rFonts w:ascii="Georgia" w:hAnsi="Georgia"/>
+          <w:sz w:val="24"/>
+          <w:szCs w:val="24"/>
+        </w:rPr>
+      </w:pPr>
+      <w:r>
+        <w:rPr>
+          <w:rFonts w:ascii="Georgia" w:hAnsi="Georgia"/>
+          <w:sz w:val="24"/>
+          <w:szCs w:val="24"/>
+        </w:rPr>
+        <w:t>Add Istio to the PATH:</w:t>
+      </w:r>
+    </w:p>
+    <w:p>
+      <w:pPr>
+        <w:pBdr>
+          <w:top w:val="single" w:sz="4" w:space="1" w:color="auto"/>
+          <w:left w:val="single" w:sz="4" w:space="4" w:color="auto"/>
+          <w:bottom w:val="single" w:sz="4" w:space="1" w:color="auto"/>
+          <w:right w:val="single" w:sz="4" w:space="4" w:color="auto"/>
+        </w:pBdr>
+        <w:shd w:val="clear" w:color="auto" w:fill="F2F2F2" w:themeFill="background1" w:themeFillShade="F2"/>
+        <w:spacing w:after="240" w:line="480" w:lineRule="auto"/>
+        <w:jc w:val="both"/>
+        <w:rPr>
+          <w:rFonts w:ascii="Georgia" w:hAnsi="Georgia"/>
+          <w:sz w:val="24"/>
+          <w:szCs w:val="24"/>
+        </w:rPr>
+      </w:pPr>
+      <w:r>
+        <w:rPr>
+          <w:rFonts w:ascii="Georgia" w:hAnsi="Georgia"/>
+          <w:sz w:val="24"/>
+          <w:szCs w:val="24"/>
+        </w:rPr>
+        <w:t>export PATH=$PWD/</w:t>
+      </w:r>
+      <w:proofErr w:type="gramStart"/>
+      <w:r>
+        <w:rPr>
+          <w:rFonts w:ascii="Georgia" w:hAnsi="Georgia"/>
+          <w:sz w:val="24"/>
+          <w:szCs w:val="24"/>
+        </w:rPr>
+        <w:t>bin:$</w:t>
+      </w:r>
+      <w:proofErr w:type="gramEnd"/>
+      <w:r>
+        <w:rPr>
+          <w:rFonts w:ascii="Georgia" w:hAnsi="Georgia"/>
+          <w:sz w:val="24"/>
+          <w:szCs w:val="24"/>
+        </w:rPr>
+        <w:t>PATH</w:t>
+      </w:r>
+    </w:p>
+    <w:p>
+      <w:pPr>
+        <w:spacing w:line="480" w:lineRule="auto"/>
+        <w:jc w:val="both"/>
+        <w:rPr>
+          <w:rFonts w:ascii="Georgia" w:hAnsi="Georgia"/>
+          <w:sz w:val="24"/>
+          <w:szCs w:val="24"/>
+        </w:rPr>
+      </w:pPr>
+      <w:r>
+        <w:rPr>
+          <w:rFonts w:ascii="Georgia" w:hAnsi="Georgia"/>
+          <w:sz w:val="24"/>
+          <w:szCs w:val="24"/>
+        </w:rPr>
+        <w:t>Verify:</w:t>
+      </w:r>
+    </w:p>
+    <w:p>
+      <w:pPr>
+        <w:pBdr>
+          <w:top w:val="single" w:sz="4" w:space="1" w:color="auto"/>
+          <w:left w:val="single" w:sz="4" w:space="4" w:color="auto"/>
+          <w:bottom w:val="single" w:sz="4" w:space="1" w:color="auto"/>
+          <w:right w:val="single" w:sz="4" w:space="4" w:color="auto"/>
+        </w:pBdr>
+        <w:shd w:val="clear" w:color="auto" w:fill="F2F2F2" w:themeFill="background1" w:themeFillShade="F2"/>
+        <w:spacing w:after="240" w:line="480" w:lineRule="auto"/>
+        <w:jc w:val="both"/>
+        <w:rPr>
+          <w:rFonts w:ascii="Georgia" w:hAnsi="Georgia"/>
+          <w:sz w:val="24"/>
+          <w:szCs w:val="24"/>
+        </w:rPr>
+      </w:pPr>
+      <w:proofErr w:type="spellStart"/>
+      <w:r>
+        <w:rPr>
+          <w:rFonts w:ascii="Georgia" w:hAnsi="Georgia"/>
+          <w:sz w:val="24"/>
+          <w:szCs w:val="24"/>
+        </w:rPr>
         <w:t>istioctl</w:t>
       </w:r>
       <w:proofErr w:type="spellEnd"/>
@@ -739,6 +896,61 @@
           <w:sz w:val="24"/>
           <w:szCs w:val="24"/>
         </w:rPr>
+        <w:t xml:space="preserve"> version</w:t>
+      </w:r>
+    </w:p>
+    <w:p>
+      <w:pPr>
+        <w:spacing w:line="480" w:lineRule="auto"/>
+        <w:jc w:val="both"/>
+        <w:rPr>
+          <w:rFonts w:ascii="Georgia" w:hAnsi="Georgia"/>
+          <w:sz w:val="24"/>
+          <w:szCs w:val="24"/>
+        </w:rPr>
+      </w:pPr>
+      <w:r>
+        <w:rPr>
+          <w:rFonts w:ascii="Georgia" w:hAnsi="Georgia"/>
+          <w:sz w:val="24"/>
+          <w:szCs w:val="24"/>
+        </w:rPr>
+        <w:t>Install Istio using the demo profile:</w:t>
+      </w:r>
+    </w:p>
+    <w:p>
+      <w:pPr>
+        <w:pBdr>
+          <w:top w:val="single" w:sz="4" w:space="1" w:color="auto"/>
+          <w:left w:val="single" w:sz="4" w:space="4" w:color="auto"/>
+          <w:bottom w:val="single" w:sz="4" w:space="1" w:color="auto"/>
+          <w:right w:val="single" w:sz="4" w:space="4" w:color="auto"/>
+        </w:pBdr>
+        <w:shd w:val="clear" w:color="auto" w:fill="F2F2F2" w:themeFill="background1" w:themeFillShade="F2"/>
+        <w:spacing w:after="240" w:line="480" w:lineRule="auto"/>
+        <w:jc w:val="both"/>
+        <w:rPr>
+          <w:rFonts w:ascii="Georgia" w:hAnsi="Georgia"/>
+          <w:sz w:val="24"/>
+          <w:szCs w:val="24"/>
+        </w:rPr>
+      </w:pPr>
+      <w:proofErr w:type="spellStart"/>
+      <w:r>
+        <w:rPr>
+          <w:rFonts w:ascii="Georgia" w:hAnsi="Georgia"/>
+          <w:sz w:val="24"/>
+          <w:szCs w:val="24"/>
+        </w:rPr>
+        <w:t>istioctl</w:t>
+      </w:r>
+      <w:proofErr w:type="spellEnd"/>
+      <w:r>
+        <w:rPr>
+          <w:rFonts w:ascii="Georgia" w:hAnsi="Georgia"/>
+          <w:sz w:val="24"/>
+          <w:szCs w:val="24"/>
+        </w:rPr>
         <w:t xml:space="preserve"> install --set profile=demo -y</w:t>
       </w:r>
     </w:p>
@@ -758,7 +970,7 @@
           <w:sz w:val="24"/>
           <w:szCs w:val="24"/>
         </w:rPr>
-        <w:t>Check:</w:t>
+        <w:t>Verify Istio:</w:t>
       </w:r>
     </w:p>
     <w:p>
@@ -770,7 +982,7 @@
           <w:right w:val="single" w:sz="4" w:space="4" w:color="auto"/>
         </w:pBdr>
         <w:shd w:val="clear" w:color="auto" w:fill="F2F2F2" w:themeFill="background1" w:themeFillShade="F2"/>
-        <w:spacing w:line="480" w:lineRule="auto"/>
+        <w:spacing w:after="240" w:line="480" w:lineRule="auto"/>
         <w:jc w:val="both"/>
         <w:rPr>
           <w:rFonts w:ascii="Georgia" w:hAnsi="Georgia"/>
@@ -831,8 +1043,27 @@
           <w:sz w:val="24"/>
           <w:szCs w:val="24"/>
         </w:rPr>
+        <w:t>You should see Istio components running.</w:t>
+      </w:r>
+    </w:p>
+    <w:p>
+      <w:pPr>
+        <w:pStyle w:val="ListParagraph"/>
+        <w:numPr>
+          <w:ilvl w:val="0"/>
+          <w:numId w:val="16"/>
+        </w:numPr>
+        <w:spacing w:line="480" w:lineRule="auto"/>
+        <w:jc w:val="both"/>
+        <w:rPr>
+          <w:rFonts w:ascii="Georgia" w:hAnsi="Georgia"/>
+          <w:sz w:val="24"/>
+          <w:szCs w:val="24"/>
+        </w:rPr>
+      </w:pPr>
+      <w:r>
         <w:pict w14:anchorId="4B0A46FA">
-          <v:rect id="_x0000_i1242" style="width:0;height:1.5pt" o:hralign="center" o:hrstd="t" o:hr="t" fillcolor="#a0a0a0" stroked="f"/>
+          <v:rect id="_x0000_i1027" style="width:0;height:1.5pt" o:hralign="center" o:hrstd="t" o:hr="t" fillcolor="#a0a0a0" stroked="f"/>
         </w:pict>
       </w:r>
     </w:p>
@@ -1031,8 +1262,9 @@
           <w:sz w:val="24"/>
           <w:szCs w:val="24"/>
         </w:rPr>
+        <w:lastRenderedPageBreak/>
         <w:pict w14:anchorId="6451BDAF">
-          <v:rect id="_x0000_i1243" style="width:0;height:1.5pt" o:hralign="center" o:hrstd="t" o:hr="t" fillcolor="#a0a0a0" stroked="f"/>
+          <v:rect id="_x0000_i1028" style="width:0;height:1.5pt" o:hralign="center" o:hrstd="t" o:hr="t" fillcolor="#a0a0a0" stroked="f"/>
         </w:pict>
       </w:r>
     </w:p>
@@ -1446,8 +1678,498 @@
           <w:sz w:val="24"/>
           <w:szCs w:val="24"/>
         </w:rPr>
+        <w:t xml:space="preserve">      app: service-a</w:t>
+      </w:r>
+    </w:p>
+    <w:p>
+      <w:pPr>
+        <w:pBdr>
+          <w:top w:val="single" w:sz="4" w:space="1" w:color="auto"/>
+          <w:left w:val="single" w:sz="4" w:space="1" w:color="auto"/>
+          <w:bottom w:val="single" w:sz="4" w:space="1" w:color="auto"/>
+          <w:right w:val="single" w:sz="4" w:space="1" w:color="auto"/>
+        </w:pBdr>
+        <w:shd w:val="clear" w:color="auto" w:fill="F2F2F2" w:themeFill="background1" w:themeFillShade="F2"/>
+        <w:spacing w:line="360" w:lineRule="auto"/>
+        <w:jc w:val="both"/>
+        <w:rPr>
+          <w:rFonts w:ascii="Georgia" w:hAnsi="Georgia"/>
+          <w:sz w:val="24"/>
+          <w:szCs w:val="24"/>
+        </w:rPr>
+      </w:pPr>
+      <w:r>
+        <w:rPr>
+          <w:rFonts w:ascii="Georgia" w:hAnsi="Georgia"/>
+          <w:sz w:val="24"/>
+          <w:szCs w:val="24"/>
+        </w:rPr>
+        <w:t xml:space="preserve">  template:</w:t>
+      </w:r>
+    </w:p>
+    <w:p>
+      <w:pPr>
+        <w:pBdr>
+          <w:top w:val="single" w:sz="4" w:space="1" w:color="auto"/>
+          <w:left w:val="single" w:sz="4" w:space="1" w:color="auto"/>
+          <w:bottom w:val="single" w:sz="4" w:space="1" w:color="auto"/>
+          <w:right w:val="single" w:sz="4" w:space="1" w:color="auto"/>
+        </w:pBdr>
+        <w:shd w:val="clear" w:color="auto" w:fill="F2F2F2" w:themeFill="background1" w:themeFillShade="F2"/>
+        <w:spacing w:line="360" w:lineRule="auto"/>
+        <w:jc w:val="both"/>
+        <w:rPr>
+          <w:rFonts w:ascii="Georgia" w:hAnsi="Georgia"/>
+          <w:sz w:val="24"/>
+          <w:szCs w:val="24"/>
+        </w:rPr>
+      </w:pPr>
+      <w:r>
+        <w:rPr>
+          <w:rFonts w:ascii="Georgia" w:hAnsi="Georgia"/>
+          <w:sz w:val="24"/>
+          <w:szCs w:val="24"/>
+        </w:rPr>
+        <w:t xml:space="preserve">    metadata:</w:t>
+      </w:r>
+    </w:p>
+    <w:p>
+      <w:pPr>
+        <w:pBdr>
+          <w:top w:val="single" w:sz="4" w:space="1" w:color="auto"/>
+          <w:left w:val="single" w:sz="4" w:space="1" w:color="auto"/>
+          <w:bottom w:val="single" w:sz="4" w:space="1" w:color="auto"/>
+          <w:right w:val="single" w:sz="4" w:space="1" w:color="auto"/>
+        </w:pBdr>
+        <w:shd w:val="clear" w:color="auto" w:fill="F2F2F2" w:themeFill="background1" w:themeFillShade="F2"/>
+        <w:spacing w:line="360" w:lineRule="auto"/>
+        <w:jc w:val="both"/>
+        <w:rPr>
+          <w:rFonts w:ascii="Georgia" w:hAnsi="Georgia"/>
+          <w:sz w:val="24"/>
+          <w:szCs w:val="24"/>
+        </w:rPr>
+      </w:pPr>
+      <w:r>
+        <w:rPr>
+          <w:rFonts w:ascii="Georgia" w:hAnsi="Georgia"/>
+          <w:sz w:val="24"/>
+          <w:szCs w:val="24"/>
+        </w:rPr>
+        <w:t xml:space="preserve">      labels:</w:t>
+      </w:r>
+    </w:p>
+    <w:p>
+      <w:pPr>
+        <w:pBdr>
+          <w:top w:val="single" w:sz="4" w:space="1" w:color="auto"/>
+          <w:left w:val="single" w:sz="4" w:space="1" w:color="auto"/>
+          <w:bottom w:val="single" w:sz="4" w:space="1" w:color="auto"/>
+          <w:right w:val="single" w:sz="4" w:space="1" w:color="auto"/>
+        </w:pBdr>
+        <w:shd w:val="clear" w:color="auto" w:fill="F2F2F2" w:themeFill="background1" w:themeFillShade="F2"/>
+        <w:spacing w:line="360" w:lineRule="auto"/>
+        <w:jc w:val="both"/>
+        <w:rPr>
+          <w:rFonts w:ascii="Georgia" w:hAnsi="Georgia"/>
+          <w:sz w:val="24"/>
+          <w:szCs w:val="24"/>
+        </w:rPr>
+      </w:pPr>
+      <w:r>
+        <w:rPr>
+          <w:rFonts w:ascii="Georgia" w:hAnsi="Georgia"/>
+          <w:sz w:val="24"/>
+          <w:szCs w:val="24"/>
+        </w:rPr>
+        <w:t xml:space="preserve">        app: service-a</w:t>
+      </w:r>
+    </w:p>
+    <w:p>
+      <w:pPr>
+        <w:pBdr>
+          <w:top w:val="single" w:sz="4" w:space="1" w:color="auto"/>
+          <w:left w:val="single" w:sz="4" w:space="1" w:color="auto"/>
+          <w:bottom w:val="single" w:sz="4" w:space="1" w:color="auto"/>
+          <w:right w:val="single" w:sz="4" w:space="1" w:color="auto"/>
+        </w:pBdr>
+        <w:shd w:val="clear" w:color="auto" w:fill="F2F2F2" w:themeFill="background1" w:themeFillShade="F2"/>
+        <w:spacing w:line="360" w:lineRule="auto"/>
+        <w:jc w:val="both"/>
+        <w:rPr>
+          <w:rFonts w:ascii="Georgia" w:hAnsi="Georgia"/>
+          <w:sz w:val="24"/>
+          <w:szCs w:val="24"/>
+        </w:rPr>
+      </w:pPr>
+      <w:r>
+        <w:rPr>
+          <w:rFonts w:ascii="Georgia" w:hAnsi="Georgia"/>
+          <w:sz w:val="24"/>
+          <w:szCs w:val="24"/>
+        </w:rPr>
+        <w:t xml:space="preserve">    spec:</w:t>
+      </w:r>
+    </w:p>
+    <w:p>
+      <w:pPr>
+        <w:pBdr>
+          <w:top w:val="single" w:sz="4" w:space="1" w:color="auto"/>
+          <w:left w:val="single" w:sz="4" w:space="1" w:color="auto"/>
+          <w:bottom w:val="single" w:sz="4" w:space="1" w:color="auto"/>
+          <w:right w:val="single" w:sz="4" w:space="1" w:color="auto"/>
+        </w:pBdr>
+        <w:shd w:val="clear" w:color="auto" w:fill="F2F2F2" w:themeFill="background1" w:themeFillShade="F2"/>
+        <w:spacing w:line="360" w:lineRule="auto"/>
+        <w:jc w:val="both"/>
+        <w:rPr>
+          <w:rFonts w:ascii="Georgia" w:hAnsi="Georgia"/>
+          <w:sz w:val="24"/>
+          <w:szCs w:val="24"/>
+        </w:rPr>
+      </w:pPr>
+      <w:r>
+        <w:rPr>
+          <w:rFonts w:ascii="Georgia" w:hAnsi="Georgia"/>
+          <w:sz w:val="24"/>
+          <w:szCs w:val="24"/>
+        </w:rPr>
+        <w:t xml:space="preserve">      containers:</w:t>
+      </w:r>
+    </w:p>
+    <w:p>
+      <w:pPr>
+        <w:pBdr>
+          <w:top w:val="single" w:sz="4" w:space="1" w:color="auto"/>
+          <w:left w:val="single" w:sz="4" w:space="1" w:color="auto"/>
+          <w:bottom w:val="single" w:sz="4" w:space="1" w:color="auto"/>
+          <w:right w:val="single" w:sz="4" w:space="1" w:color="auto"/>
+        </w:pBdr>
+        <w:shd w:val="clear" w:color="auto" w:fill="F2F2F2" w:themeFill="background1" w:themeFillShade="F2"/>
+        <w:spacing w:line="360" w:lineRule="auto"/>
+        <w:jc w:val="both"/>
+        <w:rPr>
+          <w:rFonts w:ascii="Georgia" w:hAnsi="Georgia"/>
+          <w:sz w:val="24"/>
+          <w:szCs w:val="24"/>
+        </w:rPr>
+      </w:pPr>
+      <w:r>
+        <w:rPr>
+          <w:rFonts w:ascii="Georgia" w:hAnsi="Georgia"/>
+          <w:sz w:val="24"/>
+          <w:szCs w:val="24"/>
+        </w:rPr>
+        <w:t xml:space="preserve">      - name: service-a</w:t>
+      </w:r>
+    </w:p>
+    <w:p>
+      <w:pPr>
+        <w:pBdr>
+          <w:top w:val="single" w:sz="4" w:space="1" w:color="auto"/>
+          <w:left w:val="single" w:sz="4" w:space="1" w:color="auto"/>
+          <w:bottom w:val="single" w:sz="4" w:space="1" w:color="auto"/>
+          <w:right w:val="single" w:sz="4" w:space="1" w:color="auto"/>
+        </w:pBdr>
+        <w:shd w:val="clear" w:color="auto" w:fill="F2F2F2" w:themeFill="background1" w:themeFillShade="F2"/>
+        <w:spacing w:line="360" w:lineRule="auto"/>
+        <w:jc w:val="both"/>
+        <w:rPr>
+          <w:rFonts w:ascii="Georgia" w:hAnsi="Georgia"/>
+          <w:sz w:val="24"/>
+          <w:szCs w:val="24"/>
+        </w:rPr>
+      </w:pPr>
+      <w:r>
+        <w:rPr>
+          <w:rFonts w:ascii="Georgia" w:hAnsi="Georgia"/>
+          <w:sz w:val="24"/>
+          <w:szCs w:val="24"/>
+        </w:rPr>
+        <w:t xml:space="preserve">        image: </w:t>
+      </w:r>
+      <w:proofErr w:type="spellStart"/>
+      <w:r>
+        <w:rPr>
+          <w:rFonts w:ascii="Georgia" w:hAnsi="Georgia"/>
+          <w:sz w:val="24"/>
+          <w:szCs w:val="24"/>
+        </w:rPr>
+        <w:t>hashicorp</w:t>
+      </w:r>
+      <w:proofErr w:type="spellEnd"/>
+      <w:r>
+        <w:rPr>
+          <w:rFonts w:ascii="Georgia" w:hAnsi="Georgia"/>
+          <w:sz w:val="24"/>
+          <w:szCs w:val="24"/>
+        </w:rPr>
+        <w:t>/http-echo</w:t>
+      </w:r>
+    </w:p>
+    <w:p>
+      <w:pPr>
+        <w:pBdr>
+          <w:top w:val="single" w:sz="4" w:space="1" w:color="auto"/>
+          <w:left w:val="single" w:sz="4" w:space="1" w:color="auto"/>
+          <w:bottom w:val="single" w:sz="4" w:space="1" w:color="auto"/>
+          <w:right w:val="single" w:sz="4" w:space="1" w:color="auto"/>
+        </w:pBdr>
+        <w:shd w:val="clear" w:color="auto" w:fill="F2F2F2" w:themeFill="background1" w:themeFillShade="F2"/>
+        <w:spacing w:line="360" w:lineRule="auto"/>
+        <w:jc w:val="both"/>
+        <w:rPr>
+          <w:rFonts w:ascii="Georgia" w:hAnsi="Georgia"/>
+          <w:sz w:val="24"/>
+          <w:szCs w:val="24"/>
+        </w:rPr>
+      </w:pPr>
+      <w:r>
+        <w:rPr>
+          <w:rFonts w:ascii="Georgia" w:hAnsi="Georgia"/>
+          <w:sz w:val="24"/>
+          <w:szCs w:val="24"/>
+        </w:rPr>
+        <w:t xml:space="preserve">        </w:t>
+      </w:r>
+      <w:proofErr w:type="spellStart"/>
+      <w:r>
+        <w:rPr>
+          <w:rFonts w:ascii="Georgia" w:hAnsi="Georgia"/>
+          <w:sz w:val="24"/>
+          <w:szCs w:val="24"/>
+        </w:rPr>
+        <w:t>args</w:t>
+      </w:r>
+      <w:proofErr w:type="spellEnd"/>
+      <w:r>
+        <w:rPr>
+          <w:rFonts w:ascii="Georgia" w:hAnsi="Georgia"/>
+          <w:sz w:val="24"/>
+          <w:szCs w:val="24"/>
+        </w:rPr>
+        <w:t>:</w:t>
+      </w:r>
+    </w:p>
+    <w:p>
+      <w:pPr>
+        <w:pBdr>
+          <w:top w:val="single" w:sz="4" w:space="1" w:color="auto"/>
+          <w:left w:val="single" w:sz="4" w:space="1" w:color="auto"/>
+          <w:bottom w:val="single" w:sz="4" w:space="1" w:color="auto"/>
+          <w:right w:val="single" w:sz="4" w:space="1" w:color="auto"/>
+        </w:pBdr>
+        <w:shd w:val="clear" w:color="auto" w:fill="F2F2F2" w:themeFill="background1" w:themeFillShade="F2"/>
+        <w:spacing w:line="360" w:lineRule="auto"/>
+        <w:jc w:val="both"/>
+        <w:rPr>
+          <w:rFonts w:ascii="Georgia" w:hAnsi="Georgia"/>
+          <w:sz w:val="24"/>
+          <w:szCs w:val="24"/>
+        </w:rPr>
+      </w:pPr>
+      <w:r>
+        <w:rPr>
+          <w:rFonts w:ascii="Georgia" w:hAnsi="Georgia"/>
+          <w:sz w:val="24"/>
+          <w:szCs w:val="24"/>
+        </w:rPr>
+        <w:t xml:space="preserve">        </w:t>
+      </w:r>
+      <w:proofErr w:type="gramStart"/>
+      <w:r>
+        <w:rPr>
+          <w:rFonts w:ascii="Georgia" w:hAnsi="Georgia"/>
+          <w:sz w:val="24"/>
+          <w:szCs w:val="24"/>
+        </w:rPr>
+        <w:t>- "-</w:t>
+      </w:r>
+      <w:proofErr w:type="gramEnd"/>
+      <w:r>
+        <w:rPr>
+          <w:rFonts w:ascii="Georgia" w:hAnsi="Georgia"/>
+          <w:sz w:val="24"/>
+          <w:szCs w:val="24"/>
+        </w:rPr>
+        <w:t>text=Hello from Service A"</w:t>
+      </w:r>
+    </w:p>
+    <w:p>
+      <w:pPr>
+        <w:pBdr>
+          <w:top w:val="single" w:sz="4" w:space="1" w:color="auto"/>
+          <w:left w:val="single" w:sz="4" w:space="1" w:color="auto"/>
+          <w:bottom w:val="single" w:sz="4" w:space="1" w:color="auto"/>
+          <w:right w:val="single" w:sz="4" w:space="1" w:color="auto"/>
+        </w:pBdr>
+        <w:shd w:val="clear" w:color="auto" w:fill="F2F2F2" w:themeFill="background1" w:themeFillShade="F2"/>
+        <w:spacing w:line="360" w:lineRule="auto"/>
+        <w:jc w:val="both"/>
+        <w:rPr>
+          <w:rFonts w:ascii="Georgia" w:hAnsi="Georgia"/>
+          <w:sz w:val="24"/>
+          <w:szCs w:val="24"/>
+        </w:rPr>
+      </w:pPr>
+      <w:r>
+        <w:rPr>
+          <w:rFonts w:ascii="Georgia" w:hAnsi="Georgia"/>
+          <w:sz w:val="24"/>
+          <w:szCs w:val="24"/>
+        </w:rPr>
+        <w:t xml:space="preserve">        ports:</w:t>
+      </w:r>
+    </w:p>
+    <w:p>
+      <w:pPr>
+        <w:pBdr>
+          <w:top w:val="single" w:sz="4" w:space="1" w:color="auto"/>
+          <w:left w:val="single" w:sz="4" w:space="1" w:color="auto"/>
+          <w:bottom w:val="single" w:sz="4" w:space="1" w:color="auto"/>
+          <w:right w:val="single" w:sz="4" w:space="1" w:color="auto"/>
+        </w:pBdr>
+        <w:shd w:val="clear" w:color="auto" w:fill="F2F2F2" w:themeFill="background1" w:themeFillShade="F2"/>
+        <w:spacing w:line="360" w:lineRule="auto"/>
+        <w:jc w:val="both"/>
+        <w:rPr>
+          <w:rFonts w:ascii="Georgia" w:hAnsi="Georgia"/>
+          <w:sz w:val="24"/>
+          <w:szCs w:val="24"/>
+        </w:rPr>
+      </w:pPr>
+      <w:r>
+        <w:rPr>
+          <w:rFonts w:ascii="Georgia" w:hAnsi="Georgia"/>
+          <w:sz w:val="24"/>
+          <w:szCs w:val="24"/>
+        </w:rPr>
+        <w:t xml:space="preserve">        - </w:t>
+      </w:r>
+      <w:proofErr w:type="spellStart"/>
+      <w:r>
+        <w:rPr>
+          <w:rFonts w:ascii="Georgia" w:hAnsi="Georgia"/>
+          <w:sz w:val="24"/>
+          <w:szCs w:val="24"/>
+        </w:rPr>
+        <w:t>containerPort</w:t>
+      </w:r>
+      <w:proofErr w:type="spellEnd"/>
+      <w:r>
+        <w:rPr>
+          <w:rFonts w:ascii="Georgia" w:hAnsi="Georgia"/>
+          <w:sz w:val="24"/>
+          <w:szCs w:val="24"/>
+        </w:rPr>
+        <w:t>: 5678</w:t>
+      </w:r>
+    </w:p>
+    <w:p>
+      <w:pPr>
+        <w:pBdr>
+          <w:top w:val="single" w:sz="4" w:space="1" w:color="auto"/>
+          <w:left w:val="single" w:sz="4" w:space="1" w:color="auto"/>
+          <w:bottom w:val="single" w:sz="4" w:space="1" w:color="auto"/>
+          <w:right w:val="single" w:sz="4" w:space="1" w:color="auto"/>
+        </w:pBdr>
+        <w:shd w:val="clear" w:color="auto" w:fill="F2F2F2" w:themeFill="background1" w:themeFillShade="F2"/>
+        <w:spacing w:line="360" w:lineRule="auto"/>
+        <w:jc w:val="both"/>
+        <w:rPr>
+          <w:rFonts w:ascii="Georgia" w:hAnsi="Georgia"/>
+          <w:sz w:val="24"/>
+          <w:szCs w:val="24"/>
+        </w:rPr>
+      </w:pPr>
+    </w:p>
+    <w:p>
+      <w:pPr>
+        <w:pBdr>
+          <w:top w:val="single" w:sz="4" w:space="1" w:color="auto"/>
+          <w:left w:val="single" w:sz="4" w:space="1" w:color="auto"/>
+          <w:bottom w:val="single" w:sz="4" w:space="1" w:color="auto"/>
+          <w:right w:val="single" w:sz="4" w:space="1" w:color="auto"/>
+        </w:pBdr>
+        <w:shd w:val="clear" w:color="auto" w:fill="F2F2F2" w:themeFill="background1" w:themeFillShade="F2"/>
+        <w:spacing w:line="360" w:lineRule="auto"/>
+        <w:jc w:val="both"/>
+        <w:rPr>
+          <w:rFonts w:ascii="Georgia" w:hAnsi="Georgia"/>
+          <w:sz w:val="24"/>
+          <w:szCs w:val="24"/>
+        </w:rPr>
+      </w:pPr>
+      <w:r>
+        <w:rPr>
+          <w:rFonts w:ascii="Georgia" w:hAnsi="Georgia"/>
+          <w:sz w:val="24"/>
+          <w:szCs w:val="24"/>
+        </w:rPr>
+        <w:t>---</w:t>
+      </w:r>
+    </w:p>
+    <w:p>
+      <w:pPr>
+        <w:pBdr>
+          <w:top w:val="single" w:sz="4" w:space="1" w:color="auto"/>
+          <w:left w:val="single" w:sz="4" w:space="1" w:color="auto"/>
+          <w:bottom w:val="single" w:sz="4" w:space="1" w:color="auto"/>
+          <w:right w:val="single" w:sz="4" w:space="1" w:color="auto"/>
+        </w:pBdr>
+        <w:shd w:val="clear" w:color="auto" w:fill="F2F2F2" w:themeFill="background1" w:themeFillShade="F2"/>
+        <w:spacing w:line="360" w:lineRule="auto"/>
+        <w:jc w:val="both"/>
+        <w:rPr>
+          <w:rFonts w:ascii="Georgia" w:hAnsi="Georgia"/>
+          <w:sz w:val="24"/>
+          <w:szCs w:val="24"/>
+        </w:rPr>
+      </w:pPr>
+      <w:proofErr w:type="spellStart"/>
+      <w:r>
+        <w:rPr>
+          <w:rFonts w:ascii="Georgia" w:hAnsi="Georgia"/>
+          <w:sz w:val="24"/>
+          <w:szCs w:val="24"/>
+        </w:rPr>
+        <w:t>apiVersion</w:t>
+      </w:r>
+      <w:proofErr w:type="spellEnd"/>
+      <w:r>
+        <w:rPr>
+          <w:rFonts w:ascii="Georgia" w:hAnsi="Georgia"/>
+          <w:sz w:val="24"/>
+          <w:szCs w:val="24"/>
+        </w:rPr>
+        <w:t>: v1</w:t>
+      </w:r>
+    </w:p>
+    <w:p>
+      <w:pPr>
+        <w:pBdr>
+          <w:top w:val="single" w:sz="4" w:space="1" w:color="auto"/>
+          <w:left w:val="single" w:sz="4" w:space="1" w:color="auto"/>
+          <w:bottom w:val="single" w:sz="4" w:space="1" w:color="auto"/>
+          <w:right w:val="single" w:sz="4" w:space="1" w:color="auto"/>
+        </w:pBdr>
+        <w:shd w:val="clear" w:color="auto" w:fill="F2F2F2" w:themeFill="background1" w:themeFillShade="F2"/>
+        <w:spacing w:line="360" w:lineRule="auto"/>
+        <w:jc w:val="both"/>
+        <w:rPr>
+          <w:rFonts w:ascii="Georgia" w:hAnsi="Georgia"/>
+          <w:sz w:val="24"/>
+          <w:szCs w:val="24"/>
+        </w:rPr>
+      </w:pPr>
+      <w:r>
+        <w:rPr>
+          <w:rFonts w:ascii="Georgia" w:hAnsi="Georgia"/>
+          <w:sz w:val="24"/>
+          <w:szCs w:val="24"/>
+        </w:rPr>
         <w:lastRenderedPageBreak/>
-        <w:t xml:space="preserve">      app: service-a</w:t>
+        <w:t>kind: Service</w:t>
       </w:r>
     </w:p>
     <w:p>
@@ -1473,7 +2195,7 @@
           <w:sz w:val="24"/>
           <w:szCs w:val="24"/>
         </w:rPr>
-        <w:t xml:space="preserve">  template:</w:t>
+        <w:t>metadata:</w:t>
       </w:r>
     </w:p>
     <w:p>
@@ -1499,7 +2221,7 @@
           <w:sz w:val="24"/>
           <w:szCs w:val="24"/>
         </w:rPr>
-        <w:t xml:space="preserve">    metadata:</w:t>
+        <w:t xml:space="preserve">  name: service-a</w:t>
       </w:r>
     </w:p>
     <w:p>
@@ -1525,7 +2247,25 @@
           <w:sz w:val="24"/>
           <w:szCs w:val="24"/>
         </w:rPr>
-        <w:t xml:space="preserve">      labels:</w:t>
+        <w:t xml:space="preserve">  namespace: </w:t>
+      </w:r>
+      <w:proofErr w:type="spellStart"/>
+      <w:r>
+        <w:rPr>
+          <w:rFonts w:ascii="Georgia" w:hAnsi="Georgia"/>
+          <w:sz w:val="24"/>
+          <w:szCs w:val="24"/>
+        </w:rPr>
+        <w:t>mtls</w:t>
+      </w:r>
+      <w:proofErr w:type="spellEnd"/>
+      <w:r>
+        <w:rPr>
+          <w:rFonts w:ascii="Georgia" w:hAnsi="Georgia"/>
+          <w:sz w:val="24"/>
+          <w:szCs w:val="24"/>
+        </w:rPr>
+        <w:t>-demo</w:t>
       </w:r>
     </w:p>
     <w:p>
@@ -1551,7 +2291,7 @@
           <w:sz w:val="24"/>
           <w:szCs w:val="24"/>
         </w:rPr>
-        <w:t xml:space="preserve">        app: service-a</w:t>
+        <w:t>spec:</w:t>
       </w:r>
     </w:p>
     <w:p>
@@ -1577,7 +2317,7 @@
           <w:sz w:val="24"/>
           <w:szCs w:val="24"/>
         </w:rPr>
-        <w:t xml:space="preserve">    spec:</w:t>
+        <w:t xml:space="preserve">  selector:</w:t>
       </w:r>
     </w:p>
     <w:p>
@@ -1603,7 +2343,7 @@
           <w:sz w:val="24"/>
           <w:szCs w:val="24"/>
         </w:rPr>
-        <w:t xml:space="preserve">      containers:</w:t>
+        <w:t xml:space="preserve">    app: service-a</w:t>
       </w:r>
     </w:p>
     <w:p>
@@ -1629,7 +2369,7 @@
           <w:sz w:val="24"/>
           <w:szCs w:val="24"/>
         </w:rPr>
-        <w:t xml:space="preserve">      - name: service-a</w:t>
+        <w:t xml:space="preserve">  ports:</w:t>
       </w:r>
     </w:p>
     <w:p>
@@ -1655,7 +2395,33 @@
           <w:sz w:val="24"/>
           <w:szCs w:val="24"/>
         </w:rPr>
-        <w:t xml:space="preserve">        image: </w:t>
+        <w:t xml:space="preserve">  - port: 80</w:t>
+      </w:r>
+    </w:p>
+    <w:p>
+      <w:pPr>
+        <w:pBdr>
+          <w:top w:val="single" w:sz="4" w:space="1" w:color="auto"/>
+          <w:left w:val="single" w:sz="4" w:space="1" w:color="auto"/>
+          <w:bottom w:val="single" w:sz="4" w:space="1" w:color="auto"/>
+          <w:right w:val="single" w:sz="4" w:space="1" w:color="auto"/>
+        </w:pBdr>
+        <w:shd w:val="clear" w:color="auto" w:fill="F2F2F2" w:themeFill="background1" w:themeFillShade="F2"/>
+        <w:spacing w:line="360" w:lineRule="auto"/>
+        <w:jc w:val="both"/>
+        <w:rPr>
+          <w:rFonts w:ascii="Georgia" w:hAnsi="Georgia"/>
+          <w:sz w:val="24"/>
+          <w:szCs w:val="24"/>
+        </w:rPr>
+      </w:pPr>
+      <w:r>
+        <w:rPr>
+          <w:rFonts w:ascii="Georgia" w:hAnsi="Georgia"/>
+          <w:sz w:val="24"/>
+          <w:szCs w:val="24"/>
+        </w:rPr>
+        <w:t xml:space="preserve">    </w:t>
       </w:r>
       <w:proofErr w:type="spellStart"/>
       <w:r>
@@ -1664,7 +2430,7 @@
           <w:sz w:val="24"/>
           <w:szCs w:val="24"/>
         </w:rPr>
-        <w:t>hashicorp</w:t>
+        <w:t>targetPort</w:t>
       </w:r>
       <w:proofErr w:type="spellEnd"/>
       <w:r>
@@ -1673,7 +2439,7 @@
           <w:sz w:val="24"/>
           <w:szCs w:val="24"/>
         </w:rPr>
-        <w:t>/http-echo</w:t>
+        <w:t>: 5678</w:t>
       </w:r>
     </w:p>
     <w:p>
@@ -1693,14 +2459,50 @@
           <w:szCs w:val="24"/>
         </w:rPr>
       </w:pPr>
-      <w:r>
-        <w:rPr>
-          <w:rFonts w:ascii="Georgia" w:hAnsi="Georgia"/>
-          <w:sz w:val="24"/>
-          <w:szCs w:val="24"/>
-        </w:rPr>
-        <w:t xml:space="preserve">        </w:t>
-      </w:r>
+    </w:p>
+    <w:p>
+      <w:pPr>
+        <w:pBdr>
+          <w:top w:val="single" w:sz="4" w:space="1" w:color="auto"/>
+          <w:left w:val="single" w:sz="4" w:space="1" w:color="auto"/>
+          <w:bottom w:val="single" w:sz="4" w:space="1" w:color="auto"/>
+          <w:right w:val="single" w:sz="4" w:space="1" w:color="auto"/>
+        </w:pBdr>
+        <w:shd w:val="clear" w:color="auto" w:fill="F2F2F2" w:themeFill="background1" w:themeFillShade="F2"/>
+        <w:spacing w:line="360" w:lineRule="auto"/>
+        <w:jc w:val="both"/>
+        <w:rPr>
+          <w:rFonts w:ascii="Georgia" w:hAnsi="Georgia"/>
+          <w:sz w:val="24"/>
+          <w:szCs w:val="24"/>
+        </w:rPr>
+      </w:pPr>
+      <w:r>
+        <w:rPr>
+          <w:rFonts w:ascii="Georgia" w:hAnsi="Georgia"/>
+          <w:sz w:val="24"/>
+          <w:szCs w:val="24"/>
+        </w:rPr>
+        <w:t>---</w:t>
+      </w:r>
+    </w:p>
+    <w:p>
+      <w:pPr>
+        <w:pBdr>
+          <w:top w:val="single" w:sz="4" w:space="1" w:color="auto"/>
+          <w:left w:val="single" w:sz="4" w:space="1" w:color="auto"/>
+          <w:bottom w:val="single" w:sz="4" w:space="1" w:color="auto"/>
+          <w:right w:val="single" w:sz="4" w:space="1" w:color="auto"/>
+        </w:pBdr>
+        <w:shd w:val="clear" w:color="auto" w:fill="F2F2F2" w:themeFill="background1" w:themeFillShade="F2"/>
+        <w:spacing w:line="360" w:lineRule="auto"/>
+        <w:jc w:val="both"/>
+        <w:rPr>
+          <w:rFonts w:ascii="Georgia" w:hAnsi="Georgia"/>
+          <w:sz w:val="24"/>
+          <w:szCs w:val="24"/>
+        </w:rPr>
+      </w:pPr>
       <w:proofErr w:type="spellStart"/>
       <w:r>
         <w:rPr>
@@ -1708,7 +2510,7 @@
           <w:sz w:val="24"/>
           <w:szCs w:val="24"/>
         </w:rPr>
-        <w:t>args</w:t>
+        <w:t>apiVersion</w:t>
       </w:r>
       <w:proofErr w:type="spellEnd"/>
       <w:r>
@@ -1717,7 +2519,7 @@
           <w:sz w:val="24"/>
           <w:szCs w:val="24"/>
         </w:rPr>
-        <w:t>:</w:t>
+        <w:t>: apps/v1</w:t>
       </w:r>
     </w:p>
     <w:p>
@@ -1743,25 +2545,7 @@
           <w:sz w:val="24"/>
           <w:szCs w:val="24"/>
         </w:rPr>
-        <w:t xml:space="preserve">        </w:t>
-      </w:r>
-      <w:proofErr w:type="gramStart"/>
-      <w:r>
-        <w:rPr>
-          <w:rFonts w:ascii="Georgia" w:hAnsi="Georgia"/>
-          <w:sz w:val="24"/>
-          <w:szCs w:val="24"/>
-        </w:rPr>
-        <w:t>- "-</w:t>
-      </w:r>
-      <w:proofErr w:type="gramEnd"/>
-      <w:r>
-        <w:rPr>
-          <w:rFonts w:ascii="Georgia" w:hAnsi="Georgia"/>
-          <w:sz w:val="24"/>
-          <w:szCs w:val="24"/>
-        </w:rPr>
-        <w:t>text=Hello from Service A"</w:t>
+        <w:t>kind: Deployment</w:t>
       </w:r>
     </w:p>
     <w:p>
@@ -1787,7 +2571,7 @@
           <w:sz w:val="24"/>
           <w:szCs w:val="24"/>
         </w:rPr>
-        <w:t xml:space="preserve">        ports:</w:t>
+        <w:t>metadata:</w:t>
       </w:r>
     </w:p>
     <w:p>
@@ -1813,25 +2597,7 @@
           <w:sz w:val="24"/>
           <w:szCs w:val="24"/>
         </w:rPr>
-        <w:t xml:space="preserve">        - </w:t>
-      </w:r>
-      <w:proofErr w:type="spellStart"/>
-      <w:r>
-        <w:rPr>
-          <w:rFonts w:ascii="Georgia" w:hAnsi="Georgia"/>
-          <w:sz w:val="24"/>
-          <w:szCs w:val="24"/>
-        </w:rPr>
-        <w:t>containerPort</w:t>
-      </w:r>
-      <w:proofErr w:type="spellEnd"/>
-      <w:r>
-        <w:rPr>
-          <w:rFonts w:ascii="Georgia" w:hAnsi="Georgia"/>
-          <w:sz w:val="24"/>
-          <w:szCs w:val="24"/>
-        </w:rPr>
-        <w:t>: 5678</w:t>
+        <w:t xml:space="preserve">  name: service-b</w:t>
       </w:r>
     </w:p>
     <w:p>
@@ -1851,547 +2617,12 @@
           <w:szCs w:val="24"/>
         </w:rPr>
       </w:pPr>
-    </w:p>
-    <w:p>
-      <w:pPr>
-        <w:pBdr>
-          <w:top w:val="single" w:sz="4" w:space="1" w:color="auto"/>
-          <w:left w:val="single" w:sz="4" w:space="1" w:color="auto"/>
-          <w:bottom w:val="single" w:sz="4" w:space="1" w:color="auto"/>
-          <w:right w:val="single" w:sz="4" w:space="1" w:color="auto"/>
-        </w:pBdr>
-        <w:shd w:val="clear" w:color="auto" w:fill="F2F2F2" w:themeFill="background1" w:themeFillShade="F2"/>
-        <w:spacing w:line="360" w:lineRule="auto"/>
-        <w:jc w:val="both"/>
-        <w:rPr>
-          <w:rFonts w:ascii="Georgia" w:hAnsi="Georgia"/>
-          <w:sz w:val="24"/>
-          <w:szCs w:val="24"/>
-        </w:rPr>
-      </w:pPr>
-      <w:r>
-        <w:rPr>
-          <w:rFonts w:ascii="Georgia" w:hAnsi="Georgia"/>
-          <w:sz w:val="24"/>
-          <w:szCs w:val="24"/>
-        </w:rPr>
-        <w:t>---</w:t>
-      </w:r>
-    </w:p>
-    <w:p>
-      <w:pPr>
-        <w:pBdr>
-          <w:top w:val="single" w:sz="4" w:space="1" w:color="auto"/>
-          <w:left w:val="single" w:sz="4" w:space="1" w:color="auto"/>
-          <w:bottom w:val="single" w:sz="4" w:space="1" w:color="auto"/>
-          <w:right w:val="single" w:sz="4" w:space="1" w:color="auto"/>
-        </w:pBdr>
-        <w:shd w:val="clear" w:color="auto" w:fill="F2F2F2" w:themeFill="background1" w:themeFillShade="F2"/>
-        <w:spacing w:line="360" w:lineRule="auto"/>
-        <w:jc w:val="both"/>
-        <w:rPr>
-          <w:rFonts w:ascii="Georgia" w:hAnsi="Georgia"/>
-          <w:sz w:val="24"/>
-          <w:szCs w:val="24"/>
-        </w:rPr>
-      </w:pPr>
-      <w:proofErr w:type="spellStart"/>
-      <w:r>
-        <w:rPr>
-          <w:rFonts w:ascii="Georgia" w:hAnsi="Georgia"/>
-          <w:sz w:val="24"/>
-          <w:szCs w:val="24"/>
-        </w:rPr>
-        <w:t>apiVersion</w:t>
-      </w:r>
-      <w:proofErr w:type="spellEnd"/>
-      <w:r>
-        <w:rPr>
-          <w:rFonts w:ascii="Georgia" w:hAnsi="Georgia"/>
-          <w:sz w:val="24"/>
-          <w:szCs w:val="24"/>
-        </w:rPr>
-        <w:t>: v1</w:t>
-      </w:r>
-    </w:p>
-    <w:p>
-      <w:pPr>
-        <w:pBdr>
-          <w:top w:val="single" w:sz="4" w:space="1" w:color="auto"/>
-          <w:left w:val="single" w:sz="4" w:space="1" w:color="auto"/>
-          <w:bottom w:val="single" w:sz="4" w:space="1" w:color="auto"/>
-          <w:right w:val="single" w:sz="4" w:space="1" w:color="auto"/>
-        </w:pBdr>
-        <w:shd w:val="clear" w:color="auto" w:fill="F2F2F2" w:themeFill="background1" w:themeFillShade="F2"/>
-        <w:spacing w:line="360" w:lineRule="auto"/>
-        <w:jc w:val="both"/>
-        <w:rPr>
-          <w:rFonts w:ascii="Georgia" w:hAnsi="Georgia"/>
-          <w:sz w:val="24"/>
-          <w:szCs w:val="24"/>
-        </w:rPr>
-      </w:pPr>
-      <w:r>
-        <w:rPr>
-          <w:rFonts w:ascii="Georgia" w:hAnsi="Georgia"/>
-          <w:sz w:val="24"/>
-          <w:szCs w:val="24"/>
-        </w:rPr>
-        <w:t>kind: Service</w:t>
-      </w:r>
-    </w:p>
-    <w:p>
-      <w:pPr>
-        <w:pBdr>
-          <w:top w:val="single" w:sz="4" w:space="1" w:color="auto"/>
-          <w:left w:val="single" w:sz="4" w:space="1" w:color="auto"/>
-          <w:bottom w:val="single" w:sz="4" w:space="1" w:color="auto"/>
-          <w:right w:val="single" w:sz="4" w:space="1" w:color="auto"/>
-        </w:pBdr>
-        <w:shd w:val="clear" w:color="auto" w:fill="F2F2F2" w:themeFill="background1" w:themeFillShade="F2"/>
-        <w:spacing w:line="360" w:lineRule="auto"/>
-        <w:jc w:val="both"/>
-        <w:rPr>
-          <w:rFonts w:ascii="Georgia" w:hAnsi="Georgia"/>
-          <w:sz w:val="24"/>
-          <w:szCs w:val="24"/>
-        </w:rPr>
-      </w:pPr>
-      <w:r>
-        <w:rPr>
-          <w:rFonts w:ascii="Georgia" w:hAnsi="Georgia"/>
-          <w:sz w:val="24"/>
-          <w:szCs w:val="24"/>
-        </w:rPr>
-        <w:t>metadata:</w:t>
-      </w:r>
-    </w:p>
-    <w:p>
-      <w:pPr>
-        <w:pBdr>
-          <w:top w:val="single" w:sz="4" w:space="1" w:color="auto"/>
-          <w:left w:val="single" w:sz="4" w:space="1" w:color="auto"/>
-          <w:bottom w:val="single" w:sz="4" w:space="1" w:color="auto"/>
-          <w:right w:val="single" w:sz="4" w:space="1" w:color="auto"/>
-        </w:pBdr>
-        <w:shd w:val="clear" w:color="auto" w:fill="F2F2F2" w:themeFill="background1" w:themeFillShade="F2"/>
-        <w:spacing w:line="360" w:lineRule="auto"/>
-        <w:jc w:val="both"/>
-        <w:rPr>
-          <w:rFonts w:ascii="Georgia" w:hAnsi="Georgia"/>
-          <w:sz w:val="24"/>
-          <w:szCs w:val="24"/>
-        </w:rPr>
-      </w:pPr>
-      <w:r>
-        <w:rPr>
-          <w:rFonts w:ascii="Georgia" w:hAnsi="Georgia"/>
-          <w:sz w:val="24"/>
-          <w:szCs w:val="24"/>
-        </w:rPr>
-        <w:t xml:space="preserve">  name: service-a</w:t>
-      </w:r>
-    </w:p>
-    <w:p>
-      <w:pPr>
-        <w:pBdr>
-          <w:top w:val="single" w:sz="4" w:space="1" w:color="auto"/>
-          <w:left w:val="single" w:sz="4" w:space="1" w:color="auto"/>
-          <w:bottom w:val="single" w:sz="4" w:space="1" w:color="auto"/>
-          <w:right w:val="single" w:sz="4" w:space="1" w:color="auto"/>
-        </w:pBdr>
-        <w:shd w:val="clear" w:color="auto" w:fill="F2F2F2" w:themeFill="background1" w:themeFillShade="F2"/>
-        <w:spacing w:line="360" w:lineRule="auto"/>
-        <w:jc w:val="both"/>
-        <w:rPr>
-          <w:rFonts w:ascii="Georgia" w:hAnsi="Georgia"/>
-          <w:sz w:val="24"/>
-          <w:szCs w:val="24"/>
-        </w:rPr>
-      </w:pPr>
-      <w:r>
-        <w:rPr>
-          <w:rFonts w:ascii="Georgia" w:hAnsi="Georgia"/>
-          <w:sz w:val="24"/>
-          <w:szCs w:val="24"/>
-        </w:rPr>
-        <w:t xml:space="preserve">  namespace: </w:t>
-      </w:r>
-      <w:proofErr w:type="spellStart"/>
-      <w:r>
-        <w:rPr>
-          <w:rFonts w:ascii="Georgia" w:hAnsi="Georgia"/>
-          <w:sz w:val="24"/>
-          <w:szCs w:val="24"/>
-        </w:rPr>
-        <w:t>mtls</w:t>
-      </w:r>
-      <w:proofErr w:type="spellEnd"/>
-      <w:r>
-        <w:rPr>
-          <w:rFonts w:ascii="Georgia" w:hAnsi="Georgia"/>
-          <w:sz w:val="24"/>
-          <w:szCs w:val="24"/>
-        </w:rPr>
-        <w:t>-demo</w:t>
-      </w:r>
-    </w:p>
-    <w:p>
-      <w:pPr>
-        <w:pBdr>
-          <w:top w:val="single" w:sz="4" w:space="1" w:color="auto"/>
-          <w:left w:val="single" w:sz="4" w:space="1" w:color="auto"/>
-          <w:bottom w:val="single" w:sz="4" w:space="1" w:color="auto"/>
-          <w:right w:val="single" w:sz="4" w:space="1" w:color="auto"/>
-        </w:pBdr>
-        <w:shd w:val="clear" w:color="auto" w:fill="F2F2F2" w:themeFill="background1" w:themeFillShade="F2"/>
-        <w:spacing w:line="360" w:lineRule="auto"/>
-        <w:jc w:val="both"/>
-        <w:rPr>
-          <w:rFonts w:ascii="Georgia" w:hAnsi="Georgia"/>
-          <w:sz w:val="24"/>
-          <w:szCs w:val="24"/>
-        </w:rPr>
-      </w:pPr>
-      <w:r>
-        <w:rPr>
-          <w:rFonts w:ascii="Georgia" w:hAnsi="Georgia"/>
-          <w:sz w:val="24"/>
-          <w:szCs w:val="24"/>
-        </w:rPr>
-        <w:t>spec:</w:t>
-      </w:r>
-    </w:p>
-    <w:p>
-      <w:pPr>
-        <w:pBdr>
-          <w:top w:val="single" w:sz="4" w:space="1" w:color="auto"/>
-          <w:left w:val="single" w:sz="4" w:space="1" w:color="auto"/>
-          <w:bottom w:val="single" w:sz="4" w:space="1" w:color="auto"/>
-          <w:right w:val="single" w:sz="4" w:space="1" w:color="auto"/>
-        </w:pBdr>
-        <w:shd w:val="clear" w:color="auto" w:fill="F2F2F2" w:themeFill="background1" w:themeFillShade="F2"/>
-        <w:spacing w:line="360" w:lineRule="auto"/>
-        <w:jc w:val="both"/>
-        <w:rPr>
-          <w:rFonts w:ascii="Georgia" w:hAnsi="Georgia"/>
-          <w:sz w:val="24"/>
-          <w:szCs w:val="24"/>
-        </w:rPr>
-      </w:pPr>
-      <w:r>
-        <w:rPr>
-          <w:rFonts w:ascii="Georgia" w:hAnsi="Georgia"/>
-          <w:sz w:val="24"/>
-          <w:szCs w:val="24"/>
-        </w:rPr>
-        <w:t xml:space="preserve">  selector:</w:t>
-      </w:r>
-    </w:p>
-    <w:p>
-      <w:pPr>
-        <w:pBdr>
-          <w:top w:val="single" w:sz="4" w:space="1" w:color="auto"/>
-          <w:left w:val="single" w:sz="4" w:space="1" w:color="auto"/>
-          <w:bottom w:val="single" w:sz="4" w:space="1" w:color="auto"/>
-          <w:right w:val="single" w:sz="4" w:space="1" w:color="auto"/>
-        </w:pBdr>
-        <w:shd w:val="clear" w:color="auto" w:fill="F2F2F2" w:themeFill="background1" w:themeFillShade="F2"/>
-        <w:spacing w:line="360" w:lineRule="auto"/>
-        <w:jc w:val="both"/>
-        <w:rPr>
-          <w:rFonts w:ascii="Georgia" w:hAnsi="Georgia"/>
-          <w:sz w:val="24"/>
-          <w:szCs w:val="24"/>
-        </w:rPr>
-      </w:pPr>
-      <w:r>
-        <w:rPr>
-          <w:rFonts w:ascii="Georgia" w:hAnsi="Georgia"/>
-          <w:sz w:val="24"/>
-          <w:szCs w:val="24"/>
-        </w:rPr>
-        <w:t xml:space="preserve">    app: service-a</w:t>
-      </w:r>
-    </w:p>
-    <w:p>
-      <w:pPr>
-        <w:pBdr>
-          <w:top w:val="single" w:sz="4" w:space="1" w:color="auto"/>
-          <w:left w:val="single" w:sz="4" w:space="1" w:color="auto"/>
-          <w:bottom w:val="single" w:sz="4" w:space="1" w:color="auto"/>
-          <w:right w:val="single" w:sz="4" w:space="1" w:color="auto"/>
-        </w:pBdr>
-        <w:shd w:val="clear" w:color="auto" w:fill="F2F2F2" w:themeFill="background1" w:themeFillShade="F2"/>
-        <w:spacing w:line="360" w:lineRule="auto"/>
-        <w:jc w:val="both"/>
-        <w:rPr>
-          <w:rFonts w:ascii="Georgia" w:hAnsi="Georgia"/>
-          <w:sz w:val="24"/>
-          <w:szCs w:val="24"/>
-        </w:rPr>
-      </w:pPr>
-      <w:r>
-        <w:rPr>
-          <w:rFonts w:ascii="Georgia" w:hAnsi="Georgia"/>
-          <w:sz w:val="24"/>
-          <w:szCs w:val="24"/>
-        </w:rPr>
-        <w:t xml:space="preserve">  ports:</w:t>
-      </w:r>
-    </w:p>
-    <w:p>
-      <w:pPr>
-        <w:pBdr>
-          <w:top w:val="single" w:sz="4" w:space="1" w:color="auto"/>
-          <w:left w:val="single" w:sz="4" w:space="1" w:color="auto"/>
-          <w:bottom w:val="single" w:sz="4" w:space="1" w:color="auto"/>
-          <w:right w:val="single" w:sz="4" w:space="1" w:color="auto"/>
-        </w:pBdr>
-        <w:shd w:val="clear" w:color="auto" w:fill="F2F2F2" w:themeFill="background1" w:themeFillShade="F2"/>
-        <w:spacing w:line="360" w:lineRule="auto"/>
-        <w:jc w:val="both"/>
-        <w:rPr>
-          <w:rFonts w:ascii="Georgia" w:hAnsi="Georgia"/>
-          <w:sz w:val="24"/>
-          <w:szCs w:val="24"/>
-        </w:rPr>
-      </w:pPr>
-      <w:r>
-        <w:rPr>
-          <w:rFonts w:ascii="Georgia" w:hAnsi="Georgia"/>
-          <w:sz w:val="24"/>
-          <w:szCs w:val="24"/>
-        </w:rPr>
-        <w:t xml:space="preserve">  - port: 80</w:t>
-      </w:r>
-    </w:p>
-    <w:p>
-      <w:pPr>
-        <w:pBdr>
-          <w:top w:val="single" w:sz="4" w:space="1" w:color="auto"/>
-          <w:left w:val="single" w:sz="4" w:space="1" w:color="auto"/>
-          <w:bottom w:val="single" w:sz="4" w:space="1" w:color="auto"/>
-          <w:right w:val="single" w:sz="4" w:space="1" w:color="auto"/>
-        </w:pBdr>
-        <w:shd w:val="clear" w:color="auto" w:fill="F2F2F2" w:themeFill="background1" w:themeFillShade="F2"/>
-        <w:spacing w:line="360" w:lineRule="auto"/>
-        <w:jc w:val="both"/>
-        <w:rPr>
-          <w:rFonts w:ascii="Georgia" w:hAnsi="Georgia"/>
-          <w:sz w:val="24"/>
-          <w:szCs w:val="24"/>
-        </w:rPr>
-      </w:pPr>
-      <w:r>
-        <w:rPr>
-          <w:rFonts w:ascii="Georgia" w:hAnsi="Georgia"/>
-          <w:sz w:val="24"/>
-          <w:szCs w:val="24"/>
-        </w:rPr>
-        <w:t xml:space="preserve">    </w:t>
-      </w:r>
-      <w:proofErr w:type="spellStart"/>
-      <w:r>
-        <w:rPr>
-          <w:rFonts w:ascii="Georgia" w:hAnsi="Georgia"/>
-          <w:sz w:val="24"/>
-          <w:szCs w:val="24"/>
-        </w:rPr>
-        <w:t>targetPort</w:t>
-      </w:r>
-      <w:proofErr w:type="spellEnd"/>
-      <w:r>
-        <w:rPr>
-          <w:rFonts w:ascii="Georgia" w:hAnsi="Georgia"/>
-          <w:sz w:val="24"/>
-          <w:szCs w:val="24"/>
-        </w:rPr>
-        <w:t>: 5678</w:t>
-      </w:r>
-    </w:p>
-    <w:p>
-      <w:pPr>
-        <w:pBdr>
-          <w:top w:val="single" w:sz="4" w:space="1" w:color="auto"/>
-          <w:left w:val="single" w:sz="4" w:space="1" w:color="auto"/>
-          <w:bottom w:val="single" w:sz="4" w:space="1" w:color="auto"/>
-          <w:right w:val="single" w:sz="4" w:space="1" w:color="auto"/>
-        </w:pBdr>
-        <w:shd w:val="clear" w:color="auto" w:fill="F2F2F2" w:themeFill="background1" w:themeFillShade="F2"/>
-        <w:spacing w:line="360" w:lineRule="auto"/>
-        <w:jc w:val="both"/>
-        <w:rPr>
-          <w:rFonts w:ascii="Georgia" w:hAnsi="Georgia"/>
-          <w:sz w:val="24"/>
-          <w:szCs w:val="24"/>
-        </w:rPr>
-      </w:pPr>
-    </w:p>
-    <w:p>
-      <w:pPr>
-        <w:pBdr>
-          <w:top w:val="single" w:sz="4" w:space="1" w:color="auto"/>
-          <w:left w:val="single" w:sz="4" w:space="1" w:color="auto"/>
-          <w:bottom w:val="single" w:sz="4" w:space="1" w:color="auto"/>
-          <w:right w:val="single" w:sz="4" w:space="1" w:color="auto"/>
-        </w:pBdr>
-        <w:shd w:val="clear" w:color="auto" w:fill="F2F2F2" w:themeFill="background1" w:themeFillShade="F2"/>
-        <w:spacing w:line="360" w:lineRule="auto"/>
-        <w:jc w:val="both"/>
-        <w:rPr>
-          <w:rFonts w:ascii="Georgia" w:hAnsi="Georgia"/>
-          <w:sz w:val="24"/>
-          <w:szCs w:val="24"/>
-        </w:rPr>
-      </w:pPr>
-      <w:r>
-        <w:rPr>
-          <w:rFonts w:ascii="Georgia" w:hAnsi="Georgia"/>
-          <w:sz w:val="24"/>
-          <w:szCs w:val="24"/>
-        </w:rPr>
-        <w:t>---</w:t>
-      </w:r>
-    </w:p>
-    <w:p>
-      <w:pPr>
-        <w:pBdr>
-          <w:top w:val="single" w:sz="4" w:space="1" w:color="auto"/>
-          <w:left w:val="single" w:sz="4" w:space="1" w:color="auto"/>
-          <w:bottom w:val="single" w:sz="4" w:space="1" w:color="auto"/>
-          <w:right w:val="single" w:sz="4" w:space="1" w:color="auto"/>
-        </w:pBdr>
-        <w:shd w:val="clear" w:color="auto" w:fill="F2F2F2" w:themeFill="background1" w:themeFillShade="F2"/>
-        <w:spacing w:line="360" w:lineRule="auto"/>
-        <w:jc w:val="both"/>
-        <w:rPr>
-          <w:rFonts w:ascii="Georgia" w:hAnsi="Georgia"/>
-          <w:sz w:val="24"/>
-          <w:szCs w:val="24"/>
-        </w:rPr>
-      </w:pPr>
-      <w:proofErr w:type="spellStart"/>
-      <w:r>
-        <w:rPr>
-          <w:rFonts w:ascii="Georgia" w:hAnsi="Georgia"/>
-          <w:sz w:val="24"/>
-          <w:szCs w:val="24"/>
-        </w:rPr>
-        <w:t>apiVersion</w:t>
-      </w:r>
-      <w:proofErr w:type="spellEnd"/>
-      <w:r>
-        <w:rPr>
-          <w:rFonts w:ascii="Georgia" w:hAnsi="Georgia"/>
-          <w:sz w:val="24"/>
-          <w:szCs w:val="24"/>
-        </w:rPr>
-        <w:t>: apps/v1</w:t>
-      </w:r>
-    </w:p>
-    <w:p>
-      <w:pPr>
-        <w:pBdr>
-          <w:top w:val="single" w:sz="4" w:space="1" w:color="auto"/>
-          <w:left w:val="single" w:sz="4" w:space="1" w:color="auto"/>
-          <w:bottom w:val="single" w:sz="4" w:space="1" w:color="auto"/>
-          <w:right w:val="single" w:sz="4" w:space="1" w:color="auto"/>
-        </w:pBdr>
-        <w:shd w:val="clear" w:color="auto" w:fill="F2F2F2" w:themeFill="background1" w:themeFillShade="F2"/>
-        <w:spacing w:line="360" w:lineRule="auto"/>
-        <w:jc w:val="both"/>
-        <w:rPr>
-          <w:rFonts w:ascii="Georgia" w:hAnsi="Georgia"/>
-          <w:sz w:val="24"/>
-          <w:szCs w:val="24"/>
-        </w:rPr>
-      </w:pPr>
-      <w:r>
-        <w:rPr>
-          <w:rFonts w:ascii="Georgia" w:hAnsi="Georgia"/>
-          <w:sz w:val="24"/>
-          <w:szCs w:val="24"/>
-        </w:rPr>
-        <w:t>kind: Deployment</w:t>
-      </w:r>
-    </w:p>
-    <w:p>
-      <w:pPr>
-        <w:pBdr>
-          <w:top w:val="single" w:sz="4" w:space="1" w:color="auto"/>
-          <w:left w:val="single" w:sz="4" w:space="1" w:color="auto"/>
-          <w:bottom w:val="single" w:sz="4" w:space="1" w:color="auto"/>
-          <w:right w:val="single" w:sz="4" w:space="1" w:color="auto"/>
-        </w:pBdr>
-        <w:shd w:val="clear" w:color="auto" w:fill="F2F2F2" w:themeFill="background1" w:themeFillShade="F2"/>
-        <w:spacing w:line="360" w:lineRule="auto"/>
-        <w:jc w:val="both"/>
-        <w:rPr>
-          <w:rFonts w:ascii="Georgia" w:hAnsi="Georgia"/>
-          <w:sz w:val="24"/>
-          <w:szCs w:val="24"/>
-        </w:rPr>
-      </w:pPr>
-      <w:r>
-        <w:rPr>
-          <w:rFonts w:ascii="Georgia" w:hAnsi="Georgia"/>
-          <w:sz w:val="24"/>
-          <w:szCs w:val="24"/>
-        </w:rPr>
-        <w:t>metadata:</w:t>
-      </w:r>
-    </w:p>
-    <w:p>
-      <w:pPr>
-        <w:pBdr>
-          <w:top w:val="single" w:sz="4" w:space="1" w:color="auto"/>
-          <w:left w:val="single" w:sz="4" w:space="1" w:color="auto"/>
-          <w:bottom w:val="single" w:sz="4" w:space="1" w:color="auto"/>
-          <w:right w:val="single" w:sz="4" w:space="1" w:color="auto"/>
-        </w:pBdr>
-        <w:shd w:val="clear" w:color="auto" w:fill="F2F2F2" w:themeFill="background1" w:themeFillShade="F2"/>
-        <w:spacing w:line="360" w:lineRule="auto"/>
-        <w:jc w:val="both"/>
-        <w:rPr>
-          <w:rFonts w:ascii="Georgia" w:hAnsi="Georgia"/>
-          <w:sz w:val="24"/>
-          <w:szCs w:val="24"/>
-        </w:rPr>
-      </w:pPr>
-      <w:r>
-        <w:rPr>
-          <w:rFonts w:ascii="Georgia" w:hAnsi="Georgia"/>
-          <w:sz w:val="24"/>
-          <w:szCs w:val="24"/>
-        </w:rPr>
-        <w:t xml:space="preserve">  name: service-b</w:t>
-      </w:r>
-    </w:p>
-    <w:p>
-      <w:pPr>
-        <w:pBdr>
-          <w:top w:val="single" w:sz="4" w:space="1" w:color="auto"/>
-          <w:left w:val="single" w:sz="4" w:space="1" w:color="auto"/>
-          <w:bottom w:val="single" w:sz="4" w:space="1" w:color="auto"/>
-          <w:right w:val="single" w:sz="4" w:space="1" w:color="auto"/>
-        </w:pBdr>
-        <w:shd w:val="clear" w:color="auto" w:fill="F2F2F2" w:themeFill="background1" w:themeFillShade="F2"/>
-        <w:spacing w:line="360" w:lineRule="auto"/>
-        <w:jc w:val="both"/>
-        <w:rPr>
-          <w:rFonts w:ascii="Georgia" w:hAnsi="Georgia"/>
-          <w:sz w:val="24"/>
-          <w:szCs w:val="24"/>
-        </w:rPr>
-      </w:pPr>
-      <w:r>
-        <w:rPr>
-          <w:rFonts w:ascii="Georgia" w:hAnsi="Georgia"/>
-          <w:sz w:val="24"/>
-          <w:szCs w:val="24"/>
-        </w:rPr>
-        <w:lastRenderedPageBreak/>
+      <w:r>
+        <w:rPr>
+          <w:rFonts w:ascii="Georgia" w:hAnsi="Georgia"/>
+          <w:sz w:val="24"/>
+          <w:szCs w:val="24"/>
+        </w:rPr>
         <w:t xml:space="preserve">  namespace: </w:t>
       </w:r>
       <w:proofErr w:type="spellStart"/>
@@ -3119,7 +3350,7 @@
           <w:szCs w:val="24"/>
         </w:rPr>
         <w:pict w14:anchorId="2EE6CCC0">
-          <v:rect id="_x0000_i1244" style="width:0;height:1.5pt" o:hralign="center" o:hrstd="t" o:hr="t" fillcolor="#a0a0a0" stroked="f"/>
+          <v:rect id="_x0000_i1029" style="width:0;height:1.5pt" o:hralign="center" o:hrstd="t" o:hr="t" fillcolor="#a0a0a0" stroked="f"/>
         </w:pict>
       </w:r>
     </w:p>
@@ -3135,11 +3366,7 @@
           <w:szCs w:val="24"/>
         </w:rPr>
       </w:pPr>
-    </w:p>
-    <w:p>
-      <w:pPr>
-        <w:spacing w:line="480" w:lineRule="auto"/>
-        <w:jc w:val="both"/>
+      <w:r>
         <w:rPr>
           <w:rFonts w:ascii="Georgia" w:hAnsi="Georgia"/>
           <w:b/>
@@ -3147,7 +3374,9 @@
           <w:sz w:val="24"/>
           <w:szCs w:val="24"/>
         </w:rPr>
-      </w:pPr>
+        <w:t xml:space="preserve">Step 5: Enable STRICT </w:t>
+      </w:r>
+      <w:proofErr w:type="spellStart"/>
       <w:r>
         <w:rPr>
           <w:rFonts w:ascii="Georgia" w:hAnsi="Georgia"/>
@@ -3156,11 +3385,579 @@
           <w:sz w:val="24"/>
           <w:szCs w:val="24"/>
         </w:rPr>
-        <w:lastRenderedPageBreak/>
-        <w:t xml:space="preserve">Step 5: Enable STRICT </w:t>
+        <w:t>mTLS</w:t>
+      </w:r>
+      <w:proofErr w:type="spellEnd"/>
+    </w:p>
+    <w:p>
+      <w:pPr>
+        <w:spacing w:line="480" w:lineRule="auto"/>
+        <w:jc w:val="both"/>
+        <w:rPr>
+          <w:rFonts w:ascii="Georgia" w:hAnsi="Georgia"/>
+          <w:sz w:val="24"/>
+          <w:szCs w:val="24"/>
+        </w:rPr>
+      </w:pPr>
+      <w:r>
+        <w:rPr>
+          <w:rFonts w:ascii="Georgia" w:hAnsi="Georgia"/>
+          <w:sz w:val="24"/>
+          <w:szCs w:val="24"/>
+        </w:rPr>
+        <w:t>Create:</w:t>
+      </w:r>
+    </w:p>
+    <w:p>
+      <w:pPr>
+        <w:pBdr>
+          <w:top w:val="single" w:sz="4" w:space="1" w:color="auto"/>
+          <w:left w:val="single" w:sz="4" w:space="4" w:color="auto"/>
+          <w:bottom w:val="single" w:sz="4" w:space="1" w:color="auto"/>
+          <w:right w:val="single" w:sz="4" w:space="4" w:color="auto"/>
+        </w:pBdr>
+        <w:shd w:val="clear" w:color="auto" w:fill="F2F2F2" w:themeFill="background1" w:themeFillShade="F2"/>
+        <w:spacing w:after="240" w:line="480" w:lineRule="auto"/>
+        <w:jc w:val="both"/>
+        <w:rPr>
+          <w:rFonts w:ascii="Georgia" w:hAnsi="Georgia"/>
+          <w:sz w:val="24"/>
+          <w:szCs w:val="24"/>
+        </w:rPr>
+      </w:pPr>
+      <w:r>
+        <w:rPr>
+          <w:rFonts w:ascii="Georgia" w:hAnsi="Georgia"/>
+          <w:sz w:val="24"/>
+          <w:szCs w:val="24"/>
+        </w:rPr>
+        <w:t xml:space="preserve">nano </w:t>
       </w:r>
       <w:proofErr w:type="spellStart"/>
       <w:r>
+        <w:rPr>
+          <w:rFonts w:ascii="Georgia" w:hAnsi="Georgia"/>
+          <w:sz w:val="24"/>
+          <w:szCs w:val="24"/>
+        </w:rPr>
+        <w:t>mtls-</w:t>
+      </w:r>
+      <w:proofErr w:type="gramStart"/>
+      <w:r>
+        <w:rPr>
+          <w:rFonts w:ascii="Georgia" w:hAnsi="Georgia"/>
+          <w:sz w:val="24"/>
+          <w:szCs w:val="24"/>
+        </w:rPr>
+        <w:t>policy.yaml</w:t>
+      </w:r>
+      <w:proofErr w:type="spellEnd"/>
+      <w:proofErr w:type="gramEnd"/>
+    </w:p>
+    <w:p>
+      <w:pPr>
+        <w:spacing w:line="480" w:lineRule="auto"/>
+        <w:jc w:val="both"/>
+        <w:rPr>
+          <w:rFonts w:ascii="Georgia" w:hAnsi="Georgia"/>
+          <w:sz w:val="24"/>
+          <w:szCs w:val="24"/>
+        </w:rPr>
+      </w:pPr>
+      <w:r>
+        <w:rPr>
+          <w:rFonts w:ascii="Georgia" w:hAnsi="Georgia"/>
+          <w:sz w:val="24"/>
+          <w:szCs w:val="24"/>
+        </w:rPr>
+        <w:t>Add:</w:t>
+      </w:r>
+    </w:p>
+    <w:p>
+      <w:pPr>
+        <w:pBdr>
+          <w:top w:val="single" w:sz="4" w:space="1" w:color="auto"/>
+          <w:left w:val="single" w:sz="4" w:space="4" w:color="auto"/>
+          <w:bottom w:val="single" w:sz="4" w:space="1" w:color="auto"/>
+          <w:right w:val="single" w:sz="4" w:space="4" w:color="auto"/>
+        </w:pBdr>
+        <w:shd w:val="clear" w:color="auto" w:fill="F2F2F2" w:themeFill="background1" w:themeFillShade="F2"/>
+        <w:spacing w:line="480" w:lineRule="auto"/>
+        <w:jc w:val="both"/>
+        <w:rPr>
+          <w:rFonts w:ascii="Georgia" w:hAnsi="Georgia"/>
+          <w:sz w:val="24"/>
+          <w:szCs w:val="24"/>
+        </w:rPr>
+      </w:pPr>
+      <w:proofErr w:type="spellStart"/>
+      <w:r>
+        <w:rPr>
+          <w:rFonts w:ascii="Georgia" w:hAnsi="Georgia"/>
+          <w:sz w:val="24"/>
+          <w:szCs w:val="24"/>
+        </w:rPr>
+        <w:t>apiVersion</w:t>
+      </w:r>
+      <w:proofErr w:type="spellEnd"/>
+      <w:r>
+        <w:rPr>
+          <w:rFonts w:ascii="Georgia" w:hAnsi="Georgia"/>
+          <w:sz w:val="24"/>
+          <w:szCs w:val="24"/>
+        </w:rPr>
+        <w:t>: security.istio.io/v1</w:t>
+      </w:r>
+    </w:p>
+    <w:p>
+      <w:pPr>
+        <w:pBdr>
+          <w:top w:val="single" w:sz="4" w:space="1" w:color="auto"/>
+          <w:left w:val="single" w:sz="4" w:space="4" w:color="auto"/>
+          <w:bottom w:val="single" w:sz="4" w:space="1" w:color="auto"/>
+          <w:right w:val="single" w:sz="4" w:space="4" w:color="auto"/>
+        </w:pBdr>
+        <w:shd w:val="clear" w:color="auto" w:fill="F2F2F2" w:themeFill="background1" w:themeFillShade="F2"/>
+        <w:spacing w:line="480" w:lineRule="auto"/>
+        <w:jc w:val="both"/>
+        <w:rPr>
+          <w:rFonts w:ascii="Georgia" w:hAnsi="Georgia"/>
+          <w:sz w:val="24"/>
+          <w:szCs w:val="24"/>
+        </w:rPr>
+      </w:pPr>
+      <w:r>
+        <w:rPr>
+          <w:rFonts w:ascii="Georgia" w:hAnsi="Georgia"/>
+          <w:sz w:val="24"/>
+          <w:szCs w:val="24"/>
+        </w:rPr>
+        <w:t xml:space="preserve">kind: </w:t>
+      </w:r>
+      <w:proofErr w:type="spellStart"/>
+      <w:r>
+        <w:rPr>
+          <w:rFonts w:ascii="Georgia" w:hAnsi="Georgia"/>
+          <w:sz w:val="24"/>
+          <w:szCs w:val="24"/>
+        </w:rPr>
+        <w:t>PeerAuthentication</w:t>
+      </w:r>
+      <w:proofErr w:type="spellEnd"/>
+    </w:p>
+    <w:p>
+      <w:pPr>
+        <w:pBdr>
+          <w:top w:val="single" w:sz="4" w:space="1" w:color="auto"/>
+          <w:left w:val="single" w:sz="4" w:space="4" w:color="auto"/>
+          <w:bottom w:val="single" w:sz="4" w:space="1" w:color="auto"/>
+          <w:right w:val="single" w:sz="4" w:space="4" w:color="auto"/>
+        </w:pBdr>
+        <w:shd w:val="clear" w:color="auto" w:fill="F2F2F2" w:themeFill="background1" w:themeFillShade="F2"/>
+        <w:spacing w:line="480" w:lineRule="auto"/>
+        <w:jc w:val="both"/>
+        <w:rPr>
+          <w:rFonts w:ascii="Georgia" w:hAnsi="Georgia"/>
+          <w:sz w:val="24"/>
+          <w:szCs w:val="24"/>
+        </w:rPr>
+      </w:pPr>
+      <w:r>
+        <w:rPr>
+          <w:rFonts w:ascii="Georgia" w:hAnsi="Georgia"/>
+          <w:sz w:val="24"/>
+          <w:szCs w:val="24"/>
+        </w:rPr>
+        <w:t>metadata:</w:t>
+      </w:r>
+    </w:p>
+    <w:p>
+      <w:pPr>
+        <w:pBdr>
+          <w:top w:val="single" w:sz="4" w:space="1" w:color="auto"/>
+          <w:left w:val="single" w:sz="4" w:space="4" w:color="auto"/>
+          <w:bottom w:val="single" w:sz="4" w:space="1" w:color="auto"/>
+          <w:right w:val="single" w:sz="4" w:space="4" w:color="auto"/>
+        </w:pBdr>
+        <w:shd w:val="clear" w:color="auto" w:fill="F2F2F2" w:themeFill="background1" w:themeFillShade="F2"/>
+        <w:spacing w:line="480" w:lineRule="auto"/>
+        <w:jc w:val="both"/>
+        <w:rPr>
+          <w:rFonts w:ascii="Georgia" w:hAnsi="Georgia"/>
+          <w:sz w:val="24"/>
+          <w:szCs w:val="24"/>
+        </w:rPr>
+      </w:pPr>
+      <w:r>
+        <w:rPr>
+          <w:rFonts w:ascii="Georgia" w:hAnsi="Georgia"/>
+          <w:sz w:val="24"/>
+          <w:szCs w:val="24"/>
+        </w:rPr>
+        <w:t xml:space="preserve">  name: default</w:t>
+      </w:r>
+    </w:p>
+    <w:p>
+      <w:pPr>
+        <w:pBdr>
+          <w:top w:val="single" w:sz="4" w:space="1" w:color="auto"/>
+          <w:left w:val="single" w:sz="4" w:space="4" w:color="auto"/>
+          <w:bottom w:val="single" w:sz="4" w:space="1" w:color="auto"/>
+          <w:right w:val="single" w:sz="4" w:space="4" w:color="auto"/>
+        </w:pBdr>
+        <w:shd w:val="clear" w:color="auto" w:fill="F2F2F2" w:themeFill="background1" w:themeFillShade="F2"/>
+        <w:spacing w:line="480" w:lineRule="auto"/>
+        <w:jc w:val="both"/>
+        <w:rPr>
+          <w:rFonts w:ascii="Georgia" w:hAnsi="Georgia"/>
+          <w:sz w:val="24"/>
+          <w:szCs w:val="24"/>
+        </w:rPr>
+      </w:pPr>
+      <w:r>
+        <w:rPr>
+          <w:rFonts w:ascii="Georgia" w:hAnsi="Georgia"/>
+          <w:sz w:val="24"/>
+          <w:szCs w:val="24"/>
+        </w:rPr>
+        <w:t xml:space="preserve">  namespace: </w:t>
+      </w:r>
+      <w:proofErr w:type="spellStart"/>
+      <w:r>
+        <w:rPr>
+          <w:rFonts w:ascii="Georgia" w:hAnsi="Georgia"/>
+          <w:sz w:val="24"/>
+          <w:szCs w:val="24"/>
+        </w:rPr>
+        <w:t>mtls</w:t>
+      </w:r>
+      <w:proofErr w:type="spellEnd"/>
+      <w:r>
+        <w:rPr>
+          <w:rFonts w:ascii="Georgia" w:hAnsi="Georgia"/>
+          <w:sz w:val="24"/>
+          <w:szCs w:val="24"/>
+        </w:rPr>
+        <w:t>-demo</w:t>
+      </w:r>
+    </w:p>
+    <w:p>
+      <w:pPr>
+        <w:pBdr>
+          <w:top w:val="single" w:sz="4" w:space="1" w:color="auto"/>
+          <w:left w:val="single" w:sz="4" w:space="4" w:color="auto"/>
+          <w:bottom w:val="single" w:sz="4" w:space="1" w:color="auto"/>
+          <w:right w:val="single" w:sz="4" w:space="4" w:color="auto"/>
+        </w:pBdr>
+        <w:shd w:val="clear" w:color="auto" w:fill="F2F2F2" w:themeFill="background1" w:themeFillShade="F2"/>
+        <w:spacing w:line="480" w:lineRule="auto"/>
+        <w:jc w:val="both"/>
+        <w:rPr>
+          <w:rFonts w:ascii="Georgia" w:hAnsi="Georgia"/>
+          <w:sz w:val="24"/>
+          <w:szCs w:val="24"/>
+        </w:rPr>
+      </w:pPr>
+      <w:r>
+        <w:rPr>
+          <w:rFonts w:ascii="Georgia" w:hAnsi="Georgia"/>
+          <w:sz w:val="24"/>
+          <w:szCs w:val="24"/>
+        </w:rPr>
+        <w:t>spec:</w:t>
+      </w:r>
+    </w:p>
+    <w:p>
+      <w:pPr>
+        <w:pBdr>
+          <w:top w:val="single" w:sz="4" w:space="1" w:color="auto"/>
+          <w:left w:val="single" w:sz="4" w:space="4" w:color="auto"/>
+          <w:bottom w:val="single" w:sz="4" w:space="1" w:color="auto"/>
+          <w:right w:val="single" w:sz="4" w:space="4" w:color="auto"/>
+        </w:pBdr>
+        <w:shd w:val="clear" w:color="auto" w:fill="F2F2F2" w:themeFill="background1" w:themeFillShade="F2"/>
+        <w:spacing w:line="480" w:lineRule="auto"/>
+        <w:jc w:val="both"/>
+        <w:rPr>
+          <w:rFonts w:ascii="Georgia" w:hAnsi="Georgia"/>
+          <w:sz w:val="24"/>
+          <w:szCs w:val="24"/>
+        </w:rPr>
+      </w:pPr>
+      <w:r>
+        <w:rPr>
+          <w:rFonts w:ascii="Georgia" w:hAnsi="Georgia"/>
+          <w:sz w:val="24"/>
+          <w:szCs w:val="24"/>
+        </w:rPr>
+        <w:t xml:space="preserve">  </w:t>
+      </w:r>
+      <w:proofErr w:type="spellStart"/>
+      <w:r>
+        <w:rPr>
+          <w:rFonts w:ascii="Georgia" w:hAnsi="Georgia"/>
+          <w:sz w:val="24"/>
+          <w:szCs w:val="24"/>
+        </w:rPr>
+        <w:t>mtls</w:t>
+      </w:r>
+      <w:proofErr w:type="spellEnd"/>
+      <w:r>
+        <w:rPr>
+          <w:rFonts w:ascii="Georgia" w:hAnsi="Georgia"/>
+          <w:sz w:val="24"/>
+          <w:szCs w:val="24"/>
+        </w:rPr>
+        <w:t>:</w:t>
+      </w:r>
+    </w:p>
+    <w:p>
+      <w:pPr>
+        <w:pBdr>
+          <w:top w:val="single" w:sz="4" w:space="1" w:color="auto"/>
+          <w:left w:val="single" w:sz="4" w:space="4" w:color="auto"/>
+          <w:bottom w:val="single" w:sz="4" w:space="1" w:color="auto"/>
+          <w:right w:val="single" w:sz="4" w:space="4" w:color="auto"/>
+        </w:pBdr>
+        <w:shd w:val="clear" w:color="auto" w:fill="F2F2F2" w:themeFill="background1" w:themeFillShade="F2"/>
+        <w:spacing w:line="480" w:lineRule="auto"/>
+        <w:jc w:val="both"/>
+        <w:rPr>
+          <w:rFonts w:ascii="Georgia" w:hAnsi="Georgia"/>
+          <w:sz w:val="24"/>
+          <w:szCs w:val="24"/>
+        </w:rPr>
+      </w:pPr>
+      <w:r>
+        <w:rPr>
+          <w:rFonts w:ascii="Georgia" w:hAnsi="Georgia"/>
+          <w:sz w:val="24"/>
+          <w:szCs w:val="24"/>
+        </w:rPr>
+        <w:t xml:space="preserve">    mode: STRICT</w:t>
+      </w:r>
+    </w:p>
+    <w:p>
+      <w:pPr>
+        <w:spacing w:line="480" w:lineRule="auto"/>
+        <w:jc w:val="both"/>
+        <w:rPr>
+          <w:rFonts w:ascii="Georgia" w:hAnsi="Georgia"/>
+          <w:sz w:val="24"/>
+          <w:szCs w:val="24"/>
+        </w:rPr>
+      </w:pPr>
+    </w:p>
+    <w:p>
+      <w:pPr>
+        <w:spacing w:line="480" w:lineRule="auto"/>
+        <w:jc w:val="both"/>
+        <w:rPr>
+          <w:rFonts w:ascii="Georgia" w:hAnsi="Georgia"/>
+          <w:sz w:val="24"/>
+          <w:szCs w:val="24"/>
+        </w:rPr>
+      </w:pPr>
+      <w:proofErr w:type="gramStart"/>
+      <w:r>
+        <w:rPr>
+          <w:rFonts w:ascii="Georgia" w:hAnsi="Georgia"/>
+          <w:sz w:val="24"/>
+          <w:szCs w:val="24"/>
+        </w:rPr>
+        <w:t>Apply</w:t>
+      </w:r>
+      <w:proofErr w:type="gramEnd"/>
+      <w:r>
+        <w:rPr>
+          <w:rFonts w:ascii="Georgia" w:hAnsi="Georgia"/>
+          <w:sz w:val="24"/>
+          <w:szCs w:val="24"/>
+        </w:rPr>
+        <w:t>:</w:t>
+      </w:r>
+    </w:p>
+    <w:p>
+      <w:pPr>
+        <w:pBdr>
+          <w:top w:val="single" w:sz="4" w:space="1" w:color="auto"/>
+          <w:left w:val="single" w:sz="4" w:space="4" w:color="auto"/>
+          <w:bottom w:val="single" w:sz="4" w:space="1" w:color="auto"/>
+          <w:right w:val="single" w:sz="4" w:space="4" w:color="auto"/>
+        </w:pBdr>
+        <w:shd w:val="clear" w:color="auto" w:fill="F2F2F2" w:themeFill="background1" w:themeFillShade="F2"/>
+        <w:spacing w:line="480" w:lineRule="auto"/>
+        <w:jc w:val="both"/>
+        <w:rPr>
+          <w:rFonts w:ascii="Georgia" w:hAnsi="Georgia"/>
+          <w:sz w:val="24"/>
+          <w:szCs w:val="24"/>
+        </w:rPr>
+      </w:pPr>
+      <w:proofErr w:type="spellStart"/>
+      <w:r>
+        <w:rPr>
+          <w:rFonts w:ascii="Georgia" w:hAnsi="Georgia"/>
+          <w:sz w:val="24"/>
+          <w:szCs w:val="24"/>
+        </w:rPr>
+        <w:t>kubectl</w:t>
+      </w:r>
+      <w:proofErr w:type="spellEnd"/>
+      <w:r>
+        <w:rPr>
+          <w:rFonts w:ascii="Georgia" w:hAnsi="Georgia"/>
+          <w:sz w:val="24"/>
+          <w:szCs w:val="24"/>
+        </w:rPr>
+        <w:t xml:space="preserve"> apply -f </w:t>
+      </w:r>
+      <w:proofErr w:type="spellStart"/>
+      <w:r>
+        <w:rPr>
+          <w:rFonts w:ascii="Georgia" w:hAnsi="Georgia"/>
+          <w:sz w:val="24"/>
+          <w:szCs w:val="24"/>
+        </w:rPr>
+        <w:t>mtls-</w:t>
+      </w:r>
+      <w:proofErr w:type="gramStart"/>
+      <w:r>
+        <w:rPr>
+          <w:rFonts w:ascii="Georgia" w:hAnsi="Georgia"/>
+          <w:sz w:val="24"/>
+          <w:szCs w:val="24"/>
+        </w:rPr>
+        <w:t>policy.yaml</w:t>
+      </w:r>
+      <w:proofErr w:type="spellEnd"/>
+      <w:proofErr w:type="gramEnd"/>
+    </w:p>
+    <w:p>
+      <w:pPr>
+        <w:spacing w:line="480" w:lineRule="auto"/>
+        <w:jc w:val="both"/>
+        <w:rPr>
+          <w:rFonts w:ascii="Georgia" w:hAnsi="Georgia"/>
+          <w:sz w:val="24"/>
+          <w:szCs w:val="24"/>
+        </w:rPr>
+      </w:pPr>
+    </w:p>
+    <w:p>
+      <w:pPr>
+        <w:spacing w:line="480" w:lineRule="auto"/>
+        <w:jc w:val="both"/>
+        <w:rPr>
+          <w:rFonts w:ascii="Georgia" w:hAnsi="Georgia"/>
+          <w:sz w:val="24"/>
+          <w:szCs w:val="24"/>
+        </w:rPr>
+      </w:pPr>
+      <w:r>
+        <w:rPr>
+          <w:rFonts w:ascii="Georgia" w:hAnsi="Georgia"/>
+          <w:sz w:val="24"/>
+          <w:szCs w:val="24"/>
+        </w:rPr>
+        <w:t>Verify:</w:t>
+      </w:r>
+    </w:p>
+    <w:p>
+      <w:pPr>
+        <w:pBdr>
+          <w:top w:val="single" w:sz="4" w:space="1" w:color="auto"/>
+          <w:left w:val="single" w:sz="4" w:space="4" w:color="auto"/>
+          <w:bottom w:val="single" w:sz="4" w:space="1" w:color="auto"/>
+          <w:right w:val="single" w:sz="4" w:space="4" w:color="auto"/>
+        </w:pBdr>
+        <w:shd w:val="clear" w:color="auto" w:fill="F2F2F2" w:themeFill="background1" w:themeFillShade="F2"/>
+        <w:spacing w:line="480" w:lineRule="auto"/>
+        <w:jc w:val="both"/>
+        <w:rPr>
+          <w:rFonts w:ascii="Georgia" w:hAnsi="Georgia"/>
+          <w:sz w:val="24"/>
+          <w:szCs w:val="24"/>
+        </w:rPr>
+      </w:pPr>
+      <w:proofErr w:type="spellStart"/>
+      <w:r>
+        <w:rPr>
+          <w:rFonts w:ascii="Georgia" w:hAnsi="Georgia"/>
+          <w:sz w:val="24"/>
+          <w:szCs w:val="24"/>
+        </w:rPr>
+        <w:t>kubectl</w:t>
+      </w:r>
+      <w:proofErr w:type="spellEnd"/>
+      <w:r>
+        <w:rPr>
+          <w:rFonts w:ascii="Georgia" w:hAnsi="Georgia"/>
+          <w:sz w:val="24"/>
+          <w:szCs w:val="24"/>
+        </w:rPr>
+        <w:t xml:space="preserve"> get </w:t>
+      </w:r>
+      <w:proofErr w:type="spellStart"/>
+      <w:r>
+        <w:rPr>
+          <w:rFonts w:ascii="Georgia" w:hAnsi="Georgia"/>
+          <w:sz w:val="24"/>
+          <w:szCs w:val="24"/>
+        </w:rPr>
+        <w:t>peerauthentication</w:t>
+      </w:r>
+      <w:proofErr w:type="spellEnd"/>
+      <w:r>
+        <w:rPr>
+          <w:rFonts w:ascii="Georgia" w:hAnsi="Georgia"/>
+          <w:sz w:val="24"/>
+          <w:szCs w:val="24"/>
+        </w:rPr>
+        <w:t xml:space="preserve"> -n </w:t>
+      </w:r>
+      <w:proofErr w:type="spellStart"/>
+      <w:r>
+        <w:rPr>
+          <w:rFonts w:ascii="Georgia" w:hAnsi="Georgia"/>
+          <w:sz w:val="24"/>
+          <w:szCs w:val="24"/>
+        </w:rPr>
+        <w:t>mtls</w:t>
+      </w:r>
+      <w:proofErr w:type="spellEnd"/>
+      <w:r>
+        <w:rPr>
+          <w:rFonts w:ascii="Georgia" w:hAnsi="Georgia"/>
+          <w:sz w:val="24"/>
+          <w:szCs w:val="24"/>
+        </w:rPr>
+        <w:t>-demo</w:t>
+      </w:r>
+    </w:p>
+    <w:p>
+      <w:pPr>
+        <w:spacing w:line="480" w:lineRule="auto"/>
+        <w:jc w:val="both"/>
+        <w:rPr>
+          <w:rFonts w:ascii="Georgia" w:hAnsi="Georgia"/>
+          <w:sz w:val="24"/>
+          <w:szCs w:val="24"/>
+        </w:rPr>
+      </w:pPr>
+      <w:r>
+        <w:rPr>
+          <w:rFonts w:ascii="Georgia" w:hAnsi="Georgia"/>
+          <w:sz w:val="24"/>
+          <w:szCs w:val="24"/>
+        </w:rPr>
+        <w:pict w14:anchorId="6749A3FC">
+          <v:rect id="_x0000_i1030" style="width:0;height:1.5pt" o:hralign="center" o:hrstd="t" o:hr="t" fillcolor="#a0a0a0" stroked="f"/>
+        </w:pict>
+      </w:r>
+    </w:p>
+    <w:p>
+      <w:pPr>
         <w:rPr>
           <w:rFonts w:ascii="Georgia" w:hAnsi="Georgia"/>
           <w:b/>
@@ -3168,27 +3965,523 @@
           <w:sz w:val="24"/>
           <w:szCs w:val="24"/>
         </w:rPr>
+      </w:pPr>
+      <w:r>
+        <w:rPr>
+          <w:rFonts w:ascii="Georgia" w:hAnsi="Georgia"/>
+          <w:b/>
+          <w:bCs/>
+          <w:sz w:val="24"/>
+          <w:szCs w:val="24"/>
+        </w:rPr>
+        <w:br w:type="page"/>
+      </w:r>
+    </w:p>
+    <w:p>
+      <w:pPr>
+        <w:spacing w:line="480" w:lineRule="auto"/>
+        <w:jc w:val="both"/>
+        <w:rPr>
+          <w:rFonts w:ascii="Georgia" w:hAnsi="Georgia"/>
+          <w:b/>
+          <w:bCs/>
+          <w:sz w:val="24"/>
+          <w:szCs w:val="24"/>
+        </w:rPr>
+      </w:pPr>
+      <w:r>
+        <w:rPr>
+          <w:rFonts w:ascii="Georgia" w:hAnsi="Georgia"/>
+          <w:b/>
+          <w:bCs/>
+          <w:sz w:val="24"/>
+          <w:szCs w:val="24"/>
+        </w:rPr>
+        <w:lastRenderedPageBreak/>
+        <w:t>Step 6: Test Service-to-Service Communication</w:t>
+      </w:r>
+    </w:p>
+    <w:p>
+      <w:pPr>
+        <w:spacing w:line="480" w:lineRule="auto"/>
+        <w:jc w:val="both"/>
+        <w:rPr>
+          <w:rFonts w:ascii="Georgia" w:hAnsi="Georgia"/>
+          <w:sz w:val="24"/>
+          <w:szCs w:val="24"/>
+        </w:rPr>
+      </w:pPr>
+      <w:r>
+        <w:rPr>
+          <w:rFonts w:ascii="Georgia" w:hAnsi="Georgia"/>
+          <w:sz w:val="24"/>
+          <w:szCs w:val="24"/>
+        </w:rPr>
+        <w:t>Find the Service B pod:</w:t>
+      </w:r>
+    </w:p>
+    <w:p>
+      <w:pPr>
+        <w:pBdr>
+          <w:top w:val="single" w:sz="4" w:space="1" w:color="auto"/>
+          <w:left w:val="single" w:sz="4" w:space="4" w:color="auto"/>
+          <w:bottom w:val="single" w:sz="4" w:space="1" w:color="auto"/>
+          <w:right w:val="single" w:sz="4" w:space="4" w:color="auto"/>
+        </w:pBdr>
+        <w:shd w:val="clear" w:color="auto" w:fill="F2F2F2" w:themeFill="background1" w:themeFillShade="F2"/>
+        <w:spacing w:line="480" w:lineRule="auto"/>
+        <w:jc w:val="both"/>
+        <w:rPr>
+          <w:rFonts w:ascii="Georgia" w:hAnsi="Georgia"/>
+          <w:sz w:val="24"/>
+          <w:szCs w:val="24"/>
+        </w:rPr>
+      </w:pPr>
+      <w:proofErr w:type="spellStart"/>
+      <w:r>
+        <w:rPr>
+          <w:rFonts w:ascii="Georgia" w:hAnsi="Georgia"/>
+          <w:sz w:val="24"/>
+          <w:szCs w:val="24"/>
+        </w:rPr>
+        <w:t>kubectl</w:t>
+      </w:r>
+      <w:proofErr w:type="spellEnd"/>
+      <w:r>
+        <w:rPr>
+          <w:rFonts w:ascii="Georgia" w:hAnsi="Georgia"/>
+          <w:sz w:val="24"/>
+          <w:szCs w:val="24"/>
+        </w:rPr>
+        <w:t xml:space="preserve"> get pods -n </w:t>
+      </w:r>
+      <w:proofErr w:type="spellStart"/>
+      <w:r>
+        <w:rPr>
+          <w:rFonts w:ascii="Georgia" w:hAnsi="Georgia"/>
+          <w:sz w:val="24"/>
+          <w:szCs w:val="24"/>
+        </w:rPr>
+        <w:t>mtls</w:t>
+      </w:r>
+      <w:proofErr w:type="spellEnd"/>
+      <w:r>
+        <w:rPr>
+          <w:rFonts w:ascii="Georgia" w:hAnsi="Georgia"/>
+          <w:sz w:val="24"/>
+          <w:szCs w:val="24"/>
+        </w:rPr>
+        <w:t>-demo</w:t>
+      </w:r>
+    </w:p>
+    <w:p>
+      <w:pPr>
+        <w:spacing w:line="480" w:lineRule="auto"/>
+        <w:jc w:val="both"/>
+        <w:rPr>
+          <w:rFonts w:ascii="Georgia" w:hAnsi="Georgia"/>
+          <w:sz w:val="24"/>
+          <w:szCs w:val="24"/>
+        </w:rPr>
+      </w:pPr>
+    </w:p>
+    <w:p>
+      <w:pPr>
+        <w:spacing w:line="480" w:lineRule="auto"/>
+        <w:jc w:val="both"/>
+        <w:rPr>
+          <w:rFonts w:ascii="Georgia" w:hAnsi="Georgia"/>
+          <w:sz w:val="24"/>
+          <w:szCs w:val="24"/>
+        </w:rPr>
+      </w:pPr>
+      <w:r>
+        <w:rPr>
+          <w:rFonts w:ascii="Georgia" w:hAnsi="Georgia"/>
+          <w:sz w:val="24"/>
+          <w:szCs w:val="24"/>
+        </w:rPr>
+        <w:t>Run a request from Service B to Service A:</w:t>
+      </w:r>
+    </w:p>
+    <w:p>
+      <w:pPr>
+        <w:pBdr>
+          <w:top w:val="single" w:sz="4" w:space="1" w:color="auto"/>
+          <w:left w:val="single" w:sz="4" w:space="4" w:color="auto"/>
+          <w:bottom w:val="single" w:sz="4" w:space="1" w:color="auto"/>
+          <w:right w:val="single" w:sz="4" w:space="4" w:color="auto"/>
+        </w:pBdr>
+        <w:shd w:val="clear" w:color="auto" w:fill="F2F2F2" w:themeFill="background1" w:themeFillShade="F2"/>
+        <w:spacing w:line="480" w:lineRule="auto"/>
+        <w:rPr>
+          <w:rFonts w:ascii="Georgia" w:hAnsi="Georgia"/>
+          <w:sz w:val="24"/>
+          <w:szCs w:val="24"/>
+        </w:rPr>
+      </w:pPr>
+      <w:proofErr w:type="spellStart"/>
+      <w:r>
+        <w:rPr>
+          <w:rFonts w:ascii="Georgia" w:hAnsi="Georgia"/>
+          <w:sz w:val="24"/>
+          <w:szCs w:val="24"/>
+        </w:rPr>
+        <w:t>kubectl</w:t>
+      </w:r>
+      <w:proofErr w:type="spellEnd"/>
+      <w:r>
+        <w:rPr>
+          <w:rFonts w:ascii="Georgia" w:hAnsi="Georgia"/>
+          <w:sz w:val="24"/>
+          <w:szCs w:val="24"/>
+        </w:rPr>
+        <w:t xml:space="preserve"> exec -it -n </w:t>
+      </w:r>
+      <w:proofErr w:type="spellStart"/>
+      <w:r>
+        <w:rPr>
+          <w:rFonts w:ascii="Georgia" w:hAnsi="Georgia"/>
+          <w:sz w:val="24"/>
+          <w:szCs w:val="24"/>
+        </w:rPr>
+        <w:t>mtls</w:t>
+      </w:r>
+      <w:proofErr w:type="spellEnd"/>
+      <w:r>
+        <w:rPr>
+          <w:rFonts w:ascii="Georgia" w:hAnsi="Georgia"/>
+          <w:sz w:val="24"/>
+          <w:szCs w:val="24"/>
+        </w:rPr>
+        <w:t>-demo \</w:t>
+      </w:r>
+    </w:p>
+    <w:p>
+      <w:pPr>
+        <w:pBdr>
+          <w:top w:val="single" w:sz="4" w:space="1" w:color="auto"/>
+          <w:left w:val="single" w:sz="4" w:space="4" w:color="auto"/>
+          <w:bottom w:val="single" w:sz="4" w:space="1" w:color="auto"/>
+          <w:right w:val="single" w:sz="4" w:space="4" w:color="auto"/>
+        </w:pBdr>
+        <w:shd w:val="clear" w:color="auto" w:fill="F2F2F2" w:themeFill="background1" w:themeFillShade="F2"/>
+        <w:spacing w:line="480" w:lineRule="auto"/>
+        <w:rPr>
+          <w:rFonts w:ascii="Georgia" w:hAnsi="Georgia"/>
+          <w:sz w:val="24"/>
+          <w:szCs w:val="24"/>
+        </w:rPr>
+      </w:pPr>
+      <w:r>
+        <w:rPr>
+          <w:rFonts w:ascii="Georgia" w:hAnsi="Georgia"/>
+          <w:sz w:val="24"/>
+          <w:szCs w:val="24"/>
+        </w:rPr>
+        <w:t>$(</w:t>
+      </w:r>
+      <w:proofErr w:type="spellStart"/>
+      <w:r>
+        <w:rPr>
+          <w:rFonts w:ascii="Georgia" w:hAnsi="Georgia"/>
+          <w:sz w:val="24"/>
+          <w:szCs w:val="24"/>
+        </w:rPr>
+        <w:t>kubectl</w:t>
+      </w:r>
+      <w:proofErr w:type="spellEnd"/>
+      <w:r>
+        <w:rPr>
+          <w:rFonts w:ascii="Georgia" w:hAnsi="Georgia"/>
+          <w:sz w:val="24"/>
+          <w:szCs w:val="24"/>
+        </w:rPr>
+        <w:t xml:space="preserve"> get pod -n </w:t>
+      </w:r>
+      <w:proofErr w:type="spellStart"/>
+      <w:r>
+        <w:rPr>
+          <w:rFonts w:ascii="Georgia" w:hAnsi="Georgia"/>
+          <w:sz w:val="24"/>
+          <w:szCs w:val="24"/>
+        </w:rPr>
+        <w:t>mtls</w:t>
+      </w:r>
+      <w:proofErr w:type="spellEnd"/>
+      <w:r>
+        <w:rPr>
+          <w:rFonts w:ascii="Georgia" w:hAnsi="Georgia"/>
+          <w:sz w:val="24"/>
+          <w:szCs w:val="24"/>
+        </w:rPr>
+        <w:t xml:space="preserve">-demo -l app=service-b -o </w:t>
+      </w:r>
+      <w:proofErr w:type="spellStart"/>
+      <w:r>
+        <w:rPr>
+          <w:rFonts w:ascii="Georgia" w:hAnsi="Georgia"/>
+          <w:sz w:val="24"/>
+          <w:szCs w:val="24"/>
+        </w:rPr>
+        <w:t>jsonpath</w:t>
+      </w:r>
+      <w:proofErr w:type="spellEnd"/>
+      <w:r>
+        <w:rPr>
+          <w:rFonts w:ascii="Georgia" w:hAnsi="Georgia"/>
+          <w:sz w:val="24"/>
+          <w:szCs w:val="24"/>
+        </w:rPr>
+        <w:t>='</w:t>
+      </w:r>
+      <w:proofErr w:type="gramStart"/>
+      <w:r>
+        <w:rPr>
+          <w:rFonts w:ascii="Georgia" w:hAnsi="Georgia"/>
+          <w:sz w:val="24"/>
+          <w:szCs w:val="24"/>
+        </w:rPr>
+        <w:t>{.items</w:t>
+      </w:r>
+      <w:proofErr w:type="gramEnd"/>
+      <w:r>
+        <w:rPr>
+          <w:rFonts w:ascii="Georgia" w:hAnsi="Georgia"/>
+          <w:sz w:val="24"/>
+          <w:szCs w:val="24"/>
+        </w:rPr>
+        <w:t>[0</w:t>
+      </w:r>
+      <w:proofErr w:type="gramStart"/>
+      <w:r>
+        <w:rPr>
+          <w:rFonts w:ascii="Georgia" w:hAnsi="Georgia"/>
+          <w:sz w:val="24"/>
+          <w:szCs w:val="24"/>
+        </w:rPr>
+        <w:t>].metadata.name</w:t>
+      </w:r>
+      <w:proofErr w:type="gramEnd"/>
+      <w:r>
+        <w:rPr>
+          <w:rFonts w:ascii="Georgia" w:hAnsi="Georgia"/>
+          <w:sz w:val="24"/>
+          <w:szCs w:val="24"/>
+        </w:rPr>
+        <w:t>}') \</w:t>
+      </w:r>
+    </w:p>
+    <w:p>
+      <w:pPr>
+        <w:pBdr>
+          <w:top w:val="single" w:sz="4" w:space="1" w:color="auto"/>
+          <w:left w:val="single" w:sz="4" w:space="4" w:color="auto"/>
+          <w:bottom w:val="single" w:sz="4" w:space="1" w:color="auto"/>
+          <w:right w:val="single" w:sz="4" w:space="4" w:color="auto"/>
+        </w:pBdr>
+        <w:shd w:val="clear" w:color="auto" w:fill="F2F2F2" w:themeFill="background1" w:themeFillShade="F2"/>
+        <w:spacing w:after="240" w:line="480" w:lineRule="auto"/>
+        <w:rPr>
+          <w:rFonts w:ascii="Georgia" w:hAnsi="Georgia"/>
+          <w:sz w:val="24"/>
+          <w:szCs w:val="24"/>
+        </w:rPr>
+      </w:pPr>
+      <w:r>
+        <w:rPr>
+          <w:rFonts w:ascii="Georgia" w:hAnsi="Georgia"/>
+          <w:sz w:val="24"/>
+          <w:szCs w:val="24"/>
+        </w:rPr>
+        <w:t>-- curl http://service-a</w:t>
+      </w:r>
+    </w:p>
+    <w:p>
+      <w:pPr>
+        <w:spacing w:line="480" w:lineRule="auto"/>
+        <w:jc w:val="both"/>
+        <w:rPr>
+          <w:rFonts w:ascii="Georgia" w:hAnsi="Georgia"/>
+          <w:sz w:val="24"/>
+          <w:szCs w:val="24"/>
+        </w:rPr>
+      </w:pPr>
+      <w:r>
+        <w:rPr>
+          <w:rFonts w:ascii="Georgia" w:hAnsi="Georgia"/>
+          <w:sz w:val="24"/>
+          <w:szCs w:val="24"/>
+        </w:rPr>
+        <w:t>Expected output:</w:t>
+      </w:r>
+    </w:p>
+    <w:p>
+      <w:pPr>
+        <w:pBdr>
+          <w:top w:val="single" w:sz="4" w:space="1" w:color="auto"/>
+          <w:left w:val="single" w:sz="4" w:space="4" w:color="auto"/>
+          <w:bottom w:val="single" w:sz="4" w:space="1" w:color="auto"/>
+          <w:right w:val="single" w:sz="4" w:space="4" w:color="auto"/>
+        </w:pBdr>
+        <w:shd w:val="clear" w:color="auto" w:fill="F2F2F2" w:themeFill="background1" w:themeFillShade="F2"/>
+        <w:spacing w:after="240" w:line="480" w:lineRule="auto"/>
+        <w:jc w:val="both"/>
+        <w:rPr>
+          <w:rFonts w:ascii="Georgia" w:hAnsi="Georgia"/>
+          <w:sz w:val="24"/>
+          <w:szCs w:val="24"/>
+        </w:rPr>
+      </w:pPr>
+      <w:r>
+        <w:rPr>
+          <w:rFonts w:ascii="Georgia" w:hAnsi="Georgia"/>
+          <w:sz w:val="24"/>
+          <w:szCs w:val="24"/>
+        </w:rPr>
+        <w:t>Hello from Service A</w:t>
+      </w:r>
+    </w:p>
+    <w:p>
+      <w:pPr>
+        <w:spacing w:line="480" w:lineRule="auto"/>
+        <w:jc w:val="both"/>
+        <w:rPr>
+          <w:rFonts w:ascii="Georgia" w:hAnsi="Georgia"/>
+          <w:sz w:val="24"/>
+          <w:szCs w:val="24"/>
+        </w:rPr>
+      </w:pPr>
+      <w:r>
+        <w:rPr>
+          <w:rFonts w:ascii="Georgia" w:hAnsi="Georgia"/>
+          <w:sz w:val="24"/>
+          <w:szCs w:val="24"/>
+        </w:rPr>
+        <w:t xml:space="preserve">The request succeeds because Istio automatically establishes an </w:t>
+      </w:r>
+      <w:proofErr w:type="spellStart"/>
+      <w:r>
+        <w:rPr>
+          <w:rFonts w:ascii="Georgia" w:hAnsi="Georgia"/>
+          <w:b/>
+          <w:bCs/>
+          <w:sz w:val="24"/>
+          <w:szCs w:val="24"/>
+        </w:rPr>
         <w:t>mTLS</w:t>
       </w:r>
       <w:proofErr w:type="spellEnd"/>
-    </w:p>
-    <w:p>
-      <w:pPr>
-        <w:spacing w:line="480" w:lineRule="auto"/>
-        <w:jc w:val="both"/>
-        <w:rPr>
-          <w:rFonts w:ascii="Georgia" w:hAnsi="Georgia"/>
-          <w:sz w:val="24"/>
-          <w:szCs w:val="24"/>
-        </w:rPr>
-      </w:pPr>
-      <w:r>
-        <w:rPr>
-          <w:rFonts w:ascii="Georgia" w:hAnsi="Georgia"/>
-          <w:sz w:val="24"/>
-          <w:szCs w:val="24"/>
-        </w:rPr>
-        <w:t>Create:</w:t>
+      <w:r>
+        <w:rPr>
+          <w:rFonts w:ascii="Georgia" w:hAnsi="Georgia"/>
+          <w:b/>
+          <w:bCs/>
+          <w:sz w:val="24"/>
+          <w:szCs w:val="24"/>
+        </w:rPr>
+        <w:t xml:space="preserve"> connection</w:t>
+      </w:r>
+      <w:r>
+        <w:rPr>
+          <w:rFonts w:ascii="Georgia" w:hAnsi="Georgia"/>
+          <w:sz w:val="24"/>
+          <w:szCs w:val="24"/>
+        </w:rPr>
+        <w:t xml:space="preserve"> between </w:t>
+      </w:r>
+      <w:proofErr w:type="gramStart"/>
+      <w:r>
+        <w:rPr>
+          <w:rFonts w:ascii="Georgia" w:hAnsi="Georgia"/>
+          <w:sz w:val="24"/>
+          <w:szCs w:val="24"/>
+        </w:rPr>
+        <w:t>the Envoy</w:t>
+      </w:r>
+      <w:proofErr w:type="gramEnd"/>
+      <w:r>
+        <w:rPr>
+          <w:rFonts w:ascii="Georgia" w:hAnsi="Georgia"/>
+          <w:sz w:val="24"/>
+          <w:szCs w:val="24"/>
+        </w:rPr>
+        <w:t xml:space="preserve"> sidecars.</w:t>
+      </w:r>
+    </w:p>
+    <w:p>
+      <w:pPr>
+        <w:spacing w:line="480" w:lineRule="auto"/>
+        <w:jc w:val="both"/>
+        <w:rPr>
+          <w:rFonts w:ascii="Georgia" w:hAnsi="Georgia"/>
+          <w:sz w:val="24"/>
+          <w:szCs w:val="24"/>
+        </w:rPr>
+      </w:pPr>
+      <w:r>
+        <w:rPr>
+          <w:rFonts w:ascii="Georgia" w:hAnsi="Georgia"/>
+          <w:sz w:val="24"/>
+          <w:szCs w:val="24"/>
+        </w:rPr>
+        <w:pict w14:anchorId="0F24EA45">
+          <v:rect id="_x0000_i1031" style="width:0;height:1.5pt" o:hralign="center" o:hrstd="t" o:hr="t" fillcolor="#a0a0a0" stroked="f"/>
+        </w:pict>
+      </w:r>
+    </w:p>
+    <w:p>
+      <w:pPr>
+        <w:spacing w:line="480" w:lineRule="auto"/>
+        <w:jc w:val="both"/>
+        <w:rPr>
+          <w:rFonts w:ascii="Georgia" w:hAnsi="Georgia"/>
+          <w:b/>
+          <w:bCs/>
+          <w:sz w:val="24"/>
+          <w:szCs w:val="24"/>
+        </w:rPr>
+      </w:pPr>
+      <w:r>
+        <w:rPr>
+          <w:rFonts w:ascii="Georgia" w:hAnsi="Georgia"/>
+          <w:b/>
+          <w:bCs/>
+          <w:sz w:val="24"/>
+          <w:szCs w:val="24"/>
+        </w:rPr>
+        <w:t xml:space="preserve">Step 7: Verify </w:t>
+      </w:r>
+      <w:proofErr w:type="spellStart"/>
+      <w:r>
+        <w:rPr>
+          <w:rFonts w:ascii="Georgia" w:hAnsi="Georgia"/>
+          <w:b/>
+          <w:bCs/>
+          <w:sz w:val="24"/>
+          <w:szCs w:val="24"/>
+        </w:rPr>
+        <w:t>mTLS</w:t>
+      </w:r>
+      <w:proofErr w:type="spellEnd"/>
+    </w:p>
+    <w:p>
+      <w:pPr>
+        <w:spacing w:line="480" w:lineRule="auto"/>
+        <w:jc w:val="both"/>
+        <w:rPr>
+          <w:rFonts w:ascii="Georgia" w:hAnsi="Georgia"/>
+          <w:sz w:val="24"/>
+          <w:szCs w:val="24"/>
+        </w:rPr>
+      </w:pPr>
+      <w:r>
+        <w:rPr>
+          <w:rFonts w:ascii="Georgia" w:hAnsi="Georgia"/>
+          <w:sz w:val="24"/>
+          <w:szCs w:val="24"/>
+        </w:rPr>
+        <w:t>Run:</w:t>
       </w:r>
     </w:p>
     <w:p>
@@ -3201,21 +4494,12 @@
         </w:pBdr>
         <w:shd w:val="clear" w:color="auto" w:fill="F2F2F2" w:themeFill="background1" w:themeFillShade="F2"/>
         <w:spacing w:after="240" w:line="480" w:lineRule="auto"/>
-        <w:jc w:val="both"/>
-        <w:rPr>
-          <w:rFonts w:ascii="Georgia" w:hAnsi="Georgia"/>
-          <w:sz w:val="24"/>
-          <w:szCs w:val="24"/>
-        </w:rPr>
-      </w:pPr>
-      <w:r>
-        <w:rPr>
-          <w:rFonts w:ascii="Georgia" w:hAnsi="Georgia"/>
-          <w:sz w:val="24"/>
-          <w:szCs w:val="24"/>
-        </w:rPr>
-        <w:t xml:space="preserve">nano </w:t>
-      </w:r>
+        <w:rPr>
+          <w:rFonts w:ascii="Georgia" w:hAnsi="Georgia"/>
+          <w:sz w:val="24"/>
+          <w:szCs w:val="24"/>
+        </w:rPr>
+      </w:pPr>
       <w:proofErr w:type="spellStart"/>
       <w:r>
         <w:rPr>
@@ -3223,7 +4507,113 @@
           <w:sz w:val="24"/>
           <w:szCs w:val="24"/>
         </w:rPr>
-        <w:t>mtls-</w:t>
+        <w:t>istioctl</w:t>
+      </w:r>
+      <w:proofErr w:type="spellEnd"/>
+      <w:r>
+        <w:rPr>
+          <w:rFonts w:ascii="Georgia" w:hAnsi="Georgia"/>
+          <w:sz w:val="24"/>
+          <w:szCs w:val="24"/>
+        </w:rPr>
+        <w:t xml:space="preserve"> x </w:t>
+      </w:r>
+      <w:proofErr w:type="spellStart"/>
+      <w:r>
+        <w:rPr>
+          <w:rFonts w:ascii="Georgia" w:hAnsi="Georgia"/>
+          <w:sz w:val="24"/>
+          <w:szCs w:val="24"/>
+        </w:rPr>
+        <w:t>authz</w:t>
+      </w:r>
+      <w:proofErr w:type="spellEnd"/>
+      <w:r>
+        <w:rPr>
+          <w:rFonts w:ascii="Georgia" w:hAnsi="Georgia"/>
+          <w:sz w:val="24"/>
+          <w:szCs w:val="24"/>
+        </w:rPr>
+        <w:t xml:space="preserve"> check \</w:t>
+      </w:r>
+    </w:p>
+    <w:p>
+      <w:pPr>
+        <w:pBdr>
+          <w:top w:val="single" w:sz="4" w:space="1" w:color="auto"/>
+          <w:left w:val="single" w:sz="4" w:space="4" w:color="auto"/>
+          <w:bottom w:val="single" w:sz="4" w:space="1" w:color="auto"/>
+          <w:right w:val="single" w:sz="4" w:space="4" w:color="auto"/>
+        </w:pBdr>
+        <w:shd w:val="clear" w:color="auto" w:fill="F2F2F2" w:themeFill="background1" w:themeFillShade="F2"/>
+        <w:spacing w:after="240" w:line="480" w:lineRule="auto"/>
+        <w:rPr>
+          <w:rFonts w:ascii="Georgia" w:hAnsi="Georgia"/>
+          <w:sz w:val="24"/>
+          <w:szCs w:val="24"/>
+        </w:rPr>
+      </w:pPr>
+      <w:r>
+        <w:rPr>
+          <w:rFonts w:ascii="Georgia" w:hAnsi="Georgia"/>
+          <w:sz w:val="24"/>
+          <w:szCs w:val="24"/>
+        </w:rPr>
+        <w:t>$(</w:t>
+      </w:r>
+      <w:proofErr w:type="spellStart"/>
+      <w:r>
+        <w:rPr>
+          <w:rFonts w:ascii="Georgia" w:hAnsi="Georgia"/>
+          <w:sz w:val="24"/>
+          <w:szCs w:val="24"/>
+        </w:rPr>
+        <w:t>kubectl</w:t>
+      </w:r>
+      <w:proofErr w:type="spellEnd"/>
+      <w:r>
+        <w:rPr>
+          <w:rFonts w:ascii="Georgia" w:hAnsi="Georgia"/>
+          <w:sz w:val="24"/>
+          <w:szCs w:val="24"/>
+        </w:rPr>
+        <w:t xml:space="preserve"> get pod -n </w:t>
+      </w:r>
+      <w:proofErr w:type="spellStart"/>
+      <w:r>
+        <w:rPr>
+          <w:rFonts w:ascii="Georgia" w:hAnsi="Georgia"/>
+          <w:sz w:val="24"/>
+          <w:szCs w:val="24"/>
+        </w:rPr>
+        <w:t>mtls</w:t>
+      </w:r>
+      <w:proofErr w:type="spellEnd"/>
+      <w:r>
+        <w:rPr>
+          <w:rFonts w:ascii="Georgia" w:hAnsi="Georgia"/>
+          <w:sz w:val="24"/>
+          <w:szCs w:val="24"/>
+        </w:rPr>
+        <w:t xml:space="preserve">-demo -l app=service-a -o </w:t>
+      </w:r>
+      <w:proofErr w:type="spellStart"/>
+      <w:r>
+        <w:rPr>
+          <w:rFonts w:ascii="Georgia" w:hAnsi="Georgia"/>
+          <w:sz w:val="24"/>
+          <w:szCs w:val="24"/>
+        </w:rPr>
+        <w:t>jsonpath</w:t>
+      </w:r>
+      <w:proofErr w:type="spellEnd"/>
+      <w:r>
+        <w:rPr>
+          <w:rFonts w:ascii="Georgia" w:hAnsi="Georgia"/>
+          <w:sz w:val="24"/>
+          <w:szCs w:val="24"/>
+        </w:rPr>
+        <w:t>='</w:t>
       </w:r>
       <w:proofErr w:type="gramStart"/>
       <w:r>
@@ -3232,47 +4622,531 @@
           <w:sz w:val="24"/>
           <w:szCs w:val="24"/>
         </w:rPr>
-        <w:t>policy.yaml</w:t>
+        <w:t>{.items</w:t>
+      </w:r>
+      <w:proofErr w:type="gramEnd"/>
+      <w:r>
+        <w:rPr>
+          <w:rFonts w:ascii="Georgia" w:hAnsi="Georgia"/>
+          <w:sz w:val="24"/>
+          <w:szCs w:val="24"/>
+        </w:rPr>
+        <w:t>[0</w:t>
+      </w:r>
+      <w:proofErr w:type="gramStart"/>
+      <w:r>
+        <w:rPr>
+          <w:rFonts w:ascii="Georgia" w:hAnsi="Georgia"/>
+          <w:sz w:val="24"/>
+          <w:szCs w:val="24"/>
+        </w:rPr>
+        <w:t>].metadata.name</w:t>
+      </w:r>
+      <w:proofErr w:type="gramEnd"/>
+      <w:r>
+        <w:rPr>
+          <w:rFonts w:ascii="Georgia" w:hAnsi="Georgia"/>
+          <w:sz w:val="24"/>
+          <w:szCs w:val="24"/>
+        </w:rPr>
+        <w:t>}') \</w:t>
+      </w:r>
+    </w:p>
+    <w:p>
+      <w:pPr>
+        <w:pBdr>
+          <w:top w:val="single" w:sz="4" w:space="1" w:color="auto"/>
+          <w:left w:val="single" w:sz="4" w:space="4" w:color="auto"/>
+          <w:bottom w:val="single" w:sz="4" w:space="1" w:color="auto"/>
+          <w:right w:val="single" w:sz="4" w:space="4" w:color="auto"/>
+        </w:pBdr>
+        <w:shd w:val="clear" w:color="auto" w:fill="F2F2F2" w:themeFill="background1" w:themeFillShade="F2"/>
+        <w:spacing w:after="240" w:line="480" w:lineRule="auto"/>
+        <w:rPr>
+          <w:rFonts w:ascii="Georgia" w:hAnsi="Georgia"/>
+          <w:sz w:val="24"/>
+          <w:szCs w:val="24"/>
+        </w:rPr>
+      </w:pPr>
+      <w:r>
+        <w:rPr>
+          <w:rFonts w:ascii="Georgia" w:hAnsi="Georgia"/>
+          <w:sz w:val="24"/>
+          <w:szCs w:val="24"/>
+        </w:rPr>
+        <w:t xml:space="preserve">-n </w:t>
+      </w:r>
+      <w:proofErr w:type="spellStart"/>
+      <w:r>
+        <w:rPr>
+          <w:rFonts w:ascii="Georgia" w:hAnsi="Georgia"/>
+          <w:sz w:val="24"/>
+          <w:szCs w:val="24"/>
+        </w:rPr>
+        <w:t>mtls</w:t>
+      </w:r>
+      <w:proofErr w:type="spellEnd"/>
+      <w:r>
+        <w:rPr>
+          <w:rFonts w:ascii="Georgia" w:hAnsi="Georgia"/>
+          <w:sz w:val="24"/>
+          <w:szCs w:val="24"/>
+        </w:rPr>
+        <w:t>-demo</w:t>
+      </w:r>
+    </w:p>
+    <w:p>
+      <w:pPr>
+        <w:spacing w:line="480" w:lineRule="auto"/>
+        <w:jc w:val="both"/>
+        <w:rPr>
+          <w:rFonts w:ascii="Georgia" w:hAnsi="Georgia"/>
+          <w:sz w:val="24"/>
+          <w:szCs w:val="24"/>
+        </w:rPr>
+      </w:pPr>
+    </w:p>
+    <w:p>
+      <w:pPr>
+        <w:spacing w:line="480" w:lineRule="auto"/>
+        <w:jc w:val="both"/>
+        <w:rPr>
+          <w:rFonts w:ascii="Georgia" w:hAnsi="Georgia"/>
+          <w:sz w:val="24"/>
+          <w:szCs w:val="24"/>
+        </w:rPr>
+      </w:pPr>
+      <w:r>
+        <w:rPr>
+          <w:rFonts w:ascii="Georgia" w:hAnsi="Georgia"/>
+          <w:sz w:val="24"/>
+          <w:szCs w:val="24"/>
+        </w:rPr>
+        <w:lastRenderedPageBreak/>
+        <w:t>You can also inspect the proxy configuration:</w:t>
+      </w:r>
+    </w:p>
+    <w:p>
+      <w:pPr>
+        <w:pBdr>
+          <w:top w:val="single" w:sz="4" w:space="1" w:color="auto"/>
+          <w:left w:val="single" w:sz="4" w:space="4" w:color="auto"/>
+          <w:bottom w:val="single" w:sz="4" w:space="1" w:color="auto"/>
+          <w:right w:val="single" w:sz="4" w:space="4" w:color="auto"/>
+        </w:pBdr>
+        <w:shd w:val="clear" w:color="auto" w:fill="F2F2F2" w:themeFill="background1" w:themeFillShade="F2"/>
+        <w:spacing w:after="240" w:line="480" w:lineRule="auto"/>
+        <w:rPr>
+          <w:rFonts w:ascii="Georgia" w:hAnsi="Georgia"/>
+          <w:sz w:val="24"/>
+          <w:szCs w:val="24"/>
+        </w:rPr>
+      </w:pPr>
+      <w:proofErr w:type="spellStart"/>
+      <w:r>
+        <w:rPr>
+          <w:rFonts w:ascii="Georgia" w:hAnsi="Georgia"/>
+          <w:sz w:val="24"/>
+          <w:szCs w:val="24"/>
+        </w:rPr>
+        <w:t>istioctl</w:t>
+      </w:r>
+      <w:proofErr w:type="spellEnd"/>
+      <w:r>
+        <w:rPr>
+          <w:rFonts w:ascii="Georgia" w:hAnsi="Georgia"/>
+          <w:sz w:val="24"/>
+          <w:szCs w:val="24"/>
+        </w:rPr>
+        <w:t xml:space="preserve"> proxy-config cluster \</w:t>
+      </w:r>
+    </w:p>
+    <w:p>
+      <w:pPr>
+        <w:pBdr>
+          <w:top w:val="single" w:sz="4" w:space="1" w:color="auto"/>
+          <w:left w:val="single" w:sz="4" w:space="4" w:color="auto"/>
+          <w:bottom w:val="single" w:sz="4" w:space="1" w:color="auto"/>
+          <w:right w:val="single" w:sz="4" w:space="4" w:color="auto"/>
+        </w:pBdr>
+        <w:shd w:val="clear" w:color="auto" w:fill="F2F2F2" w:themeFill="background1" w:themeFillShade="F2"/>
+        <w:spacing w:after="240" w:line="480" w:lineRule="auto"/>
+        <w:rPr>
+          <w:rFonts w:ascii="Georgia" w:hAnsi="Georgia"/>
+          <w:sz w:val="24"/>
+          <w:szCs w:val="24"/>
+        </w:rPr>
+      </w:pPr>
+      <w:r>
+        <w:rPr>
+          <w:rFonts w:ascii="Georgia" w:hAnsi="Georgia"/>
+          <w:sz w:val="24"/>
+          <w:szCs w:val="24"/>
+        </w:rPr>
+        <w:t>$(</w:t>
+      </w:r>
+      <w:proofErr w:type="spellStart"/>
+      <w:r>
+        <w:rPr>
+          <w:rFonts w:ascii="Georgia" w:hAnsi="Georgia"/>
+          <w:sz w:val="24"/>
+          <w:szCs w:val="24"/>
+        </w:rPr>
+        <w:t>kubectl</w:t>
+      </w:r>
+      <w:proofErr w:type="spellEnd"/>
+      <w:r>
+        <w:rPr>
+          <w:rFonts w:ascii="Georgia" w:hAnsi="Georgia"/>
+          <w:sz w:val="24"/>
+          <w:szCs w:val="24"/>
+        </w:rPr>
+        <w:t xml:space="preserve"> get pod -n </w:t>
+      </w:r>
+      <w:proofErr w:type="spellStart"/>
+      <w:r>
+        <w:rPr>
+          <w:rFonts w:ascii="Georgia" w:hAnsi="Georgia"/>
+          <w:sz w:val="24"/>
+          <w:szCs w:val="24"/>
+        </w:rPr>
+        <w:t>mtls</w:t>
+      </w:r>
+      <w:proofErr w:type="spellEnd"/>
+      <w:r>
+        <w:rPr>
+          <w:rFonts w:ascii="Georgia" w:hAnsi="Georgia"/>
+          <w:sz w:val="24"/>
+          <w:szCs w:val="24"/>
+        </w:rPr>
+        <w:t xml:space="preserve">-demo -l app=service-a -o </w:t>
+      </w:r>
+      <w:proofErr w:type="spellStart"/>
+      <w:r>
+        <w:rPr>
+          <w:rFonts w:ascii="Georgia" w:hAnsi="Georgia"/>
+          <w:sz w:val="24"/>
+          <w:szCs w:val="24"/>
+        </w:rPr>
+        <w:t>jsonpath</w:t>
+      </w:r>
+      <w:proofErr w:type="spellEnd"/>
+      <w:r>
+        <w:rPr>
+          <w:rFonts w:ascii="Georgia" w:hAnsi="Georgia"/>
+          <w:sz w:val="24"/>
+          <w:szCs w:val="24"/>
+        </w:rPr>
+        <w:t>='</w:t>
+      </w:r>
+      <w:proofErr w:type="gramStart"/>
+      <w:r>
+        <w:rPr>
+          <w:rFonts w:ascii="Georgia" w:hAnsi="Georgia"/>
+          <w:sz w:val="24"/>
+          <w:szCs w:val="24"/>
+        </w:rPr>
+        <w:t>{.items</w:t>
+      </w:r>
+      <w:proofErr w:type="gramEnd"/>
+      <w:r>
+        <w:rPr>
+          <w:rFonts w:ascii="Georgia" w:hAnsi="Georgia"/>
+          <w:sz w:val="24"/>
+          <w:szCs w:val="24"/>
+        </w:rPr>
+        <w:t>[0</w:t>
+      </w:r>
+      <w:proofErr w:type="gramStart"/>
+      <w:r>
+        <w:rPr>
+          <w:rFonts w:ascii="Georgia" w:hAnsi="Georgia"/>
+          <w:sz w:val="24"/>
+          <w:szCs w:val="24"/>
+        </w:rPr>
+        <w:t>].metadata.name</w:t>
+      </w:r>
+      <w:proofErr w:type="gramEnd"/>
+      <w:r>
+        <w:rPr>
+          <w:rFonts w:ascii="Georgia" w:hAnsi="Georgia"/>
+          <w:sz w:val="24"/>
+          <w:szCs w:val="24"/>
+        </w:rPr>
+        <w:t>}') \</w:t>
+      </w:r>
+    </w:p>
+    <w:p>
+      <w:pPr>
+        <w:pBdr>
+          <w:top w:val="single" w:sz="4" w:space="1" w:color="auto"/>
+          <w:left w:val="single" w:sz="4" w:space="4" w:color="auto"/>
+          <w:bottom w:val="single" w:sz="4" w:space="1" w:color="auto"/>
+          <w:right w:val="single" w:sz="4" w:space="4" w:color="auto"/>
+        </w:pBdr>
+        <w:shd w:val="clear" w:color="auto" w:fill="F2F2F2" w:themeFill="background1" w:themeFillShade="F2"/>
+        <w:spacing w:after="240" w:line="480" w:lineRule="auto"/>
+        <w:rPr>
+          <w:rFonts w:ascii="Georgia" w:hAnsi="Georgia"/>
+          <w:sz w:val="24"/>
+          <w:szCs w:val="24"/>
+        </w:rPr>
+      </w:pPr>
+      <w:r>
+        <w:rPr>
+          <w:rFonts w:ascii="Georgia" w:hAnsi="Georgia"/>
+          <w:sz w:val="24"/>
+          <w:szCs w:val="24"/>
+        </w:rPr>
+        <w:t xml:space="preserve">-n </w:t>
+      </w:r>
+      <w:proofErr w:type="spellStart"/>
+      <w:r>
+        <w:rPr>
+          <w:rFonts w:ascii="Georgia" w:hAnsi="Georgia"/>
+          <w:sz w:val="24"/>
+          <w:szCs w:val="24"/>
+        </w:rPr>
+        <w:t>mtls</w:t>
+      </w:r>
+      <w:proofErr w:type="spellEnd"/>
+      <w:r>
+        <w:rPr>
+          <w:rFonts w:ascii="Georgia" w:hAnsi="Georgia"/>
+          <w:sz w:val="24"/>
+          <w:szCs w:val="24"/>
+        </w:rPr>
+        <w:t>-demo</w:t>
+      </w:r>
+    </w:p>
+    <w:p>
+      <w:pPr>
+        <w:spacing w:line="480" w:lineRule="auto"/>
+        <w:jc w:val="both"/>
+        <w:rPr>
+          <w:rFonts w:ascii="Georgia" w:hAnsi="Georgia"/>
+          <w:sz w:val="24"/>
+          <w:szCs w:val="24"/>
+        </w:rPr>
+      </w:pPr>
+      <w:r>
+        <w:rPr>
+          <w:rFonts w:ascii="Georgia" w:hAnsi="Georgia"/>
+          <w:sz w:val="24"/>
+          <w:szCs w:val="24"/>
+        </w:rPr>
+        <w:pict w14:anchorId="163C05E0">
+          <v:rect id="_x0000_i1032" style="width:0;height:1.5pt" o:hralign="center" o:hrstd="t" o:hr="t" fillcolor="#a0a0a0" stroked="f"/>
+        </w:pict>
+      </w:r>
+    </w:p>
+    <w:p>
+      <w:pPr>
+        <w:spacing w:line="480" w:lineRule="auto"/>
+        <w:jc w:val="both"/>
+        <w:rPr>
+          <w:rFonts w:ascii="Georgia" w:hAnsi="Georgia"/>
+          <w:b/>
+          <w:bCs/>
+          <w:sz w:val="24"/>
+          <w:szCs w:val="24"/>
+        </w:rPr>
+      </w:pPr>
+      <w:r>
+        <w:rPr>
+          <w:rFonts w:ascii="Georgia" w:hAnsi="Georgia"/>
+          <w:b/>
+          <w:bCs/>
+          <w:sz w:val="24"/>
+          <w:szCs w:val="24"/>
+        </w:rPr>
+        <w:t>Step 8: Check Istio Proxies</w:t>
+      </w:r>
+    </w:p>
+    <w:p>
+      <w:pPr>
+        <w:spacing w:line="480" w:lineRule="auto"/>
+        <w:jc w:val="both"/>
+        <w:rPr>
+          <w:rFonts w:ascii="Georgia" w:hAnsi="Georgia"/>
+          <w:sz w:val="24"/>
+          <w:szCs w:val="24"/>
+        </w:rPr>
+      </w:pPr>
+      <w:r>
+        <w:rPr>
+          <w:rFonts w:ascii="Georgia" w:hAnsi="Georgia"/>
+          <w:sz w:val="24"/>
+          <w:szCs w:val="24"/>
+        </w:rPr>
+        <w:t>Run:</w:t>
+      </w:r>
+    </w:p>
+    <w:p>
+      <w:pPr>
+        <w:pBdr>
+          <w:top w:val="single" w:sz="4" w:space="1" w:color="auto"/>
+          <w:left w:val="single" w:sz="4" w:space="4" w:color="auto"/>
+          <w:bottom w:val="single" w:sz="4" w:space="1" w:color="auto"/>
+          <w:right w:val="single" w:sz="4" w:space="4" w:color="auto"/>
+        </w:pBdr>
+        <w:shd w:val="clear" w:color="auto" w:fill="F2F2F2" w:themeFill="background1" w:themeFillShade="F2"/>
+        <w:spacing w:line="480" w:lineRule="auto"/>
+        <w:jc w:val="both"/>
+        <w:rPr>
+          <w:rFonts w:ascii="Georgia" w:hAnsi="Georgia"/>
+          <w:sz w:val="24"/>
+          <w:szCs w:val="24"/>
+        </w:rPr>
+      </w:pPr>
+      <w:proofErr w:type="spellStart"/>
+      <w:r>
+        <w:rPr>
+          <w:rFonts w:ascii="Georgia" w:hAnsi="Georgia"/>
+          <w:sz w:val="24"/>
+          <w:szCs w:val="24"/>
+        </w:rPr>
+        <w:t>istioctl</w:t>
+      </w:r>
+      <w:proofErr w:type="spellEnd"/>
+      <w:r>
+        <w:rPr>
+          <w:rFonts w:ascii="Georgia" w:hAnsi="Georgia"/>
+          <w:sz w:val="24"/>
+          <w:szCs w:val="24"/>
+        </w:rPr>
+        <w:t xml:space="preserve"> proxy-status</w:t>
+      </w:r>
+    </w:p>
+    <w:p>
+      <w:pPr>
+        <w:spacing w:line="480" w:lineRule="auto"/>
+        <w:jc w:val="both"/>
+        <w:rPr>
+          <w:rFonts w:ascii="Georgia" w:hAnsi="Georgia"/>
+          <w:sz w:val="24"/>
+          <w:szCs w:val="24"/>
+        </w:rPr>
+      </w:pPr>
+    </w:p>
+    <w:p>
+      <w:pPr>
+        <w:spacing w:line="480" w:lineRule="auto"/>
+        <w:jc w:val="both"/>
+        <w:rPr>
+          <w:rFonts w:ascii="Georgia" w:hAnsi="Georgia"/>
+          <w:sz w:val="24"/>
+          <w:szCs w:val="24"/>
+        </w:rPr>
+      </w:pPr>
+      <w:r>
+        <w:rPr>
+          <w:rFonts w:ascii="Georgia" w:hAnsi="Georgia"/>
+          <w:sz w:val="24"/>
+          <w:szCs w:val="24"/>
+        </w:rPr>
+        <w:t>You should see the Envoy proxies associated with your application pods.</w:t>
+      </w:r>
+    </w:p>
+    <w:p>
+      <w:pPr>
+        <w:spacing w:line="480" w:lineRule="auto"/>
+        <w:jc w:val="both"/>
+        <w:rPr>
+          <w:rFonts w:ascii="Georgia" w:hAnsi="Georgia"/>
+          <w:sz w:val="24"/>
+          <w:szCs w:val="24"/>
+        </w:rPr>
+      </w:pPr>
+      <w:r>
+        <w:rPr>
+          <w:rFonts w:ascii="Georgia" w:hAnsi="Georgia"/>
+          <w:sz w:val="24"/>
+          <w:szCs w:val="24"/>
+        </w:rPr>
+        <w:t>Example:</w:t>
+      </w:r>
+    </w:p>
+    <w:p>
+      <w:pPr>
+        <w:pBdr>
+          <w:top w:val="single" w:sz="4" w:space="1" w:color="auto"/>
+          <w:left w:val="single" w:sz="4" w:space="4" w:color="auto"/>
+          <w:bottom w:val="single" w:sz="4" w:space="1" w:color="auto"/>
+          <w:right w:val="single" w:sz="4" w:space="4" w:color="auto"/>
+        </w:pBdr>
+        <w:shd w:val="clear" w:color="auto" w:fill="F2F2F2" w:themeFill="background1" w:themeFillShade="F2"/>
+        <w:spacing w:line="480" w:lineRule="auto"/>
+        <w:jc w:val="both"/>
+        <w:rPr>
+          <w:rFonts w:ascii="Georgia" w:hAnsi="Georgia"/>
+          <w:sz w:val="24"/>
+          <w:szCs w:val="24"/>
+        </w:rPr>
+      </w:pPr>
+      <w:r>
+        <w:rPr>
+          <w:rFonts w:ascii="Georgia" w:hAnsi="Georgia"/>
+          <w:sz w:val="24"/>
+          <w:szCs w:val="24"/>
+        </w:rPr>
+        <w:t>NAME                                      CDS   LDS   EDS   RDS   ECDS   ISTIOD</w:t>
+      </w:r>
+    </w:p>
+    <w:p>
+      <w:pPr>
+        <w:pBdr>
+          <w:top w:val="single" w:sz="4" w:space="1" w:color="auto"/>
+          <w:left w:val="single" w:sz="4" w:space="4" w:color="auto"/>
+          <w:bottom w:val="single" w:sz="4" w:space="1" w:color="auto"/>
+          <w:right w:val="single" w:sz="4" w:space="4" w:color="auto"/>
+        </w:pBdr>
+        <w:shd w:val="clear" w:color="auto" w:fill="F2F2F2" w:themeFill="background1" w:themeFillShade="F2"/>
+        <w:spacing w:line="480" w:lineRule="auto"/>
+        <w:jc w:val="both"/>
+        <w:rPr>
+          <w:rFonts w:ascii="Georgia" w:hAnsi="Georgia"/>
+          <w:sz w:val="24"/>
+          <w:szCs w:val="24"/>
+        </w:rPr>
+      </w:pPr>
+      <w:r>
+        <w:rPr>
+          <w:rFonts w:ascii="Georgia" w:hAnsi="Georgia"/>
+          <w:sz w:val="24"/>
+          <w:szCs w:val="24"/>
+        </w:rPr>
+        <w:t>service-a-</w:t>
+      </w:r>
+      <w:proofErr w:type="spellStart"/>
+      <w:proofErr w:type="gramStart"/>
+      <w:r>
+        <w:rPr>
+          <w:rFonts w:ascii="Georgia" w:hAnsi="Georgia"/>
+          <w:sz w:val="24"/>
+          <w:szCs w:val="24"/>
+        </w:rPr>
+        <w:t>xxxxx.mtls</w:t>
       </w:r>
       <w:proofErr w:type="spellEnd"/>
       <w:proofErr w:type="gramEnd"/>
-    </w:p>
-    <w:p>
-      <w:pPr>
-        <w:spacing w:line="480" w:lineRule="auto"/>
-        <w:jc w:val="both"/>
-        <w:rPr>
-          <w:rFonts w:ascii="Georgia" w:hAnsi="Georgia"/>
-          <w:sz w:val="24"/>
-          <w:szCs w:val="24"/>
-        </w:rPr>
-      </w:pPr>
-      <w:r>
-        <w:rPr>
-          <w:rFonts w:ascii="Georgia" w:hAnsi="Georgia"/>
-          <w:sz w:val="24"/>
-          <w:szCs w:val="24"/>
-        </w:rPr>
-        <w:t>Add:</w:t>
-      </w:r>
-    </w:p>
-    <w:p>
-      <w:pPr>
-        <w:pBdr>
-          <w:top w:val="single" w:sz="4" w:space="1" w:color="auto"/>
-          <w:left w:val="single" w:sz="4" w:space="4" w:color="auto"/>
-          <w:bottom w:val="single" w:sz="4" w:space="1" w:color="auto"/>
-          <w:right w:val="single" w:sz="4" w:space="4" w:color="auto"/>
-        </w:pBdr>
-        <w:shd w:val="clear" w:color="auto" w:fill="F2F2F2" w:themeFill="background1" w:themeFillShade="F2"/>
-        <w:spacing w:line="480" w:lineRule="auto"/>
-        <w:jc w:val="both"/>
-        <w:rPr>
-          <w:rFonts w:ascii="Georgia" w:hAnsi="Georgia"/>
-          <w:sz w:val="24"/>
-          <w:szCs w:val="24"/>
-        </w:rPr>
-      </w:pPr>
+      <w:r>
+        <w:rPr>
+          <w:rFonts w:ascii="Georgia" w:hAnsi="Georgia"/>
+          <w:sz w:val="24"/>
+          <w:szCs w:val="24"/>
+        </w:rPr>
+        <w:t xml:space="preserve">-demo                </w:t>
+      </w:r>
+      <w:proofErr w:type="gramStart"/>
+      <w:r>
+        <w:rPr>
+          <w:rFonts w:ascii="Georgia" w:hAnsi="Georgia"/>
+          <w:sz w:val="24"/>
+          <w:szCs w:val="24"/>
+        </w:rPr>
+        <w:t xml:space="preserve">SYNC  </w:t>
+      </w:r>
       <w:proofErr w:type="spellStart"/>
       <w:r>
         <w:rPr>
@@ -3280,1604 +5154,17 @@
           <w:sz w:val="24"/>
           <w:szCs w:val="24"/>
         </w:rPr>
-        <w:t>apiVersion</w:t>
-      </w:r>
-      <w:proofErr w:type="spellEnd"/>
-      <w:r>
-        <w:rPr>
-          <w:rFonts w:ascii="Georgia" w:hAnsi="Georgia"/>
-          <w:sz w:val="24"/>
-          <w:szCs w:val="24"/>
-        </w:rPr>
-        <w:t>: security.istio.io/v1</w:t>
-      </w:r>
-    </w:p>
-    <w:p>
-      <w:pPr>
-        <w:pBdr>
-          <w:top w:val="single" w:sz="4" w:space="1" w:color="auto"/>
-          <w:left w:val="single" w:sz="4" w:space="4" w:color="auto"/>
-          <w:bottom w:val="single" w:sz="4" w:space="1" w:color="auto"/>
-          <w:right w:val="single" w:sz="4" w:space="4" w:color="auto"/>
-        </w:pBdr>
-        <w:shd w:val="clear" w:color="auto" w:fill="F2F2F2" w:themeFill="background1" w:themeFillShade="F2"/>
-        <w:spacing w:line="480" w:lineRule="auto"/>
-        <w:jc w:val="both"/>
-        <w:rPr>
-          <w:rFonts w:ascii="Georgia" w:hAnsi="Georgia"/>
-          <w:sz w:val="24"/>
-          <w:szCs w:val="24"/>
-        </w:rPr>
-      </w:pPr>
-      <w:r>
-        <w:rPr>
-          <w:rFonts w:ascii="Georgia" w:hAnsi="Georgia"/>
-          <w:sz w:val="24"/>
-          <w:szCs w:val="24"/>
-        </w:rPr>
-        <w:t xml:space="preserve">kind: </w:t>
-      </w:r>
-      <w:proofErr w:type="spellStart"/>
-      <w:r>
-        <w:rPr>
-          <w:rFonts w:ascii="Georgia" w:hAnsi="Georgia"/>
-          <w:sz w:val="24"/>
-          <w:szCs w:val="24"/>
-        </w:rPr>
-        <w:t>PeerAuthentication</w:t>
-      </w:r>
-      <w:proofErr w:type="spellEnd"/>
-    </w:p>
-    <w:p>
-      <w:pPr>
-        <w:pBdr>
-          <w:top w:val="single" w:sz="4" w:space="1" w:color="auto"/>
-          <w:left w:val="single" w:sz="4" w:space="4" w:color="auto"/>
-          <w:bottom w:val="single" w:sz="4" w:space="1" w:color="auto"/>
-          <w:right w:val="single" w:sz="4" w:space="4" w:color="auto"/>
-        </w:pBdr>
-        <w:shd w:val="clear" w:color="auto" w:fill="F2F2F2" w:themeFill="background1" w:themeFillShade="F2"/>
-        <w:spacing w:line="480" w:lineRule="auto"/>
-        <w:jc w:val="both"/>
-        <w:rPr>
-          <w:rFonts w:ascii="Georgia" w:hAnsi="Georgia"/>
-          <w:sz w:val="24"/>
-          <w:szCs w:val="24"/>
-        </w:rPr>
-      </w:pPr>
-      <w:r>
-        <w:rPr>
-          <w:rFonts w:ascii="Georgia" w:hAnsi="Georgia"/>
-          <w:sz w:val="24"/>
-          <w:szCs w:val="24"/>
-        </w:rPr>
-        <w:t>metadata:</w:t>
-      </w:r>
-    </w:p>
-    <w:p>
-      <w:pPr>
-        <w:pBdr>
-          <w:top w:val="single" w:sz="4" w:space="1" w:color="auto"/>
-          <w:left w:val="single" w:sz="4" w:space="4" w:color="auto"/>
-          <w:bottom w:val="single" w:sz="4" w:space="1" w:color="auto"/>
-          <w:right w:val="single" w:sz="4" w:space="4" w:color="auto"/>
-        </w:pBdr>
-        <w:shd w:val="clear" w:color="auto" w:fill="F2F2F2" w:themeFill="background1" w:themeFillShade="F2"/>
-        <w:spacing w:line="480" w:lineRule="auto"/>
-        <w:jc w:val="both"/>
-        <w:rPr>
-          <w:rFonts w:ascii="Georgia" w:hAnsi="Georgia"/>
-          <w:sz w:val="24"/>
-          <w:szCs w:val="24"/>
-        </w:rPr>
-      </w:pPr>
-      <w:r>
-        <w:rPr>
-          <w:rFonts w:ascii="Georgia" w:hAnsi="Georgia"/>
-          <w:sz w:val="24"/>
-          <w:szCs w:val="24"/>
-        </w:rPr>
-        <w:t xml:space="preserve">  name: default</w:t>
-      </w:r>
-    </w:p>
-    <w:p>
-      <w:pPr>
-        <w:pBdr>
-          <w:top w:val="single" w:sz="4" w:space="1" w:color="auto"/>
-          <w:left w:val="single" w:sz="4" w:space="4" w:color="auto"/>
-          <w:bottom w:val="single" w:sz="4" w:space="1" w:color="auto"/>
-          <w:right w:val="single" w:sz="4" w:space="4" w:color="auto"/>
-        </w:pBdr>
-        <w:shd w:val="clear" w:color="auto" w:fill="F2F2F2" w:themeFill="background1" w:themeFillShade="F2"/>
-        <w:spacing w:line="480" w:lineRule="auto"/>
-        <w:jc w:val="both"/>
-        <w:rPr>
-          <w:rFonts w:ascii="Georgia" w:hAnsi="Georgia"/>
-          <w:sz w:val="24"/>
-          <w:szCs w:val="24"/>
-        </w:rPr>
-      </w:pPr>
-      <w:r>
-        <w:rPr>
-          <w:rFonts w:ascii="Georgia" w:hAnsi="Georgia"/>
-          <w:sz w:val="24"/>
-          <w:szCs w:val="24"/>
-        </w:rPr>
-        <w:t xml:space="preserve">  namespace: </w:t>
-      </w:r>
-      <w:proofErr w:type="spellStart"/>
-      <w:r>
-        <w:rPr>
-          <w:rFonts w:ascii="Georgia" w:hAnsi="Georgia"/>
-          <w:sz w:val="24"/>
-          <w:szCs w:val="24"/>
-        </w:rPr>
-        <w:t>mtls</w:t>
-      </w:r>
-      <w:proofErr w:type="spellEnd"/>
-      <w:r>
-        <w:rPr>
-          <w:rFonts w:ascii="Georgia" w:hAnsi="Georgia"/>
-          <w:sz w:val="24"/>
-          <w:szCs w:val="24"/>
-        </w:rPr>
-        <w:t>-demo</w:t>
-      </w:r>
-    </w:p>
-    <w:p>
-      <w:pPr>
-        <w:pBdr>
-          <w:top w:val="single" w:sz="4" w:space="1" w:color="auto"/>
-          <w:left w:val="single" w:sz="4" w:space="4" w:color="auto"/>
-          <w:bottom w:val="single" w:sz="4" w:space="1" w:color="auto"/>
-          <w:right w:val="single" w:sz="4" w:space="4" w:color="auto"/>
-        </w:pBdr>
-        <w:shd w:val="clear" w:color="auto" w:fill="F2F2F2" w:themeFill="background1" w:themeFillShade="F2"/>
-        <w:spacing w:line="480" w:lineRule="auto"/>
-        <w:jc w:val="both"/>
-        <w:rPr>
-          <w:rFonts w:ascii="Georgia" w:hAnsi="Georgia"/>
-          <w:sz w:val="24"/>
-          <w:szCs w:val="24"/>
-        </w:rPr>
-      </w:pPr>
-      <w:r>
-        <w:rPr>
-          <w:rFonts w:ascii="Georgia" w:hAnsi="Georgia"/>
-          <w:sz w:val="24"/>
-          <w:szCs w:val="24"/>
-        </w:rPr>
-        <w:t>spec:</w:t>
-      </w:r>
-    </w:p>
-    <w:p>
-      <w:pPr>
-        <w:pBdr>
-          <w:top w:val="single" w:sz="4" w:space="1" w:color="auto"/>
-          <w:left w:val="single" w:sz="4" w:space="4" w:color="auto"/>
-          <w:bottom w:val="single" w:sz="4" w:space="1" w:color="auto"/>
-          <w:right w:val="single" w:sz="4" w:space="4" w:color="auto"/>
-        </w:pBdr>
-        <w:shd w:val="clear" w:color="auto" w:fill="F2F2F2" w:themeFill="background1" w:themeFillShade="F2"/>
-        <w:spacing w:line="480" w:lineRule="auto"/>
-        <w:jc w:val="both"/>
-        <w:rPr>
-          <w:rFonts w:ascii="Georgia" w:hAnsi="Georgia"/>
-          <w:sz w:val="24"/>
-          <w:szCs w:val="24"/>
-        </w:rPr>
-      </w:pPr>
-      <w:r>
-        <w:rPr>
-          <w:rFonts w:ascii="Georgia" w:hAnsi="Georgia"/>
-          <w:sz w:val="24"/>
-          <w:szCs w:val="24"/>
-        </w:rPr>
-        <w:t xml:space="preserve">  </w:t>
-      </w:r>
-      <w:proofErr w:type="spellStart"/>
-      <w:r>
-        <w:rPr>
-          <w:rFonts w:ascii="Georgia" w:hAnsi="Georgia"/>
-          <w:sz w:val="24"/>
-          <w:szCs w:val="24"/>
-        </w:rPr>
-        <w:t>mtls</w:t>
-      </w:r>
-      <w:proofErr w:type="spellEnd"/>
-      <w:r>
-        <w:rPr>
-          <w:rFonts w:ascii="Georgia" w:hAnsi="Georgia"/>
-          <w:sz w:val="24"/>
-          <w:szCs w:val="24"/>
-        </w:rPr>
-        <w:t>:</w:t>
-      </w:r>
-    </w:p>
-    <w:p>
-      <w:pPr>
-        <w:pBdr>
-          <w:top w:val="single" w:sz="4" w:space="1" w:color="auto"/>
-          <w:left w:val="single" w:sz="4" w:space="4" w:color="auto"/>
-          <w:bottom w:val="single" w:sz="4" w:space="1" w:color="auto"/>
-          <w:right w:val="single" w:sz="4" w:space="4" w:color="auto"/>
-        </w:pBdr>
-        <w:shd w:val="clear" w:color="auto" w:fill="F2F2F2" w:themeFill="background1" w:themeFillShade="F2"/>
-        <w:spacing w:line="480" w:lineRule="auto"/>
-        <w:jc w:val="both"/>
-        <w:rPr>
-          <w:rFonts w:ascii="Georgia" w:hAnsi="Georgia"/>
-          <w:sz w:val="24"/>
-          <w:szCs w:val="24"/>
-        </w:rPr>
-      </w:pPr>
-      <w:r>
-        <w:rPr>
-          <w:rFonts w:ascii="Georgia" w:hAnsi="Georgia"/>
-          <w:sz w:val="24"/>
-          <w:szCs w:val="24"/>
-        </w:rPr>
-        <w:t xml:space="preserve">    mode: STRICT</w:t>
-      </w:r>
-    </w:p>
-    <w:p>
-      <w:pPr>
-        <w:spacing w:line="480" w:lineRule="auto"/>
-        <w:jc w:val="both"/>
-        <w:rPr>
-          <w:rFonts w:ascii="Georgia" w:hAnsi="Georgia"/>
-          <w:sz w:val="24"/>
-          <w:szCs w:val="24"/>
-        </w:rPr>
-      </w:pPr>
-    </w:p>
-    <w:p>
-      <w:pPr>
-        <w:spacing w:line="480" w:lineRule="auto"/>
-        <w:jc w:val="both"/>
-        <w:rPr>
-          <w:rFonts w:ascii="Georgia" w:hAnsi="Georgia"/>
-          <w:sz w:val="24"/>
-          <w:szCs w:val="24"/>
-        </w:rPr>
-      </w:pPr>
-      <w:proofErr w:type="gramStart"/>
-      <w:r>
-        <w:rPr>
-          <w:rFonts w:ascii="Georgia" w:hAnsi="Georgia"/>
-          <w:sz w:val="24"/>
-          <w:szCs w:val="24"/>
-        </w:rPr>
-        <w:t>Apply</w:t>
-      </w:r>
-      <w:proofErr w:type="gramEnd"/>
-      <w:r>
-        <w:rPr>
-          <w:rFonts w:ascii="Georgia" w:hAnsi="Georgia"/>
-          <w:sz w:val="24"/>
-          <w:szCs w:val="24"/>
-        </w:rPr>
-        <w:t>:</w:t>
-      </w:r>
-    </w:p>
-    <w:p>
-      <w:pPr>
-        <w:pBdr>
-          <w:top w:val="single" w:sz="4" w:space="1" w:color="auto"/>
-          <w:left w:val="single" w:sz="4" w:space="4" w:color="auto"/>
-          <w:bottom w:val="single" w:sz="4" w:space="1" w:color="auto"/>
-          <w:right w:val="single" w:sz="4" w:space="4" w:color="auto"/>
-        </w:pBdr>
-        <w:shd w:val="clear" w:color="auto" w:fill="F2F2F2" w:themeFill="background1" w:themeFillShade="F2"/>
-        <w:spacing w:line="480" w:lineRule="auto"/>
-        <w:jc w:val="both"/>
-        <w:rPr>
-          <w:rFonts w:ascii="Georgia" w:hAnsi="Georgia"/>
-          <w:sz w:val="24"/>
-          <w:szCs w:val="24"/>
-        </w:rPr>
-      </w:pPr>
-      <w:proofErr w:type="spellStart"/>
-      <w:r>
-        <w:rPr>
-          <w:rFonts w:ascii="Georgia" w:hAnsi="Georgia"/>
-          <w:sz w:val="24"/>
-          <w:szCs w:val="24"/>
-        </w:rPr>
-        <w:t>kubectl</w:t>
-      </w:r>
-      <w:proofErr w:type="spellEnd"/>
-      <w:r>
-        <w:rPr>
-          <w:rFonts w:ascii="Georgia" w:hAnsi="Georgia"/>
-          <w:sz w:val="24"/>
-          <w:szCs w:val="24"/>
-        </w:rPr>
-        <w:t xml:space="preserve"> apply -f </w:t>
-      </w:r>
-      <w:proofErr w:type="spellStart"/>
-      <w:r>
-        <w:rPr>
-          <w:rFonts w:ascii="Georgia" w:hAnsi="Georgia"/>
-          <w:sz w:val="24"/>
-          <w:szCs w:val="24"/>
-        </w:rPr>
-        <w:t>mtls-</w:t>
-      </w:r>
-      <w:proofErr w:type="gramStart"/>
-      <w:r>
-        <w:rPr>
-          <w:rFonts w:ascii="Georgia" w:hAnsi="Georgia"/>
-          <w:sz w:val="24"/>
-          <w:szCs w:val="24"/>
-        </w:rPr>
-        <w:t>policy.yaml</w:t>
+        <w:t>SYNC</w:t>
       </w:r>
       <w:proofErr w:type="spellEnd"/>
       <w:proofErr w:type="gramEnd"/>
-    </w:p>
-    <w:p>
-      <w:pPr>
-        <w:spacing w:line="480" w:lineRule="auto"/>
-        <w:jc w:val="both"/>
-        <w:rPr>
-          <w:rFonts w:ascii="Georgia" w:hAnsi="Georgia"/>
-          <w:sz w:val="24"/>
-          <w:szCs w:val="24"/>
-        </w:rPr>
-      </w:pPr>
-    </w:p>
-    <w:p>
-      <w:pPr>
-        <w:spacing w:line="480" w:lineRule="auto"/>
-        <w:jc w:val="both"/>
-        <w:rPr>
-          <w:rFonts w:ascii="Georgia" w:hAnsi="Georgia"/>
-          <w:sz w:val="24"/>
-          <w:szCs w:val="24"/>
-        </w:rPr>
-      </w:pPr>
-      <w:r>
-        <w:rPr>
-          <w:rFonts w:ascii="Georgia" w:hAnsi="Georgia"/>
-          <w:sz w:val="24"/>
-          <w:szCs w:val="24"/>
-        </w:rPr>
-        <w:t>Verify:</w:t>
-      </w:r>
-    </w:p>
-    <w:p>
-      <w:pPr>
-        <w:pBdr>
-          <w:top w:val="single" w:sz="4" w:space="1" w:color="auto"/>
-          <w:left w:val="single" w:sz="4" w:space="4" w:color="auto"/>
-          <w:bottom w:val="single" w:sz="4" w:space="1" w:color="auto"/>
-          <w:right w:val="single" w:sz="4" w:space="4" w:color="auto"/>
-        </w:pBdr>
-        <w:shd w:val="clear" w:color="auto" w:fill="F2F2F2" w:themeFill="background1" w:themeFillShade="F2"/>
-        <w:spacing w:line="480" w:lineRule="auto"/>
-        <w:jc w:val="both"/>
-        <w:rPr>
-          <w:rFonts w:ascii="Georgia" w:hAnsi="Georgia"/>
-          <w:sz w:val="24"/>
-          <w:szCs w:val="24"/>
-        </w:rPr>
-      </w:pPr>
-      <w:proofErr w:type="spellStart"/>
-      <w:r>
-        <w:rPr>
-          <w:rFonts w:ascii="Georgia" w:hAnsi="Georgia"/>
-          <w:sz w:val="24"/>
-          <w:szCs w:val="24"/>
-        </w:rPr>
-        <w:t>kubectl</w:t>
-      </w:r>
-      <w:proofErr w:type="spellEnd"/>
-      <w:r>
-        <w:rPr>
-          <w:rFonts w:ascii="Georgia" w:hAnsi="Georgia"/>
-          <w:sz w:val="24"/>
-          <w:szCs w:val="24"/>
-        </w:rPr>
-        <w:t xml:space="preserve"> get </w:t>
-      </w:r>
-      <w:proofErr w:type="spellStart"/>
-      <w:r>
-        <w:rPr>
-          <w:rFonts w:ascii="Georgia" w:hAnsi="Georgia"/>
-          <w:sz w:val="24"/>
-          <w:szCs w:val="24"/>
-        </w:rPr>
-        <w:t>peerauthentication</w:t>
-      </w:r>
-      <w:proofErr w:type="spellEnd"/>
-      <w:r>
-        <w:rPr>
-          <w:rFonts w:ascii="Georgia" w:hAnsi="Georgia"/>
-          <w:sz w:val="24"/>
-          <w:szCs w:val="24"/>
-        </w:rPr>
-        <w:t xml:space="preserve"> -n </w:t>
-      </w:r>
-      <w:proofErr w:type="spellStart"/>
-      <w:r>
-        <w:rPr>
-          <w:rFonts w:ascii="Georgia" w:hAnsi="Georgia"/>
-          <w:sz w:val="24"/>
-          <w:szCs w:val="24"/>
-        </w:rPr>
-        <w:t>mtls</w:t>
-      </w:r>
-      <w:proofErr w:type="spellEnd"/>
-      <w:r>
-        <w:rPr>
-          <w:rFonts w:ascii="Georgia" w:hAnsi="Georgia"/>
-          <w:sz w:val="24"/>
-          <w:szCs w:val="24"/>
-        </w:rPr>
-        <w:t>-demo</w:t>
-      </w:r>
-    </w:p>
-    <w:p>
-      <w:pPr>
-        <w:spacing w:line="480" w:lineRule="auto"/>
-        <w:jc w:val="both"/>
-        <w:rPr>
-          <w:rFonts w:ascii="Georgia" w:hAnsi="Georgia"/>
-          <w:sz w:val="24"/>
-          <w:szCs w:val="24"/>
-        </w:rPr>
-      </w:pPr>
-      <w:r>
-        <w:rPr>
-          <w:rFonts w:ascii="Georgia" w:hAnsi="Georgia"/>
-          <w:sz w:val="24"/>
-          <w:szCs w:val="24"/>
-        </w:rPr>
-        <w:pict w14:anchorId="6749A3FC">
-          <v:rect id="_x0000_i1245" style="width:0;height:1.5pt" o:hralign="center" o:hrstd="t" o:hr="t" fillcolor="#a0a0a0" stroked="f"/>
-        </w:pict>
-      </w:r>
-    </w:p>
-    <w:p>
-      <w:pPr>
-        <w:rPr>
-          <w:rFonts w:ascii="Georgia" w:hAnsi="Georgia"/>
-          <w:b/>
-          <w:bCs/>
-          <w:sz w:val="24"/>
-          <w:szCs w:val="24"/>
-        </w:rPr>
-      </w:pPr>
-      <w:r>
-        <w:rPr>
-          <w:rFonts w:ascii="Georgia" w:hAnsi="Georgia"/>
-          <w:b/>
-          <w:bCs/>
-          <w:sz w:val="24"/>
-          <w:szCs w:val="24"/>
-        </w:rPr>
-        <w:br w:type="page"/>
-      </w:r>
-    </w:p>
-    <w:p>
-      <w:pPr>
-        <w:spacing w:line="480" w:lineRule="auto"/>
-        <w:jc w:val="both"/>
-        <w:rPr>
-          <w:rFonts w:ascii="Georgia" w:hAnsi="Georgia"/>
-          <w:b/>
-          <w:bCs/>
-          <w:sz w:val="24"/>
-          <w:szCs w:val="24"/>
-        </w:rPr>
-      </w:pPr>
-      <w:r>
-        <w:rPr>
-          <w:rFonts w:ascii="Georgia" w:hAnsi="Georgia"/>
-          <w:b/>
-          <w:bCs/>
-          <w:sz w:val="24"/>
-          <w:szCs w:val="24"/>
-        </w:rPr>
-        <w:lastRenderedPageBreak/>
-        <w:t>Step 6: Test Service-to-Service Communication</w:t>
-      </w:r>
-    </w:p>
-    <w:p>
-      <w:pPr>
-        <w:spacing w:line="480" w:lineRule="auto"/>
-        <w:jc w:val="both"/>
-        <w:rPr>
-          <w:rFonts w:ascii="Georgia" w:hAnsi="Georgia"/>
-          <w:sz w:val="24"/>
-          <w:szCs w:val="24"/>
-        </w:rPr>
-      </w:pPr>
-      <w:r>
-        <w:rPr>
-          <w:rFonts w:ascii="Georgia" w:hAnsi="Georgia"/>
-          <w:sz w:val="24"/>
-          <w:szCs w:val="24"/>
-        </w:rPr>
-        <w:t>Find the Service B pod:</w:t>
-      </w:r>
-    </w:p>
-    <w:p>
-      <w:pPr>
-        <w:pBdr>
-          <w:top w:val="single" w:sz="4" w:space="1" w:color="auto"/>
-          <w:left w:val="single" w:sz="4" w:space="4" w:color="auto"/>
-          <w:bottom w:val="single" w:sz="4" w:space="1" w:color="auto"/>
-          <w:right w:val="single" w:sz="4" w:space="4" w:color="auto"/>
-        </w:pBdr>
-        <w:shd w:val="clear" w:color="auto" w:fill="F2F2F2" w:themeFill="background1" w:themeFillShade="F2"/>
-        <w:spacing w:line="480" w:lineRule="auto"/>
-        <w:jc w:val="both"/>
-        <w:rPr>
-          <w:rFonts w:ascii="Georgia" w:hAnsi="Georgia"/>
-          <w:sz w:val="24"/>
-          <w:szCs w:val="24"/>
-        </w:rPr>
-      </w:pPr>
-      <w:proofErr w:type="spellStart"/>
-      <w:r>
-        <w:rPr>
-          <w:rFonts w:ascii="Georgia" w:hAnsi="Georgia"/>
-          <w:sz w:val="24"/>
-          <w:szCs w:val="24"/>
-        </w:rPr>
-        <w:t>kubectl</w:t>
-      </w:r>
-      <w:proofErr w:type="spellEnd"/>
-      <w:r>
-        <w:rPr>
-          <w:rFonts w:ascii="Georgia" w:hAnsi="Georgia"/>
-          <w:sz w:val="24"/>
-          <w:szCs w:val="24"/>
-        </w:rPr>
-        <w:t xml:space="preserve"> get pods -n </w:t>
-      </w:r>
-      <w:proofErr w:type="spellStart"/>
-      <w:r>
-        <w:rPr>
-          <w:rFonts w:ascii="Georgia" w:hAnsi="Georgia"/>
-          <w:sz w:val="24"/>
-          <w:szCs w:val="24"/>
-        </w:rPr>
-        <w:t>mtls</w:t>
-      </w:r>
-      <w:proofErr w:type="spellEnd"/>
-      <w:r>
-        <w:rPr>
-          <w:rFonts w:ascii="Georgia" w:hAnsi="Georgia"/>
-          <w:sz w:val="24"/>
-          <w:szCs w:val="24"/>
-        </w:rPr>
-        <w:t>-demo</w:t>
-      </w:r>
-    </w:p>
-    <w:p>
-      <w:pPr>
-        <w:spacing w:line="480" w:lineRule="auto"/>
-        <w:jc w:val="both"/>
-        <w:rPr>
-          <w:rFonts w:ascii="Georgia" w:hAnsi="Georgia"/>
-          <w:sz w:val="24"/>
-          <w:szCs w:val="24"/>
-        </w:rPr>
-      </w:pPr>
-    </w:p>
-    <w:p>
-      <w:pPr>
-        <w:spacing w:line="480" w:lineRule="auto"/>
-        <w:jc w:val="both"/>
-        <w:rPr>
-          <w:rFonts w:ascii="Georgia" w:hAnsi="Georgia"/>
-          <w:sz w:val="24"/>
-          <w:szCs w:val="24"/>
-        </w:rPr>
-      </w:pPr>
-      <w:r>
-        <w:rPr>
-          <w:rFonts w:ascii="Georgia" w:hAnsi="Georgia"/>
-          <w:sz w:val="24"/>
-          <w:szCs w:val="24"/>
-        </w:rPr>
-        <w:t>Run a request from Service B to Service A:</w:t>
-      </w:r>
-    </w:p>
-    <w:p>
-      <w:pPr>
-        <w:pBdr>
-          <w:top w:val="single" w:sz="4" w:space="1" w:color="auto"/>
-          <w:left w:val="single" w:sz="4" w:space="4" w:color="auto"/>
-          <w:bottom w:val="single" w:sz="4" w:space="1" w:color="auto"/>
-          <w:right w:val="single" w:sz="4" w:space="4" w:color="auto"/>
-        </w:pBdr>
-        <w:shd w:val="clear" w:color="auto" w:fill="F2F2F2" w:themeFill="background1" w:themeFillShade="F2"/>
-        <w:spacing w:line="480" w:lineRule="auto"/>
-        <w:jc w:val="both"/>
-        <w:rPr>
-          <w:rFonts w:ascii="Georgia" w:hAnsi="Georgia"/>
-          <w:sz w:val="24"/>
-          <w:szCs w:val="24"/>
-        </w:rPr>
-      </w:pPr>
-      <w:proofErr w:type="spellStart"/>
-      <w:r>
-        <w:rPr>
-          <w:rFonts w:ascii="Georgia" w:hAnsi="Georgia"/>
-          <w:sz w:val="24"/>
-          <w:szCs w:val="24"/>
-        </w:rPr>
-        <w:t>kubectl</w:t>
-      </w:r>
-      <w:proofErr w:type="spellEnd"/>
-      <w:r>
-        <w:rPr>
-          <w:rFonts w:ascii="Georgia" w:hAnsi="Georgia"/>
-          <w:sz w:val="24"/>
-          <w:szCs w:val="24"/>
-        </w:rPr>
-        <w:t xml:space="preserve"> exec -it -n </w:t>
-      </w:r>
-      <w:proofErr w:type="spellStart"/>
-      <w:r>
-        <w:rPr>
-          <w:rFonts w:ascii="Georgia" w:hAnsi="Georgia"/>
-          <w:sz w:val="24"/>
-          <w:szCs w:val="24"/>
-        </w:rPr>
-        <w:t>mtls</w:t>
-      </w:r>
-      <w:proofErr w:type="spellEnd"/>
-      <w:r>
-        <w:rPr>
-          <w:rFonts w:ascii="Georgia" w:hAnsi="Georgia"/>
-          <w:sz w:val="24"/>
-          <w:szCs w:val="24"/>
-        </w:rPr>
-        <w:t>-demo \</w:t>
-      </w:r>
-    </w:p>
-    <w:p>
-      <w:pPr>
-        <w:pBdr>
-          <w:top w:val="single" w:sz="4" w:space="1" w:color="auto"/>
-          <w:left w:val="single" w:sz="4" w:space="4" w:color="auto"/>
-          <w:bottom w:val="single" w:sz="4" w:space="1" w:color="auto"/>
-          <w:right w:val="single" w:sz="4" w:space="4" w:color="auto"/>
-        </w:pBdr>
-        <w:shd w:val="clear" w:color="auto" w:fill="F2F2F2" w:themeFill="background1" w:themeFillShade="F2"/>
-        <w:spacing w:line="480" w:lineRule="auto"/>
-        <w:jc w:val="both"/>
-        <w:rPr>
-          <w:rFonts w:ascii="Georgia" w:hAnsi="Georgia"/>
-          <w:sz w:val="24"/>
-          <w:szCs w:val="24"/>
-        </w:rPr>
-      </w:pPr>
-      <w:r>
-        <w:rPr>
-          <w:rFonts w:ascii="Georgia" w:hAnsi="Georgia"/>
-          <w:sz w:val="24"/>
-          <w:szCs w:val="24"/>
-        </w:rPr>
-        <w:t>$(</w:t>
-      </w:r>
-      <w:proofErr w:type="spellStart"/>
-      <w:r>
-        <w:rPr>
-          <w:rFonts w:ascii="Georgia" w:hAnsi="Georgia"/>
-          <w:sz w:val="24"/>
-          <w:szCs w:val="24"/>
-        </w:rPr>
-        <w:t>kubectl</w:t>
-      </w:r>
-      <w:proofErr w:type="spellEnd"/>
-      <w:r>
-        <w:rPr>
-          <w:rFonts w:ascii="Georgia" w:hAnsi="Georgia"/>
-          <w:sz w:val="24"/>
-          <w:szCs w:val="24"/>
-        </w:rPr>
-        <w:t xml:space="preserve"> get pod -n </w:t>
-      </w:r>
-      <w:proofErr w:type="spellStart"/>
-      <w:r>
-        <w:rPr>
-          <w:rFonts w:ascii="Georgia" w:hAnsi="Georgia"/>
-          <w:sz w:val="24"/>
-          <w:szCs w:val="24"/>
-        </w:rPr>
-        <w:t>mtls</w:t>
-      </w:r>
-      <w:proofErr w:type="spellEnd"/>
-      <w:r>
-        <w:rPr>
-          <w:rFonts w:ascii="Georgia" w:hAnsi="Georgia"/>
-          <w:sz w:val="24"/>
-          <w:szCs w:val="24"/>
-        </w:rPr>
-        <w:t xml:space="preserve">-demo -l app=service-b -o </w:t>
-      </w:r>
-      <w:proofErr w:type="spellStart"/>
-      <w:r>
-        <w:rPr>
-          <w:rFonts w:ascii="Georgia" w:hAnsi="Georgia"/>
-          <w:sz w:val="24"/>
-          <w:szCs w:val="24"/>
-        </w:rPr>
-        <w:t>jsonpath</w:t>
-      </w:r>
-      <w:proofErr w:type="spellEnd"/>
-      <w:r>
-        <w:rPr>
-          <w:rFonts w:ascii="Georgia" w:hAnsi="Georgia"/>
-          <w:sz w:val="24"/>
-          <w:szCs w:val="24"/>
-        </w:rPr>
-        <w:t>='</w:t>
-      </w:r>
-      <w:proofErr w:type="gramStart"/>
-      <w:r>
-        <w:rPr>
-          <w:rFonts w:ascii="Georgia" w:hAnsi="Georgia"/>
-          <w:sz w:val="24"/>
-          <w:szCs w:val="24"/>
-        </w:rPr>
-        <w:t>{.items</w:t>
-      </w:r>
-      <w:proofErr w:type="gramEnd"/>
-      <w:r>
-        <w:rPr>
-          <w:rFonts w:ascii="Georgia" w:hAnsi="Georgia"/>
-          <w:sz w:val="24"/>
-          <w:szCs w:val="24"/>
-        </w:rPr>
-        <w:t>[0</w:t>
-      </w:r>
-      <w:proofErr w:type="gramStart"/>
-      <w:r>
-        <w:rPr>
-          <w:rFonts w:ascii="Georgia" w:hAnsi="Georgia"/>
-          <w:sz w:val="24"/>
-          <w:szCs w:val="24"/>
-        </w:rPr>
-        <w:t>].metadata.name</w:t>
-      </w:r>
-      <w:proofErr w:type="gramEnd"/>
-      <w:r>
-        <w:rPr>
-          <w:rFonts w:ascii="Georgia" w:hAnsi="Georgia"/>
-          <w:sz w:val="24"/>
-          <w:szCs w:val="24"/>
-        </w:rPr>
-        <w:t>}') \</w:t>
-      </w:r>
-    </w:p>
-    <w:p>
-      <w:pPr>
-        <w:pBdr>
-          <w:top w:val="single" w:sz="4" w:space="1" w:color="auto"/>
-          <w:left w:val="single" w:sz="4" w:space="4" w:color="auto"/>
-          <w:bottom w:val="single" w:sz="4" w:space="1" w:color="auto"/>
-          <w:right w:val="single" w:sz="4" w:space="4" w:color="auto"/>
-        </w:pBdr>
-        <w:shd w:val="clear" w:color="auto" w:fill="F2F2F2" w:themeFill="background1" w:themeFillShade="F2"/>
-        <w:spacing w:after="240" w:line="480" w:lineRule="auto"/>
-        <w:jc w:val="both"/>
-        <w:rPr>
-          <w:rFonts w:ascii="Georgia" w:hAnsi="Georgia"/>
-          <w:sz w:val="24"/>
-          <w:szCs w:val="24"/>
-        </w:rPr>
-      </w:pPr>
-      <w:r>
-        <w:rPr>
-          <w:rFonts w:ascii="Georgia" w:hAnsi="Georgia"/>
-          <w:sz w:val="24"/>
-          <w:szCs w:val="24"/>
-        </w:rPr>
-        <w:t>-- curl http://service-a</w:t>
-      </w:r>
-    </w:p>
-    <w:p>
-      <w:pPr>
-        <w:spacing w:line="480" w:lineRule="auto"/>
-        <w:jc w:val="both"/>
-        <w:rPr>
-          <w:rFonts w:ascii="Georgia" w:hAnsi="Georgia"/>
-          <w:sz w:val="24"/>
-          <w:szCs w:val="24"/>
-        </w:rPr>
-      </w:pPr>
-      <w:r>
-        <w:rPr>
-          <w:rFonts w:ascii="Georgia" w:hAnsi="Georgia"/>
-          <w:sz w:val="24"/>
-          <w:szCs w:val="24"/>
-        </w:rPr>
-        <w:t>Expected output:</w:t>
-      </w:r>
-    </w:p>
-    <w:p>
-      <w:pPr>
-        <w:pBdr>
-          <w:top w:val="single" w:sz="4" w:space="1" w:color="auto"/>
-          <w:left w:val="single" w:sz="4" w:space="4" w:color="auto"/>
-          <w:bottom w:val="single" w:sz="4" w:space="1" w:color="auto"/>
-          <w:right w:val="single" w:sz="4" w:space="4" w:color="auto"/>
-        </w:pBdr>
-        <w:shd w:val="clear" w:color="auto" w:fill="F2F2F2" w:themeFill="background1" w:themeFillShade="F2"/>
-        <w:spacing w:after="240" w:line="480" w:lineRule="auto"/>
-        <w:jc w:val="both"/>
-        <w:rPr>
-          <w:rFonts w:ascii="Georgia" w:hAnsi="Georgia"/>
-          <w:sz w:val="24"/>
-          <w:szCs w:val="24"/>
-        </w:rPr>
-      </w:pPr>
-      <w:r>
-        <w:rPr>
-          <w:rFonts w:ascii="Georgia" w:hAnsi="Georgia"/>
-          <w:sz w:val="24"/>
-          <w:szCs w:val="24"/>
-        </w:rPr>
-        <w:t>Hello from Service A</w:t>
-      </w:r>
-    </w:p>
-    <w:p>
-      <w:pPr>
-        <w:spacing w:line="480" w:lineRule="auto"/>
-        <w:jc w:val="both"/>
-        <w:rPr>
-          <w:rFonts w:ascii="Georgia" w:hAnsi="Georgia"/>
-          <w:sz w:val="24"/>
-          <w:szCs w:val="24"/>
-        </w:rPr>
-      </w:pPr>
-      <w:r>
-        <w:rPr>
-          <w:rFonts w:ascii="Georgia" w:hAnsi="Georgia"/>
-          <w:sz w:val="24"/>
-          <w:szCs w:val="24"/>
-        </w:rPr>
-        <w:t xml:space="preserve">The request succeeds because Istio automatically establishes an </w:t>
-      </w:r>
-      <w:proofErr w:type="spellStart"/>
-      <w:r>
-        <w:rPr>
-          <w:rFonts w:ascii="Georgia" w:hAnsi="Georgia"/>
-          <w:b/>
-          <w:bCs/>
-          <w:sz w:val="24"/>
-          <w:szCs w:val="24"/>
-        </w:rPr>
-        <w:t>mTLS</w:t>
-      </w:r>
-      <w:proofErr w:type="spellEnd"/>
-      <w:r>
-        <w:rPr>
-          <w:rFonts w:ascii="Georgia" w:hAnsi="Georgia"/>
-          <w:b/>
-          <w:bCs/>
-          <w:sz w:val="24"/>
-          <w:szCs w:val="24"/>
-        </w:rPr>
-        <w:t xml:space="preserve"> connection</w:t>
-      </w:r>
-      <w:r>
-        <w:rPr>
-          <w:rFonts w:ascii="Georgia" w:hAnsi="Georgia"/>
-          <w:sz w:val="24"/>
-          <w:szCs w:val="24"/>
-        </w:rPr>
-        <w:t xml:space="preserve"> between </w:t>
-      </w:r>
-      <w:proofErr w:type="gramStart"/>
-      <w:r>
-        <w:rPr>
-          <w:rFonts w:ascii="Georgia" w:hAnsi="Georgia"/>
-          <w:sz w:val="24"/>
-          <w:szCs w:val="24"/>
-        </w:rPr>
-        <w:t>the Envoy</w:t>
-      </w:r>
-      <w:proofErr w:type="gramEnd"/>
-      <w:r>
-        <w:rPr>
-          <w:rFonts w:ascii="Georgia" w:hAnsi="Georgia"/>
-          <w:sz w:val="24"/>
-          <w:szCs w:val="24"/>
-        </w:rPr>
-        <w:t xml:space="preserve"> sidecars.</w:t>
-      </w:r>
-    </w:p>
-    <w:p>
-      <w:pPr>
-        <w:spacing w:line="480" w:lineRule="auto"/>
-        <w:jc w:val="both"/>
-        <w:rPr>
-          <w:rFonts w:ascii="Georgia" w:hAnsi="Georgia"/>
-          <w:sz w:val="24"/>
-          <w:szCs w:val="24"/>
-        </w:rPr>
-      </w:pPr>
-      <w:r>
-        <w:rPr>
-          <w:rFonts w:ascii="Georgia" w:hAnsi="Georgia"/>
-          <w:sz w:val="24"/>
-          <w:szCs w:val="24"/>
-        </w:rPr>
-        <w:pict w14:anchorId="0F24EA45">
-          <v:rect id="_x0000_i1246" style="width:0;height:1.5pt" o:hralign="center" o:hrstd="t" o:hr="t" fillcolor="#a0a0a0" stroked="f"/>
-        </w:pict>
-      </w:r>
-    </w:p>
-    <w:p>
-      <w:pPr>
-        <w:spacing w:line="480" w:lineRule="auto"/>
-        <w:jc w:val="both"/>
-        <w:rPr>
-          <w:rFonts w:ascii="Georgia" w:hAnsi="Georgia"/>
-          <w:b/>
-          <w:bCs/>
-          <w:sz w:val="24"/>
-          <w:szCs w:val="24"/>
-        </w:rPr>
-      </w:pPr>
-      <w:r>
-        <w:rPr>
-          <w:rFonts w:ascii="Georgia" w:hAnsi="Georgia"/>
-          <w:b/>
-          <w:bCs/>
-          <w:sz w:val="24"/>
-          <w:szCs w:val="24"/>
-        </w:rPr>
-        <w:t xml:space="preserve">Step 7: Verify </w:t>
-      </w:r>
-      <w:proofErr w:type="spellStart"/>
-      <w:r>
-        <w:rPr>
-          <w:rFonts w:ascii="Georgia" w:hAnsi="Georgia"/>
-          <w:b/>
-          <w:bCs/>
-          <w:sz w:val="24"/>
-          <w:szCs w:val="24"/>
-        </w:rPr>
-        <w:t>mTLS</w:t>
-      </w:r>
-      <w:proofErr w:type="spellEnd"/>
-    </w:p>
-    <w:p>
-      <w:pPr>
-        <w:spacing w:line="480" w:lineRule="auto"/>
-        <w:jc w:val="both"/>
-        <w:rPr>
-          <w:rFonts w:ascii="Georgia" w:hAnsi="Georgia"/>
-          <w:sz w:val="24"/>
-          <w:szCs w:val="24"/>
-        </w:rPr>
-      </w:pPr>
-      <w:r>
-        <w:rPr>
-          <w:rFonts w:ascii="Georgia" w:hAnsi="Georgia"/>
-          <w:sz w:val="24"/>
-          <w:szCs w:val="24"/>
-        </w:rPr>
-        <w:t>Run:</w:t>
-      </w:r>
-    </w:p>
-    <w:p>
-      <w:pPr>
-        <w:pBdr>
-          <w:top w:val="single" w:sz="4" w:space="1" w:color="auto"/>
-          <w:left w:val="single" w:sz="4" w:space="4" w:color="auto"/>
-          <w:bottom w:val="single" w:sz="4" w:space="1" w:color="auto"/>
-          <w:right w:val="single" w:sz="4" w:space="4" w:color="auto"/>
-        </w:pBdr>
-        <w:shd w:val="clear" w:color="auto" w:fill="F2F2F2" w:themeFill="background1" w:themeFillShade="F2"/>
-        <w:spacing w:after="240" w:line="480" w:lineRule="auto"/>
-        <w:rPr>
-          <w:rFonts w:ascii="Georgia" w:hAnsi="Georgia"/>
-          <w:sz w:val="24"/>
-          <w:szCs w:val="24"/>
-        </w:rPr>
-      </w:pPr>
-      <w:proofErr w:type="spellStart"/>
-      <w:r>
-        <w:rPr>
-          <w:rFonts w:ascii="Georgia" w:hAnsi="Georgia"/>
-          <w:sz w:val="24"/>
-          <w:szCs w:val="24"/>
-        </w:rPr>
-        <w:t>istioctl</w:t>
-      </w:r>
-      <w:proofErr w:type="spellEnd"/>
-      <w:r>
-        <w:rPr>
-          <w:rFonts w:ascii="Georgia" w:hAnsi="Georgia"/>
-          <w:sz w:val="24"/>
-          <w:szCs w:val="24"/>
-        </w:rPr>
-        <w:t xml:space="preserve"> x </w:t>
-      </w:r>
-      <w:proofErr w:type="spellStart"/>
-      <w:r>
-        <w:rPr>
-          <w:rFonts w:ascii="Georgia" w:hAnsi="Georgia"/>
-          <w:sz w:val="24"/>
-          <w:szCs w:val="24"/>
-        </w:rPr>
-        <w:t>authz</w:t>
-      </w:r>
-      <w:proofErr w:type="spellEnd"/>
-      <w:r>
-        <w:rPr>
-          <w:rFonts w:ascii="Georgia" w:hAnsi="Georgia"/>
-          <w:sz w:val="24"/>
-          <w:szCs w:val="24"/>
-        </w:rPr>
-        <w:t xml:space="preserve"> check \</w:t>
-      </w:r>
-    </w:p>
-    <w:p>
-      <w:pPr>
-        <w:pBdr>
-          <w:top w:val="single" w:sz="4" w:space="1" w:color="auto"/>
-          <w:left w:val="single" w:sz="4" w:space="4" w:color="auto"/>
-          <w:bottom w:val="single" w:sz="4" w:space="1" w:color="auto"/>
-          <w:right w:val="single" w:sz="4" w:space="4" w:color="auto"/>
-        </w:pBdr>
-        <w:shd w:val="clear" w:color="auto" w:fill="F2F2F2" w:themeFill="background1" w:themeFillShade="F2"/>
-        <w:spacing w:after="240" w:line="480" w:lineRule="auto"/>
-        <w:rPr>
-          <w:rFonts w:ascii="Georgia" w:hAnsi="Georgia"/>
-          <w:sz w:val="24"/>
-          <w:szCs w:val="24"/>
-        </w:rPr>
-      </w:pPr>
-      <w:r>
-        <w:rPr>
-          <w:rFonts w:ascii="Georgia" w:hAnsi="Georgia"/>
-          <w:sz w:val="24"/>
-          <w:szCs w:val="24"/>
-        </w:rPr>
-        <w:t>$(</w:t>
-      </w:r>
-      <w:proofErr w:type="spellStart"/>
-      <w:r>
-        <w:rPr>
-          <w:rFonts w:ascii="Georgia" w:hAnsi="Georgia"/>
-          <w:sz w:val="24"/>
-          <w:szCs w:val="24"/>
-        </w:rPr>
-        <w:t>kubectl</w:t>
-      </w:r>
-      <w:proofErr w:type="spellEnd"/>
-      <w:r>
-        <w:rPr>
-          <w:rFonts w:ascii="Georgia" w:hAnsi="Georgia"/>
-          <w:sz w:val="24"/>
-          <w:szCs w:val="24"/>
-        </w:rPr>
-        <w:t xml:space="preserve"> get pod -n </w:t>
-      </w:r>
-      <w:proofErr w:type="spellStart"/>
-      <w:r>
-        <w:rPr>
-          <w:rFonts w:ascii="Georgia" w:hAnsi="Georgia"/>
-          <w:sz w:val="24"/>
-          <w:szCs w:val="24"/>
-        </w:rPr>
-        <w:t>mtls</w:t>
-      </w:r>
-      <w:proofErr w:type="spellEnd"/>
-      <w:r>
-        <w:rPr>
-          <w:rFonts w:ascii="Georgia" w:hAnsi="Georgia"/>
-          <w:sz w:val="24"/>
-          <w:szCs w:val="24"/>
-        </w:rPr>
-        <w:t xml:space="preserve">-demo -l app=service-a -o </w:t>
-      </w:r>
-      <w:proofErr w:type="spellStart"/>
-      <w:r>
-        <w:rPr>
-          <w:rFonts w:ascii="Georgia" w:hAnsi="Georgia"/>
-          <w:sz w:val="24"/>
-          <w:szCs w:val="24"/>
-        </w:rPr>
-        <w:t>jsonpath</w:t>
-      </w:r>
-      <w:proofErr w:type="spellEnd"/>
-      <w:r>
-        <w:rPr>
-          <w:rFonts w:ascii="Georgia" w:hAnsi="Georgia"/>
-          <w:sz w:val="24"/>
-          <w:szCs w:val="24"/>
-        </w:rPr>
-        <w:t>='</w:t>
-      </w:r>
-      <w:proofErr w:type="gramStart"/>
-      <w:r>
-        <w:rPr>
-          <w:rFonts w:ascii="Georgia" w:hAnsi="Georgia"/>
-          <w:sz w:val="24"/>
-          <w:szCs w:val="24"/>
-        </w:rPr>
-        <w:t>{.items</w:t>
-      </w:r>
-      <w:proofErr w:type="gramEnd"/>
-      <w:r>
-        <w:rPr>
-          <w:rFonts w:ascii="Georgia" w:hAnsi="Georgia"/>
-          <w:sz w:val="24"/>
-          <w:szCs w:val="24"/>
-        </w:rPr>
-        <w:t>[0</w:t>
-      </w:r>
-      <w:proofErr w:type="gramStart"/>
-      <w:r>
-        <w:rPr>
-          <w:rFonts w:ascii="Georgia" w:hAnsi="Georgia"/>
-          <w:sz w:val="24"/>
-          <w:szCs w:val="24"/>
-        </w:rPr>
-        <w:t>].metadata.name</w:t>
-      </w:r>
-      <w:proofErr w:type="gramEnd"/>
-      <w:r>
-        <w:rPr>
-          <w:rFonts w:ascii="Georgia" w:hAnsi="Georgia"/>
-          <w:sz w:val="24"/>
-          <w:szCs w:val="24"/>
-        </w:rPr>
-        <w:t>}') \</w:t>
-      </w:r>
-    </w:p>
-    <w:p>
-      <w:pPr>
-        <w:pBdr>
-          <w:top w:val="single" w:sz="4" w:space="1" w:color="auto"/>
-          <w:left w:val="single" w:sz="4" w:space="4" w:color="auto"/>
-          <w:bottom w:val="single" w:sz="4" w:space="1" w:color="auto"/>
-          <w:right w:val="single" w:sz="4" w:space="4" w:color="auto"/>
-        </w:pBdr>
-        <w:shd w:val="clear" w:color="auto" w:fill="F2F2F2" w:themeFill="background1" w:themeFillShade="F2"/>
-        <w:spacing w:after="240" w:line="480" w:lineRule="auto"/>
-        <w:rPr>
-          <w:rFonts w:ascii="Georgia" w:hAnsi="Georgia"/>
-          <w:sz w:val="24"/>
-          <w:szCs w:val="24"/>
-        </w:rPr>
-      </w:pPr>
-      <w:r>
-        <w:rPr>
-          <w:rFonts w:ascii="Georgia" w:hAnsi="Georgia"/>
-          <w:sz w:val="24"/>
-          <w:szCs w:val="24"/>
-        </w:rPr>
-        <w:t xml:space="preserve">-n </w:t>
-      </w:r>
-      <w:proofErr w:type="spellStart"/>
-      <w:r>
-        <w:rPr>
-          <w:rFonts w:ascii="Georgia" w:hAnsi="Georgia"/>
-          <w:sz w:val="24"/>
-          <w:szCs w:val="24"/>
-        </w:rPr>
-        <w:t>mtls</w:t>
-      </w:r>
-      <w:proofErr w:type="spellEnd"/>
-      <w:r>
-        <w:rPr>
-          <w:rFonts w:ascii="Georgia" w:hAnsi="Georgia"/>
-          <w:sz w:val="24"/>
-          <w:szCs w:val="24"/>
-        </w:rPr>
-        <w:t>-demo</w:t>
-      </w:r>
-    </w:p>
-    <w:p>
-      <w:pPr>
-        <w:spacing w:line="480" w:lineRule="auto"/>
-        <w:jc w:val="both"/>
-        <w:rPr>
-          <w:rFonts w:ascii="Georgia" w:hAnsi="Georgia"/>
-          <w:sz w:val="24"/>
-          <w:szCs w:val="24"/>
-        </w:rPr>
-      </w:pPr>
-    </w:p>
-    <w:p>
-      <w:pPr>
-        <w:spacing w:line="480" w:lineRule="auto"/>
-        <w:jc w:val="both"/>
-        <w:rPr>
-          <w:rFonts w:ascii="Georgia" w:hAnsi="Georgia"/>
-          <w:sz w:val="24"/>
-          <w:szCs w:val="24"/>
-        </w:rPr>
-      </w:pPr>
-      <w:r>
-        <w:rPr>
-          <w:rFonts w:ascii="Georgia" w:hAnsi="Georgia"/>
-          <w:sz w:val="24"/>
-          <w:szCs w:val="24"/>
-        </w:rPr>
-        <w:lastRenderedPageBreak/>
-        <w:t>You can also inspect the proxy configuration:</w:t>
-      </w:r>
-    </w:p>
-    <w:p>
-      <w:pPr>
-        <w:pBdr>
-          <w:top w:val="single" w:sz="4" w:space="1" w:color="auto"/>
-          <w:left w:val="single" w:sz="4" w:space="4" w:color="auto"/>
-          <w:bottom w:val="single" w:sz="4" w:space="1" w:color="auto"/>
-          <w:right w:val="single" w:sz="4" w:space="4" w:color="auto"/>
-        </w:pBdr>
-        <w:shd w:val="clear" w:color="auto" w:fill="F2F2F2" w:themeFill="background1" w:themeFillShade="F2"/>
-        <w:spacing w:after="240" w:line="480" w:lineRule="auto"/>
-        <w:rPr>
-          <w:rFonts w:ascii="Georgia" w:hAnsi="Georgia"/>
-          <w:sz w:val="24"/>
-          <w:szCs w:val="24"/>
-        </w:rPr>
-      </w:pPr>
-      <w:proofErr w:type="spellStart"/>
-      <w:r>
-        <w:rPr>
-          <w:rFonts w:ascii="Georgia" w:hAnsi="Georgia"/>
-          <w:sz w:val="24"/>
-          <w:szCs w:val="24"/>
-        </w:rPr>
-        <w:t>istioctl</w:t>
-      </w:r>
-      <w:proofErr w:type="spellEnd"/>
-      <w:r>
-        <w:rPr>
-          <w:rFonts w:ascii="Georgia" w:hAnsi="Georgia"/>
-          <w:sz w:val="24"/>
-          <w:szCs w:val="24"/>
-        </w:rPr>
-        <w:t xml:space="preserve"> proxy-config cluster \</w:t>
-      </w:r>
-    </w:p>
-    <w:p>
-      <w:pPr>
-        <w:pBdr>
-          <w:top w:val="single" w:sz="4" w:space="1" w:color="auto"/>
-          <w:left w:val="single" w:sz="4" w:space="4" w:color="auto"/>
-          <w:bottom w:val="single" w:sz="4" w:space="1" w:color="auto"/>
-          <w:right w:val="single" w:sz="4" w:space="4" w:color="auto"/>
-        </w:pBdr>
-        <w:shd w:val="clear" w:color="auto" w:fill="F2F2F2" w:themeFill="background1" w:themeFillShade="F2"/>
-        <w:spacing w:after="240" w:line="480" w:lineRule="auto"/>
-        <w:rPr>
-          <w:rFonts w:ascii="Georgia" w:hAnsi="Georgia"/>
-          <w:sz w:val="24"/>
-          <w:szCs w:val="24"/>
-        </w:rPr>
-      </w:pPr>
-      <w:r>
-        <w:rPr>
-          <w:rFonts w:ascii="Georgia" w:hAnsi="Georgia"/>
-          <w:sz w:val="24"/>
-          <w:szCs w:val="24"/>
-        </w:rPr>
-        <w:t>$(</w:t>
-      </w:r>
-      <w:proofErr w:type="spellStart"/>
-      <w:r>
-        <w:rPr>
-          <w:rFonts w:ascii="Georgia" w:hAnsi="Georgia"/>
-          <w:sz w:val="24"/>
-          <w:szCs w:val="24"/>
-        </w:rPr>
-        <w:t>kubectl</w:t>
-      </w:r>
-      <w:proofErr w:type="spellEnd"/>
-      <w:r>
-        <w:rPr>
-          <w:rFonts w:ascii="Georgia" w:hAnsi="Georgia"/>
-          <w:sz w:val="24"/>
-          <w:szCs w:val="24"/>
-        </w:rPr>
-        <w:t xml:space="preserve"> get pod -n </w:t>
-      </w:r>
-      <w:proofErr w:type="spellStart"/>
-      <w:r>
-        <w:rPr>
-          <w:rFonts w:ascii="Georgia" w:hAnsi="Georgia"/>
-          <w:sz w:val="24"/>
-          <w:szCs w:val="24"/>
-        </w:rPr>
-        <w:t>mtls</w:t>
-      </w:r>
-      <w:proofErr w:type="spellEnd"/>
-      <w:r>
-        <w:rPr>
-          <w:rFonts w:ascii="Georgia" w:hAnsi="Georgia"/>
-          <w:sz w:val="24"/>
-          <w:szCs w:val="24"/>
-        </w:rPr>
-        <w:t xml:space="preserve">-demo -l app=service-a -o </w:t>
-      </w:r>
-      <w:proofErr w:type="spellStart"/>
-      <w:r>
-        <w:rPr>
-          <w:rFonts w:ascii="Georgia" w:hAnsi="Georgia"/>
-          <w:sz w:val="24"/>
-          <w:szCs w:val="24"/>
-        </w:rPr>
-        <w:t>jsonpath</w:t>
-      </w:r>
-      <w:proofErr w:type="spellEnd"/>
-      <w:r>
-        <w:rPr>
-          <w:rFonts w:ascii="Georgia" w:hAnsi="Georgia"/>
-          <w:sz w:val="24"/>
-          <w:szCs w:val="24"/>
-        </w:rPr>
-        <w:t>='</w:t>
-      </w:r>
-      <w:proofErr w:type="gramStart"/>
-      <w:r>
-        <w:rPr>
-          <w:rFonts w:ascii="Georgia" w:hAnsi="Georgia"/>
-          <w:sz w:val="24"/>
-          <w:szCs w:val="24"/>
-        </w:rPr>
-        <w:t>{.items</w:t>
-      </w:r>
-      <w:proofErr w:type="gramEnd"/>
-      <w:r>
-        <w:rPr>
-          <w:rFonts w:ascii="Georgia" w:hAnsi="Georgia"/>
-          <w:sz w:val="24"/>
-          <w:szCs w:val="24"/>
-        </w:rPr>
-        <w:t>[0</w:t>
-      </w:r>
-      <w:proofErr w:type="gramStart"/>
-      <w:r>
-        <w:rPr>
-          <w:rFonts w:ascii="Georgia" w:hAnsi="Georgia"/>
-          <w:sz w:val="24"/>
-          <w:szCs w:val="24"/>
-        </w:rPr>
-        <w:t>].metadata.name</w:t>
-      </w:r>
-      <w:proofErr w:type="gramEnd"/>
-      <w:r>
-        <w:rPr>
-          <w:rFonts w:ascii="Georgia" w:hAnsi="Georgia"/>
-          <w:sz w:val="24"/>
-          <w:szCs w:val="24"/>
-        </w:rPr>
-        <w:t>}') \</w:t>
-      </w:r>
-    </w:p>
-    <w:p>
-      <w:pPr>
-        <w:pBdr>
-          <w:top w:val="single" w:sz="4" w:space="1" w:color="auto"/>
-          <w:left w:val="single" w:sz="4" w:space="4" w:color="auto"/>
-          <w:bottom w:val="single" w:sz="4" w:space="1" w:color="auto"/>
-          <w:right w:val="single" w:sz="4" w:space="4" w:color="auto"/>
-        </w:pBdr>
-        <w:shd w:val="clear" w:color="auto" w:fill="F2F2F2" w:themeFill="background1" w:themeFillShade="F2"/>
-        <w:spacing w:after="240" w:line="480" w:lineRule="auto"/>
-        <w:rPr>
-          <w:rFonts w:ascii="Georgia" w:hAnsi="Georgia"/>
-          <w:sz w:val="24"/>
-          <w:szCs w:val="24"/>
-        </w:rPr>
-      </w:pPr>
-      <w:r>
-        <w:rPr>
-          <w:rFonts w:ascii="Georgia" w:hAnsi="Georgia"/>
-          <w:sz w:val="24"/>
-          <w:szCs w:val="24"/>
-        </w:rPr>
-        <w:t xml:space="preserve">-n </w:t>
-      </w:r>
-      <w:proofErr w:type="spellStart"/>
-      <w:r>
-        <w:rPr>
-          <w:rFonts w:ascii="Georgia" w:hAnsi="Georgia"/>
-          <w:sz w:val="24"/>
-          <w:szCs w:val="24"/>
-        </w:rPr>
-        <w:t>mtls</w:t>
-      </w:r>
-      <w:proofErr w:type="spellEnd"/>
-      <w:r>
-        <w:rPr>
-          <w:rFonts w:ascii="Georgia" w:hAnsi="Georgia"/>
-          <w:sz w:val="24"/>
-          <w:szCs w:val="24"/>
-        </w:rPr>
-        <w:t>-demo</w:t>
-      </w:r>
-    </w:p>
-    <w:p>
-      <w:pPr>
-        <w:spacing w:line="480" w:lineRule="auto"/>
-        <w:jc w:val="both"/>
-        <w:rPr>
-          <w:rFonts w:ascii="Georgia" w:hAnsi="Georgia"/>
-          <w:sz w:val="24"/>
-          <w:szCs w:val="24"/>
-        </w:rPr>
-      </w:pPr>
-      <w:r>
-        <w:rPr>
-          <w:rFonts w:ascii="Georgia" w:hAnsi="Georgia"/>
-          <w:sz w:val="24"/>
-          <w:szCs w:val="24"/>
-        </w:rPr>
-        <w:pict w14:anchorId="163C05E0">
-          <v:rect id="_x0000_i1247" style="width:0;height:1.5pt" o:hralign="center" o:hrstd="t" o:hr="t" fillcolor="#a0a0a0" stroked="f"/>
-        </w:pict>
-      </w:r>
-    </w:p>
-    <w:p>
-      <w:pPr>
-        <w:spacing w:line="480" w:lineRule="auto"/>
-        <w:jc w:val="both"/>
-        <w:rPr>
-          <w:rFonts w:ascii="Georgia" w:hAnsi="Georgia"/>
-          <w:b/>
-          <w:bCs/>
-          <w:sz w:val="24"/>
-          <w:szCs w:val="24"/>
-        </w:rPr>
-      </w:pPr>
-      <w:r>
-        <w:rPr>
-          <w:rFonts w:ascii="Georgia" w:hAnsi="Georgia"/>
-          <w:b/>
-          <w:bCs/>
-          <w:sz w:val="24"/>
-          <w:szCs w:val="24"/>
-        </w:rPr>
-        <w:t>Step 8: Check Istio Proxies</w:t>
-      </w:r>
-    </w:p>
-    <w:p>
-      <w:pPr>
-        <w:spacing w:line="480" w:lineRule="auto"/>
-        <w:jc w:val="both"/>
-        <w:rPr>
-          <w:rFonts w:ascii="Georgia" w:hAnsi="Georgia"/>
-          <w:sz w:val="24"/>
-          <w:szCs w:val="24"/>
-        </w:rPr>
-      </w:pPr>
-      <w:r>
-        <w:rPr>
-          <w:rFonts w:ascii="Georgia" w:hAnsi="Georgia"/>
-          <w:sz w:val="24"/>
-          <w:szCs w:val="24"/>
-        </w:rPr>
-        <w:t>Run:</w:t>
-      </w:r>
-    </w:p>
-    <w:p>
-      <w:pPr>
-        <w:pBdr>
-          <w:top w:val="single" w:sz="4" w:space="1" w:color="auto"/>
-          <w:left w:val="single" w:sz="4" w:space="4" w:color="auto"/>
-          <w:bottom w:val="single" w:sz="4" w:space="1" w:color="auto"/>
-          <w:right w:val="single" w:sz="4" w:space="4" w:color="auto"/>
-        </w:pBdr>
-        <w:shd w:val="clear" w:color="auto" w:fill="F2F2F2" w:themeFill="background1" w:themeFillShade="F2"/>
-        <w:spacing w:line="480" w:lineRule="auto"/>
-        <w:jc w:val="both"/>
-        <w:rPr>
-          <w:rFonts w:ascii="Georgia" w:hAnsi="Georgia"/>
-          <w:sz w:val="24"/>
-          <w:szCs w:val="24"/>
-        </w:rPr>
-      </w:pPr>
-      <w:proofErr w:type="spellStart"/>
-      <w:r>
-        <w:rPr>
-          <w:rFonts w:ascii="Georgia" w:hAnsi="Georgia"/>
-          <w:sz w:val="24"/>
-          <w:szCs w:val="24"/>
-        </w:rPr>
-        <w:t>istioctl</w:t>
-      </w:r>
-      <w:proofErr w:type="spellEnd"/>
-      <w:r>
-        <w:rPr>
-          <w:rFonts w:ascii="Georgia" w:hAnsi="Georgia"/>
-          <w:sz w:val="24"/>
-          <w:szCs w:val="24"/>
-        </w:rPr>
-        <w:t xml:space="preserve"> proxy-status</w:t>
-      </w:r>
-    </w:p>
-    <w:p>
-      <w:pPr>
-        <w:spacing w:line="480" w:lineRule="auto"/>
-        <w:jc w:val="both"/>
-        <w:rPr>
-          <w:rFonts w:ascii="Georgia" w:hAnsi="Georgia"/>
-          <w:sz w:val="24"/>
-          <w:szCs w:val="24"/>
-        </w:rPr>
-      </w:pPr>
-      <w:r>
-        <w:rPr>
-          <w:rFonts w:ascii="Georgia" w:hAnsi="Georgia"/>
-          <w:sz w:val="24"/>
-          <w:szCs w:val="24"/>
-        </w:rPr>
-        <w:t>You should see the Envoy proxies associated with your application pods.</w:t>
-      </w:r>
-    </w:p>
-    <w:p>
-      <w:pPr>
-        <w:spacing w:line="480" w:lineRule="auto"/>
-        <w:jc w:val="both"/>
-        <w:rPr>
-          <w:rFonts w:ascii="Georgia" w:hAnsi="Georgia"/>
-          <w:sz w:val="24"/>
-          <w:szCs w:val="24"/>
-        </w:rPr>
-      </w:pPr>
-      <w:r>
-        <w:rPr>
-          <w:rFonts w:ascii="Georgia" w:hAnsi="Georgia"/>
-          <w:sz w:val="24"/>
-          <w:szCs w:val="24"/>
-        </w:rPr>
-        <w:t>Example:</w:t>
-      </w:r>
-    </w:p>
-    <w:p>
-      <w:pPr>
-        <w:spacing w:line="480" w:lineRule="auto"/>
-        <w:jc w:val="both"/>
-        <w:rPr>
-          <w:rFonts w:ascii="Georgia" w:hAnsi="Georgia"/>
-          <w:sz w:val="24"/>
-          <w:szCs w:val="24"/>
-        </w:rPr>
-      </w:pPr>
-      <w:r>
-        <w:rPr>
-          <w:rFonts w:ascii="Georgia" w:hAnsi="Georgia"/>
-          <w:sz w:val="24"/>
-          <w:szCs w:val="24"/>
-        </w:rPr>
-        <w:t>NAME                                      CDS   LDS   EDS   RDS   ECDS   ISTIOD</w:t>
-      </w:r>
-    </w:p>
-    <w:p>
-      <w:pPr>
-        <w:spacing w:line="480" w:lineRule="auto"/>
-        <w:jc w:val="both"/>
-        <w:rPr>
-          <w:rFonts w:ascii="Georgia" w:hAnsi="Georgia"/>
-          <w:sz w:val="24"/>
-          <w:szCs w:val="24"/>
-        </w:rPr>
-      </w:pPr>
-      <w:r>
-        <w:rPr>
-          <w:rFonts w:ascii="Georgia" w:hAnsi="Georgia"/>
-          <w:sz w:val="24"/>
-          <w:szCs w:val="24"/>
-        </w:rPr>
-        <w:t>service-a-</w:t>
+      <w:r>
+        <w:rPr>
+          <w:rFonts w:ascii="Georgia" w:hAnsi="Georgia"/>
+          <w:sz w:val="24"/>
+          <w:szCs w:val="24"/>
+        </w:rPr>
+        <w:t xml:space="preserve">  </w:t>
       </w:r>
       <w:proofErr w:type="spellStart"/>
       <w:proofErr w:type="gramStart"/>
@@ -4887,7 +5174,25 @@
           <w:sz w:val="24"/>
           <w:szCs w:val="24"/>
         </w:rPr>
-        <w:t>xxxxx.mtls</w:t>
+        <w:t>SYNC</w:t>
+      </w:r>
+      <w:proofErr w:type="spellEnd"/>
+      <w:r>
+        <w:rPr>
+          <w:rFonts w:ascii="Georgia" w:hAnsi="Georgia"/>
+          <w:sz w:val="24"/>
+          <w:szCs w:val="24"/>
+        </w:rPr>
+        <w:t xml:space="preserve">  </w:t>
+      </w:r>
+      <w:proofErr w:type="spellStart"/>
+      <w:r>
+        <w:rPr>
+          <w:rFonts w:ascii="Georgia" w:hAnsi="Georgia"/>
+          <w:sz w:val="24"/>
+          <w:szCs w:val="24"/>
+        </w:rPr>
+        <w:t>SYNC</w:t>
       </w:r>
       <w:proofErr w:type="spellEnd"/>
       <w:proofErr w:type="gramEnd"/>
@@ -4897,8 +5202,35 @@
           <w:sz w:val="24"/>
           <w:szCs w:val="24"/>
         </w:rPr>
-        <w:t xml:space="preserve">-demo                </w:t>
-      </w:r>
+        <w:t xml:space="preserve">  -      SYNC</w:t>
+      </w:r>
+    </w:p>
+    <w:p>
+      <w:pPr>
+        <w:pBdr>
+          <w:top w:val="single" w:sz="4" w:space="1" w:color="auto"/>
+          <w:left w:val="single" w:sz="4" w:space="4" w:color="auto"/>
+          <w:bottom w:val="single" w:sz="4" w:space="1" w:color="auto"/>
+          <w:right w:val="single" w:sz="4" w:space="4" w:color="auto"/>
+        </w:pBdr>
+        <w:shd w:val="clear" w:color="auto" w:fill="F2F2F2" w:themeFill="background1" w:themeFillShade="F2"/>
+        <w:spacing w:line="480" w:lineRule="auto"/>
+        <w:jc w:val="both"/>
+        <w:rPr>
+          <w:rFonts w:ascii="Georgia" w:hAnsi="Georgia"/>
+          <w:sz w:val="24"/>
+          <w:szCs w:val="24"/>
+        </w:rPr>
+      </w:pPr>
+      <w:r>
+        <w:rPr>
+          <w:rFonts w:ascii="Georgia" w:hAnsi="Georgia"/>
+          <w:sz w:val="24"/>
+          <w:szCs w:val="24"/>
+        </w:rPr>
+        <w:t>service-b-</w:t>
+      </w:r>
+      <w:proofErr w:type="spellStart"/>
       <w:proofErr w:type="gramStart"/>
       <w:r>
         <w:rPr>
@@ -4906,16 +5238,7 @@
           <w:sz w:val="24"/>
           <w:szCs w:val="24"/>
         </w:rPr>
-        <w:t xml:space="preserve">SYNC  </w:t>
-      </w:r>
-      <w:proofErr w:type="spellStart"/>
-      <w:r>
-        <w:rPr>
-          <w:rFonts w:ascii="Georgia" w:hAnsi="Georgia"/>
-          <w:sz w:val="24"/>
-          <w:szCs w:val="24"/>
-        </w:rPr>
-        <w:t>SYNC</w:t>
+        <w:t>xxxxx.mtls</w:t>
       </w:r>
       <w:proofErr w:type="spellEnd"/>
       <w:proofErr w:type="gramEnd"/>
@@ -4925,6 +5248,34 @@
           <w:sz w:val="24"/>
           <w:szCs w:val="24"/>
         </w:rPr>
+        <w:t xml:space="preserve">-demo                </w:t>
+      </w:r>
+      <w:proofErr w:type="gramStart"/>
+      <w:r>
+        <w:rPr>
+          <w:rFonts w:ascii="Georgia" w:hAnsi="Georgia"/>
+          <w:sz w:val="24"/>
+          <w:szCs w:val="24"/>
+        </w:rPr>
+        <w:t xml:space="preserve">SYNC  </w:t>
+      </w:r>
+      <w:proofErr w:type="spellStart"/>
+      <w:r>
+        <w:rPr>
+          <w:rFonts w:ascii="Georgia" w:hAnsi="Georgia"/>
+          <w:sz w:val="24"/>
+          <w:szCs w:val="24"/>
+        </w:rPr>
+        <w:t>SYNC</w:t>
+      </w:r>
+      <w:proofErr w:type="spellEnd"/>
+      <w:proofErr w:type="gramEnd"/>
+      <w:r>
+        <w:rPr>
+          <w:rFonts w:ascii="Georgia" w:hAnsi="Georgia"/>
+          <w:sz w:val="24"/>
+          <w:szCs w:val="24"/>
+        </w:rPr>
         <w:t xml:space="preserve">  </w:t>
       </w:r>
       <w:proofErr w:type="spellStart"/>
@@ -4982,113 +5333,8 @@
           <w:sz w:val="24"/>
           <w:szCs w:val="24"/>
         </w:rPr>
-        <w:t>service-b-</w:t>
-      </w:r>
-      <w:proofErr w:type="spellStart"/>
-      <w:proofErr w:type="gramStart"/>
-      <w:r>
-        <w:rPr>
-          <w:rFonts w:ascii="Georgia" w:hAnsi="Georgia"/>
-          <w:sz w:val="24"/>
-          <w:szCs w:val="24"/>
-        </w:rPr>
-        <w:t>xxxxx.mtls</w:t>
-      </w:r>
-      <w:proofErr w:type="spellEnd"/>
-      <w:proofErr w:type="gramEnd"/>
-      <w:r>
-        <w:rPr>
-          <w:rFonts w:ascii="Georgia" w:hAnsi="Georgia"/>
-          <w:sz w:val="24"/>
-          <w:szCs w:val="24"/>
-        </w:rPr>
-        <w:t xml:space="preserve">-demo                </w:t>
-      </w:r>
-      <w:proofErr w:type="gramStart"/>
-      <w:r>
-        <w:rPr>
-          <w:rFonts w:ascii="Georgia" w:hAnsi="Georgia"/>
-          <w:sz w:val="24"/>
-          <w:szCs w:val="24"/>
-        </w:rPr>
-        <w:t xml:space="preserve">SYNC  </w:t>
-      </w:r>
-      <w:proofErr w:type="spellStart"/>
-      <w:r>
-        <w:rPr>
-          <w:rFonts w:ascii="Georgia" w:hAnsi="Georgia"/>
-          <w:sz w:val="24"/>
-          <w:szCs w:val="24"/>
-        </w:rPr>
-        <w:t>SYNC</w:t>
-      </w:r>
-      <w:proofErr w:type="spellEnd"/>
-      <w:proofErr w:type="gramEnd"/>
-      <w:r>
-        <w:rPr>
-          <w:rFonts w:ascii="Georgia" w:hAnsi="Georgia"/>
-          <w:sz w:val="24"/>
-          <w:szCs w:val="24"/>
-        </w:rPr>
-        <w:t xml:space="preserve">  </w:t>
-      </w:r>
-      <w:proofErr w:type="spellStart"/>
-      <w:proofErr w:type="gramStart"/>
-      <w:r>
-        <w:rPr>
-          <w:rFonts w:ascii="Georgia" w:hAnsi="Georgia"/>
-          <w:sz w:val="24"/>
-          <w:szCs w:val="24"/>
-        </w:rPr>
-        <w:t>SYNC</w:t>
-      </w:r>
-      <w:proofErr w:type="spellEnd"/>
-      <w:r>
-        <w:rPr>
-          <w:rFonts w:ascii="Georgia" w:hAnsi="Georgia"/>
-          <w:sz w:val="24"/>
-          <w:szCs w:val="24"/>
-        </w:rPr>
-        <w:t xml:space="preserve">  </w:t>
-      </w:r>
-      <w:proofErr w:type="spellStart"/>
-      <w:r>
-        <w:rPr>
-          <w:rFonts w:ascii="Georgia" w:hAnsi="Georgia"/>
-          <w:sz w:val="24"/>
-          <w:szCs w:val="24"/>
-        </w:rPr>
-        <w:t>SYNC</w:t>
-      </w:r>
-      <w:proofErr w:type="spellEnd"/>
-      <w:proofErr w:type="gramEnd"/>
-      <w:r>
-        <w:rPr>
-          <w:rFonts w:ascii="Georgia" w:hAnsi="Georgia"/>
-          <w:sz w:val="24"/>
-          <w:szCs w:val="24"/>
-        </w:rPr>
-        <w:t xml:space="preserve">  -      SYNC</w:t>
-      </w:r>
-    </w:p>
-    <w:p>
-      <w:pPr>
-        <w:spacing w:line="480" w:lineRule="auto"/>
-        <w:jc w:val="both"/>
-        <w:rPr>
-          <w:rFonts w:ascii="Georgia" w:hAnsi="Georgia"/>
-          <w:sz w:val="24"/>
-          <w:szCs w:val="24"/>
-        </w:rPr>
-      </w:pPr>
-      <w:r>
-        <w:rPr>
-          <w:rFonts w:ascii="Georgia" w:hAnsi="Georgia"/>
-          <w:sz w:val="24"/>
-          <w:szCs w:val="24"/>
-        </w:rPr>
         <w:pict w14:anchorId="17BA2DAE">
-          <v:rect id="_x0000_i1248" style="width:0;height:1.5pt" o:hralign="center" o:hrstd="t" o:hr="t" fillcolor="#a0a0a0" stroked="f"/>
+          <v:rect id="_x0000_i1033" style="width:0;height:1.5pt" o:hralign="center" o:hrstd="t" o:hr="t" fillcolor="#a0a0a0" stroked="f"/>
         </w:pict>
       </w:r>
     </w:p>
@@ -5286,6 +5532,7 @@
           <w:sz w:val="24"/>
           <w:szCs w:val="24"/>
         </w:rPr>
+        <w:lastRenderedPageBreak/>
         <w:t xml:space="preserve">Tested service-to-service communication. </w:t>
       </w:r>
     </w:p>
@@ -5309,7 +5556,6 @@
           <w:sz w:val="24"/>
           <w:szCs w:val="24"/>
         </w:rPr>
-        <w:lastRenderedPageBreak/>
         <w:t xml:space="preserve">Verified that Istio Envoy proxies are managing </w:t>
       </w:r>
       <w:proofErr w:type="gramStart"/>
@@ -5956,6 +6202,11 @@
 
 <file path=word/numbering.xml><?xml version="1.0" encoding="utf-8"?>
 <w:numbering xmlns:wpc="http://schemas.microsoft.com/office/word/2010/wordprocessingCanvas" xmlns:cx="http://schemas.microsoft.com/office/drawing/2014/chartex" xmlns:cx1="http://schemas.microsoft.com/office/drawing/2015/9/8/chartex" xmlns:cx2="http://schemas.microsoft.com/office/drawing/2015/10/21/chartex" xmlns:cx3="http://schemas.microsoft.com/office/drawing/2016/5/9/chartex" xmlns:cx4="http://schemas.microsoft.com/office/drawing/2016/5/10/chartex" xmlns:cx5="http://schemas.microsoft.com/office/drawing/2016/5/11/chartex" xmlns:cx6="http://schemas.microsoft.com/office/drawing/2016/5/12/chartex" xmlns:cx7="http://schemas.microsoft.com/office/drawing/2016/5/13/chartex" xmlns:cx8="http://schemas.microsoft.com/office/drawing/2016/5/14/chartex" xmlns:mc="http://schemas.openxmlformats.org/markup-compatibility/2006" xmlns:aink="http://schemas.microsoft.com/office/drawing/2016/ink" xmlns:am3d="http://schemas.microsoft.com/office/drawing/2017/model3d" xmlns:o="urn:schemas-microsoft-com:office:office" xmlns:oel="http://schemas.microsoft.com/office/2019/extlst" xmlns:r="http://schemas.openxmlformats.org/officeDocument/2006/relationships" xmlns:m="http://schemas.openxmlformats.org/officeDocument/2006/math" xmlns:v="urn:schemas-microsoft-com:vml" xmlns:wp14="http://schemas.microsoft.com/office/word/2010/wordprocessingDrawing" xmlns:wp="http://schemas.openxmlformats.org/drawingml/2006/wordprocessingDrawing" xmlns:w10="urn:schemas-microsoft-com:office:word" xmlns:w="http://schemas.openxmlformats.org/wordprocessingml/2006/main" xmlns:w14="http://schemas.microsoft.com/office/word/2010/wordml" xmlns:w15="http://schemas.microsoft.com/office/word/2012/wordml" xmlns:w16cex="http://schemas.microsoft.com/office/word/2018/wordml/cex" xmlns:w16cid="http://schemas.microsoft.com/office/word/2016/wordml/cid" xmlns:w16="http://schemas.microsoft.com/office/word/2018/wordml" xmlns:w16du="http://schemas.microsoft.com/office/word/2023/wordml/word16du" xmlns:w16sdtdh="http://schemas.microsoft.com/office/word/2020/wordml/sdtdatahash" xmlns:w16sdtfl="http://schemas.microsoft.com/office/word/2024/wordml/sdtformatlock" xmlns:w16se="http://schemas.microsoft.com/office/word/2015/wordml/symex" xmlns:wpg="http://schemas.microsoft.com/office/word/2010/wordprocessingGroup" xmlns:wpi="http://schemas.microsoft.com/office/word/2010/wordprocessingInk" xmlns:wne="http://schemas.microsoft.com/office/word/2006/wordml" xmlns:wps="http://schemas.microsoft.com/office/word/2010/wordprocessingShape" mc:Ignorable="w14 w15 w16se w16cid w16 w16cex w16sdtdh w16sdtfl w16du wp14">
+  <w:numPicBullet w:numPicBulletId="0">
+    <w:pict>
+      <v:rect id="_x0000_i1025" style="width:0;height:1.5pt" o:hralign="center" o:bullet="t" o:hrstd="t" o:hr="t" fillcolor="#a0a0a0" stroked="f"/>
+    </w:pict>
+  </w:numPicBullet>
   <w:abstractNum w:abstractNumId="0" w15:restartNumberingAfterBreak="0">
     <w:nsid w:val="09443845"/>
     <w:multiLevelType w:val="hybridMultilevel"/>
@@ -6219,6 +6470,147 @@
     </w:lvl>
   </w:abstractNum>
   <w:abstractNum w:abstractNumId="2" w15:restartNumberingAfterBreak="0">
+    <w:nsid w:val="212F5034"/>
+    <w:multiLevelType w:val="hybridMultilevel"/>
+    <w:tmpl w:val="5F5EF7D4"/>
+    <w:lvl w:ilvl="0" w:tplc="0F467620">
+      <w:start w:val="1"/>
+      <w:numFmt w:val="bullet"/>
+      <w:lvlText w:val=""/>
+      <w:lvlPicBulletId w:val="0"/>
+      <w:lvlJc w:val="left"/>
+      <w:pPr>
+        <w:tabs>
+          <w:tab w:val="num" w:pos="720"/>
+        </w:tabs>
+        <w:ind w:left="720" w:hanging="360"/>
+      </w:pPr>
+      <w:rPr>
+        <w:rFonts w:ascii="Symbol" w:hAnsi="Symbol" w:hint="default"/>
+      </w:rPr>
+    </w:lvl>
+    <w:lvl w:ilvl="1" w:tplc="10BC37C6" w:tentative="1">
+      <w:start w:val="1"/>
+      <w:numFmt w:val="bullet"/>
+      <w:lvlText w:val=""/>
+      <w:lvlJc w:val="left"/>
+      <w:pPr>
+        <w:tabs>
+          <w:tab w:val="num" w:pos="1440"/>
+        </w:tabs>
+        <w:ind w:left="1440" w:hanging="360"/>
+      </w:pPr>
+      <w:rPr>
+        <w:rFonts w:ascii="Symbol" w:hAnsi="Symbol" w:hint="default"/>
+      </w:rPr>
+    </w:lvl>
+    <w:lvl w:ilvl="2" w:tplc="25C8B248" w:tentative="1">
+      <w:start w:val="1"/>
+      <w:numFmt w:val="bullet"/>
+      <w:lvlText w:val=""/>
+      <w:lvlJc w:val="left"/>
+      <w:pPr>
+        <w:tabs>
+          <w:tab w:val="num" w:pos="2160"/>
+        </w:tabs>
+        <w:ind w:left="2160" w:hanging="360"/>
+      </w:pPr>
+      <w:rPr>
+        <w:rFonts w:ascii="Symbol" w:hAnsi="Symbol" w:hint="default"/>
+      </w:rPr>
+    </w:lvl>
+    <w:lvl w:ilvl="3" w:tplc="FED86A6A" w:tentative="1">
+      <w:start w:val="1"/>
+      <w:numFmt w:val="bullet"/>
+      <w:lvlText w:val=""/>
+      <w:lvlJc w:val="left"/>
+      <w:pPr>
+        <w:tabs>
+          <w:tab w:val="num" w:pos="2880"/>
+        </w:tabs>
+        <w:ind w:left="2880" w:hanging="360"/>
+      </w:pPr>
+      <w:rPr>
+        <w:rFonts w:ascii="Symbol" w:hAnsi="Symbol" w:hint="default"/>
+      </w:rPr>
+    </w:lvl>
+    <w:lvl w:ilvl="4" w:tplc="F2E03F88" w:tentative="1">
+      <w:start w:val="1"/>
+      <w:numFmt w:val="bullet"/>
+      <w:lvlText w:val=""/>
+      <w:lvlJc w:val="left"/>
+      <w:pPr>
+        <w:tabs>
+          <w:tab w:val="num" w:pos="3600"/>
+        </w:tabs>
+        <w:ind w:left="3600" w:hanging="360"/>
+      </w:pPr>
+      <w:rPr>
+        <w:rFonts w:ascii="Symbol" w:hAnsi="Symbol" w:hint="default"/>
+      </w:rPr>
+    </w:lvl>
+    <w:lvl w:ilvl="5" w:tplc="BD68F810" w:tentative="1">
+      <w:start w:val="1"/>
+      <w:numFmt w:val="bullet"/>
+      <w:lvlText w:val=""/>
+      <w:lvlJc w:val="left"/>
+      <w:pPr>
+        <w:tabs>
+          <w:tab w:val="num" w:pos="4320"/>
+        </w:tabs>
+        <w:ind w:left="4320" w:hanging="360"/>
+      </w:pPr>
+      <w:rPr>
+        <w:rFonts w:ascii="Symbol" w:hAnsi="Symbol" w:hint="default"/>
+      </w:rPr>
+    </w:lvl>
+    <w:lvl w:ilvl="6" w:tplc="2438FD00" w:tentative="1">
+      <w:start w:val="1"/>
+      <w:numFmt w:val="bullet"/>
+      <w:lvlText w:val=""/>
+      <w:lvlJc w:val="left"/>
+      <w:pPr>
+        <w:tabs>
+          <w:tab w:val="num" w:pos="5040"/>
+        </w:tabs>
+        <w:ind w:left="5040" w:hanging="360"/>
+      </w:pPr>
+      <w:rPr>
+        <w:rFonts w:ascii="Symbol" w:hAnsi="Symbol" w:hint="default"/>
+      </w:rPr>
+    </w:lvl>
+    <w:lvl w:ilvl="7" w:tplc="B1E06EDC" w:tentative="1">
+      <w:start w:val="1"/>
+      <w:numFmt w:val="bullet"/>
+      <w:lvlText w:val=""/>
+      <w:lvlJc w:val="left"/>
+      <w:pPr>
+        <w:tabs>
+          <w:tab w:val="num" w:pos="5760"/>
+        </w:tabs>
+        <w:ind w:left="5760" w:hanging="360"/>
+      </w:pPr>
+      <w:rPr>
+        <w:rFonts w:ascii="Symbol" w:hAnsi="Symbol" w:hint="default"/>
+      </w:rPr>
+    </w:lvl>
+    <w:lvl w:ilvl="8" w:tplc="583C70D2" w:tentative="1">
+      <w:start w:val="1"/>
+      <w:numFmt w:val="bullet"/>
+      <w:lvlText w:val=""/>
+      <w:lvlJc w:val="left"/>
+      <w:pPr>
+        <w:tabs>
+          <w:tab w:val="num" w:pos="6480"/>
+        </w:tabs>
+        <w:ind w:left="6480" w:hanging="360"/>
+      </w:pPr>
+      <w:rPr>
+        <w:rFonts w:ascii="Symbol" w:hAnsi="Symbol" w:hint="default"/>
+      </w:rPr>
+    </w:lvl>
+  </w:abstractNum>
+  <w:abstractNum w:abstractNumId="3" w15:restartNumberingAfterBreak="0">
     <w:nsid w:val="21E80518"/>
     <w:multiLevelType w:val="hybridMultilevel"/>
     <w:tmpl w:val="4C18BF8C"/>
@@ -6331,7 +6723,7 @@
       </w:rPr>
     </w:lvl>
   </w:abstractNum>
-  <w:abstractNum w:abstractNumId="3" w15:restartNumberingAfterBreak="0">
+  <w:abstractNum w:abstractNumId="4" w15:restartNumberingAfterBreak="0">
     <w:nsid w:val="269D060B"/>
     <w:multiLevelType w:val="multilevel"/>
     <w:tmpl w:val="10F008C0"/>
@@ -6480,7 +6872,7 @@
       </w:rPr>
     </w:lvl>
   </w:abstractNum>
-  <w:abstractNum w:abstractNumId="4" w15:restartNumberingAfterBreak="0">
+  <w:abstractNum w:abstractNumId="5" w15:restartNumberingAfterBreak="0">
     <w:nsid w:val="2DF0042A"/>
     <w:multiLevelType w:val="hybridMultilevel"/>
     <w:tmpl w:val="BBCAD3FE"/>
@@ -6593,7 +6985,7 @@
       </w:rPr>
     </w:lvl>
   </w:abstractNum>
-  <w:abstractNum w:abstractNumId="5" w15:restartNumberingAfterBreak="0">
+  <w:abstractNum w:abstractNumId="6" w15:restartNumberingAfterBreak="0">
     <w:nsid w:val="348E6443"/>
     <w:multiLevelType w:val="multilevel"/>
     <w:tmpl w:val="6B506E72"/>
@@ -6706,7 +7098,7 @@
       </w:pPr>
     </w:lvl>
   </w:abstractNum>
-  <w:abstractNum w:abstractNumId="6" w15:restartNumberingAfterBreak="0">
+  <w:abstractNum w:abstractNumId="7" w15:restartNumberingAfterBreak="0">
     <w:nsid w:val="382F30C4"/>
     <w:multiLevelType w:val="hybridMultilevel"/>
     <w:tmpl w:val="F4284002"/>
@@ -6819,7 +7211,7 @@
       </w:rPr>
     </w:lvl>
   </w:abstractNum>
-  <w:abstractNum w:abstractNumId="7" w15:restartNumberingAfterBreak="0">
+  <w:abstractNum w:abstractNumId="8" w15:restartNumberingAfterBreak="0">
     <w:nsid w:val="524C6D8F"/>
     <w:multiLevelType w:val="hybridMultilevel"/>
     <w:tmpl w:val="A7726982"/>
@@ -6932,7 +7324,7 @@
       </w:rPr>
     </w:lvl>
   </w:abstractNum>
-  <w:abstractNum w:abstractNumId="8" w15:restartNumberingAfterBreak="0">
+  <w:abstractNum w:abstractNumId="9" w15:restartNumberingAfterBreak="0">
     <w:nsid w:val="560833C7"/>
     <w:multiLevelType w:val="hybridMultilevel"/>
     <w:tmpl w:val="1D0CB2DE"/>
@@ -7045,7 +7437,7 @@
       </w:rPr>
     </w:lvl>
   </w:abstractNum>
-  <w:abstractNum w:abstractNumId="9" w15:restartNumberingAfterBreak="0">
+  <w:abstractNum w:abstractNumId="10" w15:restartNumberingAfterBreak="0">
     <w:nsid w:val="5A332110"/>
     <w:multiLevelType w:val="hybridMultilevel"/>
     <w:tmpl w:val="28967466"/>
@@ -7158,7 +7550,7 @@
       </w:rPr>
     </w:lvl>
   </w:abstractNum>
-  <w:abstractNum w:abstractNumId="10" w15:restartNumberingAfterBreak="0">
+  <w:abstractNum w:abstractNumId="11" w15:restartNumberingAfterBreak="0">
     <w:nsid w:val="65B651FF"/>
     <w:multiLevelType w:val="multilevel"/>
     <w:tmpl w:val="B8FE588A"/>
@@ -7307,7 +7699,7 @@
       </w:rPr>
     </w:lvl>
   </w:abstractNum>
-  <w:abstractNum w:abstractNumId="11" w15:restartNumberingAfterBreak="0">
+  <w:abstractNum w:abstractNumId="12" w15:restartNumberingAfterBreak="0">
     <w:nsid w:val="6CB700B1"/>
     <w:multiLevelType w:val="multilevel"/>
     <w:tmpl w:val="71401FF6"/>
@@ -7456,7 +7848,7 @@
       </w:rPr>
     </w:lvl>
   </w:abstractNum>
-  <w:abstractNum w:abstractNumId="12" w15:restartNumberingAfterBreak="0">
+  <w:abstractNum w:abstractNumId="13" w15:restartNumberingAfterBreak="0">
     <w:nsid w:val="6D505978"/>
     <w:multiLevelType w:val="hybridMultilevel"/>
     <w:tmpl w:val="48404702"/>
@@ -7569,7 +7961,7 @@
       </w:rPr>
     </w:lvl>
   </w:abstractNum>
-  <w:abstractNum w:abstractNumId="13" w15:restartNumberingAfterBreak="0">
+  <w:abstractNum w:abstractNumId="14" w15:restartNumberingAfterBreak="0">
     <w:nsid w:val="7022204A"/>
     <w:multiLevelType w:val="hybridMultilevel"/>
     <w:tmpl w:val="DBF4D354"/>
@@ -7682,7 +8074,7 @@
       </w:rPr>
     </w:lvl>
   </w:abstractNum>
-  <w:abstractNum w:abstractNumId="14" w15:restartNumberingAfterBreak="0">
+  <w:abstractNum w:abstractNumId="15" w15:restartNumberingAfterBreak="0">
     <w:nsid w:val="76EE56DD"/>
     <w:multiLevelType w:val="multilevel"/>
     <w:tmpl w:val="605AE8D2"/>
@@ -7796,49 +8188,52 @@
     </w:lvl>
   </w:abstractNum>
   <w:num w:numId="1" w16cid:durableId="730693180">
-    <w:abstractNumId w:val="2"/>
+    <w:abstractNumId w:val="3"/>
   </w:num>
   <w:num w:numId="2" w16cid:durableId="1794446732">
+    <w:abstractNumId w:val="10"/>
+  </w:num>
+  <w:num w:numId="3" w16cid:durableId="1094980813">
+    <w:abstractNumId w:val="7"/>
+  </w:num>
+  <w:num w:numId="4" w16cid:durableId="227502285">
+    <w:abstractNumId w:val="8"/>
+  </w:num>
+  <w:num w:numId="5" w16cid:durableId="1815020942">
     <w:abstractNumId w:val="9"/>
   </w:num>
-  <w:num w:numId="3" w16cid:durableId="1094980813">
-    <w:abstractNumId w:val="6"/>
-  </w:num>
-  <w:num w:numId="4" w16cid:durableId="227502285">
-    <w:abstractNumId w:val="7"/>
-  </w:num>
-  <w:num w:numId="5" w16cid:durableId="1815020942">
-    <w:abstractNumId w:val="8"/>
-  </w:num>
   <w:num w:numId="6" w16cid:durableId="156187757">
-    <w:abstractNumId w:val="12"/>
+    <w:abstractNumId w:val="13"/>
   </w:num>
   <w:num w:numId="7" w16cid:durableId="1632131578">
     <w:abstractNumId w:val="0"/>
   </w:num>
   <w:num w:numId="8" w16cid:durableId="65420596">
-    <w:abstractNumId w:val="4"/>
+    <w:abstractNumId w:val="5"/>
   </w:num>
   <w:num w:numId="9" w16cid:durableId="545679436">
-    <w:abstractNumId w:val="13"/>
+    <w:abstractNumId w:val="14"/>
   </w:num>
   <w:num w:numId="10" w16cid:durableId="1226836941">
     <w:abstractNumId w:val="1"/>
   </w:num>
   <w:num w:numId="11" w16cid:durableId="413745126">
-    <w:abstractNumId w:val="10"/>
+    <w:abstractNumId w:val="11"/>
   </w:num>
   <w:num w:numId="12" w16cid:durableId="215972266">
-    <w:abstractNumId w:val="3"/>
+    <w:abstractNumId w:val="4"/>
   </w:num>
   <w:num w:numId="13" w16cid:durableId="704405089">
-    <w:abstractNumId w:val="14"/>
+    <w:abstractNumId w:val="15"/>
   </w:num>
   <w:num w:numId="14" w16cid:durableId="929238347">
-    <w:abstractNumId w:val="11"/>
+    <w:abstractNumId w:val="12"/>
   </w:num>
   <w:num w:numId="15" w16cid:durableId="1036197259">
-    <w:abstractNumId w:val="5"/>
+    <w:abstractNumId w:val="6"/>
+  </w:num>
+  <w:num w:numId="16" w16cid:durableId="1667434007">
+    <w:abstractNumId w:val="2"/>
   </w:num>
   <w:numIdMacAtCleanup w:val="3"/>
 </w:numbering>
@@ -8359,6 +8754,7 @@
   <w:style w:type="character" w:default="1" w:styleId="DefaultParagraphFont">
     <w:name w:val="Default Paragraph Font"/>
     <w:uiPriority w:val="1"/>
+    <w:semiHidden/>
     <w:unhideWhenUsed/>
   </w:style>
   <w:style w:type="table" w:default="1" w:styleId="TableNormal">
